--- a/lesson-34.docx
+++ b/lesson-34.docx
@@ -5,9 +5,15 @@
     <w:p>
       <w:pPr>
         <w:pStyle w:val="Heading2"/>
+        <w:rPr>
+          <w:lang w:val="ru-RU"/>
+        </w:rPr>
       </w:pPr>
       <w:r>
-        <w:t>TODO</w:t>
+        <w:rPr>
+          <w:lang w:val="ru-RU"/>
+        </w:rPr>
+        <w:t>Конспект пока не готов</w:t>
       </w:r>
     </w:p>
     <w:sectPr>

--- a/lesson-34.docx
+++ b/lesson-34.docx
@@ -4,16 +4,2972 @@
   <w:body>
     <w:p>
       <w:pPr>
+        <w:pStyle w:val="Quote"/>
+        <w:rPr>
+          <w:rFonts w:ascii="Times New Roman" w:hAnsi="Times New Roman" w:cs="Times New Roman"/>
+          <w:lang w:val="ru-RU"/>
+        </w:rPr>
+      </w:pPr>
+      <w:r>
+        <w:rPr>
+          <w:rFonts w:ascii="Times New Roman" w:hAnsi="Times New Roman" w:cs="Times New Roman"/>
+          <w:lang w:val="ru-RU"/>
+        </w:rPr>
+        <w:t>Был в России один министр —</w:t>
+      </w:r>
+      <w:r>
+        <w:rPr>
+          <w:rFonts w:ascii="Times New Roman" w:hAnsi="Times New Roman" w:cs="Times New Roman"/>
+          <w:lang w:val="ru-RU"/>
+        </w:rPr>
+        <w:t xml:space="preserve"> Алексей</w:t>
+      </w:r>
+      <w:r>
+        <w:rPr>
+          <w:rFonts w:ascii="Times New Roman" w:hAnsi="Times New Roman" w:cs="Times New Roman"/>
+          <w:lang w:val="ru-RU"/>
+        </w:rPr>
+        <w:t xml:space="preserve"> Улюкаев. </w:t>
+      </w:r>
+      <w:r>
+        <w:rPr>
+          <w:rFonts w:ascii="Times New Roman" w:hAnsi="Times New Roman" w:cs="Times New Roman"/>
+          <w:lang w:val="ru-RU"/>
+        </w:rPr>
+        <w:t xml:space="preserve">В своей </w:t>
+      </w:r>
+      <w:r>
+        <w:rPr>
+          <w:rFonts w:ascii="Times New Roman" w:hAnsi="Times New Roman" w:cs="Times New Roman"/>
+          <w:lang w:val="ru-RU"/>
+        </w:rPr>
+        <w:t>карьер</w:t>
+      </w:r>
+      <w:r>
+        <w:rPr>
+          <w:rFonts w:ascii="Times New Roman" w:hAnsi="Times New Roman" w:cs="Times New Roman"/>
+          <w:lang w:val="ru-RU"/>
+        </w:rPr>
+        <w:t xml:space="preserve">е </w:t>
+      </w:r>
+      <w:r>
+        <w:rPr>
+          <w:rFonts w:ascii="Times New Roman" w:hAnsi="Times New Roman" w:cs="Times New Roman"/>
+          <w:lang w:val="ru-RU"/>
+        </w:rPr>
+        <w:t xml:space="preserve">он </w:t>
+      </w:r>
+      <w:r>
+        <w:rPr>
+          <w:rFonts w:ascii="Times New Roman" w:hAnsi="Times New Roman" w:cs="Times New Roman"/>
+          <w:lang w:val="ru-RU"/>
+        </w:rPr>
+        <w:t xml:space="preserve">успел </w:t>
+      </w:r>
+      <w:r>
+        <w:rPr>
+          <w:rFonts w:ascii="Times New Roman" w:hAnsi="Times New Roman" w:cs="Times New Roman"/>
+          <w:lang w:val="ru-RU"/>
+        </w:rPr>
+        <w:t>за</w:t>
+      </w:r>
+      <w:r>
+        <w:rPr>
+          <w:rFonts w:ascii="Times New Roman" w:hAnsi="Times New Roman" w:cs="Times New Roman"/>
+          <w:lang w:val="ru-RU"/>
+        </w:rPr>
+        <w:t xml:space="preserve">няться </w:t>
+      </w:r>
+      <w:r>
+        <w:rPr>
+          <w:rFonts w:ascii="Times New Roman" w:hAnsi="Times New Roman" w:cs="Times New Roman"/>
+          <w:lang w:val="ru-RU"/>
+        </w:rPr>
+        <w:t xml:space="preserve">очень </w:t>
+      </w:r>
+      <w:r>
+        <w:rPr>
+          <w:rFonts w:ascii="Times New Roman" w:hAnsi="Times New Roman" w:cs="Times New Roman"/>
+          <w:lang w:val="ru-RU"/>
+        </w:rPr>
+        <w:t>необычным</w:t>
+      </w:r>
+      <w:r>
+        <w:rPr>
+          <w:rFonts w:ascii="Times New Roman" w:hAnsi="Times New Roman" w:cs="Times New Roman"/>
+          <w:lang w:val="ru-RU"/>
+        </w:rPr>
+        <w:t xml:space="preserve"> делом — искал дно у экономики. </w:t>
+      </w:r>
+      <w:r>
+        <w:rPr>
+          <w:rFonts w:ascii="Times New Roman" w:hAnsi="Times New Roman" w:cs="Times New Roman"/>
+          <w:lang w:val="ru-RU"/>
+        </w:rPr>
+        <w:t>Но в</w:t>
+      </w:r>
+      <w:r>
+        <w:rPr>
+          <w:rFonts w:ascii="Times New Roman" w:hAnsi="Times New Roman" w:cs="Times New Roman"/>
+          <w:lang w:val="ru-RU"/>
+        </w:rPr>
+        <w:t xml:space="preserve"> конце концов его отдали под суд</w:t>
+      </w:r>
+      <w:r>
+        <w:rPr>
+          <w:rFonts w:ascii="Times New Roman" w:hAnsi="Times New Roman" w:cs="Times New Roman"/>
+          <w:lang w:val="ru-RU"/>
+        </w:rPr>
+        <w:t>.</w:t>
+      </w:r>
+    </w:p>
+    <w:p>
+      <w:pPr>
+        <w:rPr>
+          <w:rFonts w:ascii="Times New Roman" w:hAnsi="Times New Roman" w:cs="Times New Roman"/>
+          <w:sz w:val="24"/>
+          <w:szCs w:val="24"/>
+          <w:lang w:val="ru-RU"/>
+        </w:rPr>
+      </w:pPr>
+      <w:r>
+        <w:rPr>
+          <w:rFonts w:ascii="Times New Roman" w:hAnsi="Times New Roman" w:cs="Times New Roman"/>
+          <w:sz w:val="24"/>
+          <w:szCs w:val="24"/>
+          <w:lang w:val="ru-RU"/>
+        </w:rPr>
+        <w:t>С</w:t>
+      </w:r>
+      <w:r>
+        <w:rPr>
+          <w:rFonts w:ascii="Times New Roman" w:hAnsi="Times New Roman" w:cs="Times New Roman"/>
+          <w:sz w:val="24"/>
+          <w:szCs w:val="24"/>
+          <w:lang w:val="ru-RU"/>
+        </w:rPr>
+        <w:t xml:space="preserve">егодня </w:t>
+      </w:r>
+      <w:r>
+        <w:rPr>
+          <w:rFonts w:ascii="Times New Roman" w:hAnsi="Times New Roman" w:cs="Times New Roman"/>
+          <w:sz w:val="24"/>
+          <w:szCs w:val="24"/>
+          <w:lang w:val="ru-RU"/>
+        </w:rPr>
+        <w:t>м</w:t>
+      </w:r>
+      <w:r>
+        <w:rPr>
+          <w:rFonts w:ascii="Times New Roman" w:hAnsi="Times New Roman" w:cs="Times New Roman"/>
+          <w:sz w:val="24"/>
+          <w:szCs w:val="24"/>
+          <w:lang w:val="ru-RU"/>
+        </w:rPr>
+        <w:t xml:space="preserve">ы </w:t>
+      </w:r>
+      <w:r>
+        <w:rPr>
+          <w:rFonts w:ascii="Times New Roman" w:hAnsi="Times New Roman" w:cs="Times New Roman"/>
+          <w:sz w:val="24"/>
+          <w:szCs w:val="24"/>
+          <w:lang w:val="ru-RU"/>
+        </w:rPr>
+        <w:t>займёмся чем-то подобным</w:t>
+      </w:r>
+      <w:r>
+        <w:rPr>
+          <w:rFonts w:ascii="Times New Roman" w:hAnsi="Times New Roman" w:cs="Times New Roman"/>
+          <w:sz w:val="24"/>
+          <w:szCs w:val="24"/>
+          <w:lang w:val="ru-RU"/>
+        </w:rPr>
+        <w:t>,</w:t>
+      </w:r>
+      <w:r>
+        <w:rPr>
+          <w:rFonts w:ascii="Times New Roman" w:hAnsi="Times New Roman" w:cs="Times New Roman"/>
+          <w:sz w:val="24"/>
+          <w:szCs w:val="24"/>
+          <w:lang w:val="ru-RU"/>
+        </w:rPr>
+        <w:t xml:space="preserve"> но,</w:t>
+      </w:r>
+      <w:r>
+        <w:rPr>
+          <w:rFonts w:ascii="Times New Roman" w:hAnsi="Times New Roman" w:cs="Times New Roman"/>
+          <w:sz w:val="24"/>
+          <w:szCs w:val="24"/>
+          <w:lang w:val="ru-RU"/>
+        </w:rPr>
+        <w:t xml:space="preserve"> в отличии от Улюкаева, </w:t>
+      </w:r>
+      <w:r>
+        <w:rPr>
+          <w:rFonts w:ascii="Times New Roman" w:hAnsi="Times New Roman" w:cs="Times New Roman"/>
+          <w:sz w:val="24"/>
+          <w:szCs w:val="24"/>
+          <w:lang w:val="ru-RU"/>
+        </w:rPr>
+        <w:t xml:space="preserve">будем искать </w:t>
+      </w:r>
+      <w:r>
+        <w:rPr>
+          <w:rFonts w:ascii="Times New Roman" w:hAnsi="Times New Roman" w:cs="Times New Roman"/>
+          <w:sz w:val="24"/>
+          <w:szCs w:val="24"/>
+          <w:lang w:val="ru-RU"/>
+        </w:rPr>
+        <w:t>дн</w:t>
+      </w:r>
+      <w:r>
+        <w:rPr>
+          <w:rFonts w:ascii="Times New Roman" w:hAnsi="Times New Roman" w:cs="Times New Roman"/>
+          <w:sz w:val="24"/>
+          <w:szCs w:val="24"/>
+          <w:lang w:val="ru-RU"/>
+        </w:rPr>
+        <w:t>о</w:t>
+      </w:r>
+      <w:r>
+        <w:rPr>
+          <w:rFonts w:ascii="Times New Roman" w:hAnsi="Times New Roman" w:cs="Times New Roman"/>
+          <w:sz w:val="24"/>
+          <w:szCs w:val="24"/>
+          <w:lang w:val="ru-RU"/>
+        </w:rPr>
+        <w:t xml:space="preserve"> у скепсиса Дэвида Юма. Насколько глубоко уходит его скептицизм и что он за собой утягивает?</w:t>
+      </w:r>
+      <w:r>
+        <w:rPr>
+          <w:rFonts w:ascii="Times New Roman" w:hAnsi="Times New Roman" w:cs="Times New Roman"/>
+          <w:sz w:val="24"/>
+          <w:szCs w:val="24"/>
+          <w:lang w:val="ru-RU"/>
+        </w:rPr>
+        <w:t xml:space="preserve"> </w:t>
+      </w:r>
+      <w:r>
+        <w:rPr>
+          <w:rFonts w:ascii="Times New Roman" w:hAnsi="Times New Roman" w:cs="Times New Roman"/>
+          <w:sz w:val="24"/>
+          <w:szCs w:val="24"/>
+          <w:lang w:val="ru-RU"/>
+        </w:rPr>
+        <w:t>Скепсис Юма можно сравни</w:t>
+      </w:r>
+      <w:r>
+        <w:rPr>
+          <w:rFonts w:ascii="Times New Roman" w:hAnsi="Times New Roman" w:cs="Times New Roman"/>
+          <w:sz w:val="24"/>
+          <w:szCs w:val="24"/>
+          <w:lang w:val="ru-RU"/>
+        </w:rPr>
+        <w:t>ва</w:t>
+      </w:r>
+      <w:r>
+        <w:rPr>
+          <w:rFonts w:ascii="Times New Roman" w:hAnsi="Times New Roman" w:cs="Times New Roman"/>
+          <w:sz w:val="24"/>
+          <w:szCs w:val="24"/>
+          <w:lang w:val="ru-RU"/>
+        </w:rPr>
+        <w:t>ть с водоворотом</w:t>
+      </w:r>
+      <w:r>
+        <w:rPr>
+          <w:rFonts w:ascii="Times New Roman" w:hAnsi="Times New Roman" w:cs="Times New Roman"/>
+          <w:sz w:val="24"/>
+          <w:szCs w:val="24"/>
+          <w:lang w:val="ru-RU"/>
+        </w:rPr>
+        <w:t>:</w:t>
+      </w:r>
+      <w:r>
+        <w:rPr>
+          <w:rFonts w:ascii="Times New Roman" w:hAnsi="Times New Roman" w:cs="Times New Roman"/>
+          <w:sz w:val="24"/>
+          <w:szCs w:val="24"/>
+          <w:lang w:val="ru-RU"/>
+        </w:rPr>
+        <w:t xml:space="preserve"> </w:t>
+      </w:r>
+      <w:r>
+        <w:rPr>
+          <w:rFonts w:ascii="Times New Roman" w:hAnsi="Times New Roman" w:cs="Times New Roman"/>
+          <w:sz w:val="24"/>
+          <w:szCs w:val="24"/>
+          <w:lang w:val="ru-RU"/>
+        </w:rPr>
+        <w:t xml:space="preserve">кинутый </w:t>
+      </w:r>
+      <w:r>
+        <w:rPr>
+          <w:rFonts w:ascii="Times New Roman" w:hAnsi="Times New Roman" w:cs="Times New Roman"/>
+          <w:sz w:val="24"/>
+          <w:szCs w:val="24"/>
+          <w:lang w:val="ru-RU"/>
+        </w:rPr>
+        <w:t xml:space="preserve">в воронку </w:t>
+      </w:r>
+      <w:r>
+        <w:rPr>
+          <w:rFonts w:ascii="Times New Roman" w:hAnsi="Times New Roman" w:cs="Times New Roman"/>
+          <w:sz w:val="24"/>
+          <w:szCs w:val="24"/>
+          <w:lang w:val="ru-RU"/>
+        </w:rPr>
+        <w:t>контраргумент будет поглощён и разложен</w:t>
+      </w:r>
+      <w:r>
+        <w:rPr>
+          <w:rFonts w:ascii="Times New Roman" w:hAnsi="Times New Roman" w:cs="Times New Roman"/>
+          <w:sz w:val="24"/>
+          <w:szCs w:val="24"/>
+          <w:lang w:val="ru-RU"/>
+        </w:rPr>
+        <w:t>:</w:t>
+      </w:r>
+      <w:r>
+        <w:rPr>
+          <w:rFonts w:ascii="Times New Roman" w:hAnsi="Times New Roman" w:cs="Times New Roman"/>
+          <w:sz w:val="24"/>
+          <w:szCs w:val="24"/>
+          <w:lang w:val="ru-RU"/>
+        </w:rPr>
+        <w:t xml:space="preserve"> не останется </w:t>
+      </w:r>
+      <w:r>
+        <w:rPr>
+          <w:rFonts w:ascii="Times New Roman" w:hAnsi="Times New Roman" w:cs="Times New Roman"/>
+          <w:sz w:val="24"/>
+          <w:szCs w:val="24"/>
+          <w:lang w:val="ru-RU"/>
+        </w:rPr>
+        <w:t xml:space="preserve">ни </w:t>
+      </w:r>
+      <w:r>
+        <w:rPr>
+          <w:rFonts w:ascii="Times New Roman" w:hAnsi="Times New Roman" w:cs="Times New Roman"/>
+          <w:sz w:val="24"/>
+          <w:szCs w:val="24"/>
+          <w:lang w:val="ru-RU"/>
+        </w:rPr>
+        <w:t>субъект</w:t>
+      </w:r>
+      <w:r>
+        <w:rPr>
+          <w:rFonts w:ascii="Times New Roman" w:hAnsi="Times New Roman" w:cs="Times New Roman"/>
+          <w:sz w:val="24"/>
+          <w:szCs w:val="24"/>
+          <w:lang w:val="ru-RU"/>
+        </w:rPr>
+        <w:t>ов,</w:t>
+      </w:r>
+      <w:r>
+        <w:rPr>
+          <w:rFonts w:ascii="Times New Roman" w:hAnsi="Times New Roman" w:cs="Times New Roman"/>
+          <w:sz w:val="24"/>
+          <w:szCs w:val="24"/>
+          <w:lang w:val="ru-RU"/>
+        </w:rPr>
+        <w:t xml:space="preserve"> </w:t>
+      </w:r>
+      <w:r>
+        <w:rPr>
+          <w:rFonts w:ascii="Times New Roman" w:hAnsi="Times New Roman" w:cs="Times New Roman"/>
+          <w:sz w:val="24"/>
+          <w:szCs w:val="24"/>
+          <w:lang w:val="ru-RU"/>
+        </w:rPr>
+        <w:t>н</w:t>
+      </w:r>
+      <w:r>
+        <w:rPr>
+          <w:rFonts w:ascii="Times New Roman" w:hAnsi="Times New Roman" w:cs="Times New Roman"/>
+          <w:sz w:val="24"/>
+          <w:szCs w:val="24"/>
+          <w:lang w:val="ru-RU"/>
+        </w:rPr>
+        <w:t>и объект</w:t>
+      </w:r>
+      <w:r>
+        <w:rPr>
+          <w:rFonts w:ascii="Times New Roman" w:hAnsi="Times New Roman" w:cs="Times New Roman"/>
+          <w:sz w:val="24"/>
+          <w:szCs w:val="24"/>
+          <w:lang w:val="ru-RU"/>
+        </w:rPr>
+        <w:t>ов — ничего</w:t>
+      </w:r>
+      <w:r>
+        <w:rPr>
+          <w:rFonts w:ascii="Times New Roman" w:hAnsi="Times New Roman" w:cs="Times New Roman"/>
+          <w:sz w:val="24"/>
+          <w:szCs w:val="24"/>
+          <w:lang w:val="ru-RU"/>
+        </w:rPr>
+        <w:t>.</w:t>
+      </w:r>
+      <w:r>
+        <w:rPr>
+          <w:rFonts w:ascii="Times New Roman" w:hAnsi="Times New Roman" w:cs="Times New Roman"/>
+          <w:sz w:val="24"/>
+          <w:szCs w:val="24"/>
+          <w:lang w:val="ru-RU"/>
+        </w:rPr>
+        <w:t xml:space="preserve"> Найдётся ли хоть что-нибудь, что даст сопротивление</w:t>
+      </w:r>
+      <w:r>
+        <w:rPr>
+          <w:rFonts w:ascii="Times New Roman" w:hAnsi="Times New Roman" w:cs="Times New Roman"/>
+          <w:sz w:val="24"/>
+          <w:szCs w:val="24"/>
+          <w:lang w:val="ru-RU"/>
+        </w:rPr>
+        <w:t xml:space="preserve"> этой силе</w:t>
+      </w:r>
+      <w:r>
+        <w:rPr>
+          <w:rFonts w:ascii="Times New Roman" w:hAnsi="Times New Roman" w:cs="Times New Roman"/>
+          <w:sz w:val="24"/>
+          <w:szCs w:val="24"/>
+          <w:lang w:val="ru-RU"/>
+        </w:rPr>
+        <w:t>?</w:t>
+      </w:r>
+    </w:p>
+    <w:p>
+      <w:pPr>
         <w:pStyle w:val="Heading2"/>
         <w:rPr>
+          <w:rFonts w:ascii="Times New Roman" w:hAnsi="Times New Roman" w:cs="Times New Roman"/>
           <w:lang w:val="ru-RU"/>
         </w:rPr>
       </w:pPr>
       <w:r>
         <w:rPr>
-          <w:lang w:val="ru-RU"/>
-        </w:rPr>
-        <w:t>Конспект пока не готов</w:t>
+          <w:rFonts w:ascii="Times New Roman" w:hAnsi="Times New Roman" w:cs="Times New Roman"/>
+          <w:lang w:val="ru-RU"/>
+        </w:rPr>
+        <w:t>К</w:t>
+      </w:r>
+      <w:r>
+        <w:rPr>
+          <w:rFonts w:ascii="Times New Roman" w:hAnsi="Times New Roman" w:cs="Times New Roman"/>
+          <w:lang w:val="ru-RU"/>
+        </w:rPr>
+        <w:t>андидат</w:t>
+      </w:r>
+    </w:p>
+    <w:p>
+      <w:pPr>
+        <w:rPr>
+          <w:rFonts w:ascii="Times New Roman" w:hAnsi="Times New Roman" w:cs="Times New Roman"/>
+          <w:sz w:val="24"/>
+          <w:szCs w:val="24"/>
+          <w:lang w:val="ru-RU"/>
+        </w:rPr>
+      </w:pPr>
+      <w:r>
+        <w:rPr>
+          <w:rFonts w:ascii="Times New Roman" w:hAnsi="Times New Roman" w:cs="Times New Roman"/>
+          <w:sz w:val="24"/>
+          <w:szCs w:val="24"/>
+          <w:lang w:val="ru-RU"/>
+        </w:rPr>
+        <w:t>Одним из главных</w:t>
+      </w:r>
+      <w:r>
+        <w:rPr>
+          <w:rFonts w:ascii="Times New Roman" w:hAnsi="Times New Roman" w:cs="Times New Roman"/>
+          <w:sz w:val="24"/>
+          <w:szCs w:val="24"/>
+          <w:lang w:val="ru-RU"/>
+        </w:rPr>
+        <w:t xml:space="preserve"> достижени</w:t>
+      </w:r>
+      <w:r>
+        <w:rPr>
+          <w:rFonts w:ascii="Times New Roman" w:hAnsi="Times New Roman" w:cs="Times New Roman"/>
+          <w:sz w:val="24"/>
+          <w:szCs w:val="24"/>
+          <w:lang w:val="ru-RU"/>
+        </w:rPr>
+        <w:t xml:space="preserve">й </w:t>
+      </w:r>
+      <w:r>
+        <w:rPr>
+          <w:rFonts w:ascii="Times New Roman" w:hAnsi="Times New Roman" w:cs="Times New Roman"/>
+          <w:sz w:val="24"/>
+          <w:szCs w:val="24"/>
+          <w:lang w:val="ru-RU"/>
+        </w:rPr>
+        <w:t>модерна по заслуге является экспериментальная наука. Первое, что приходит на ум человеку после</w:t>
+      </w:r>
+      <w:r>
+        <w:rPr>
+          <w:rFonts w:ascii="Times New Roman" w:hAnsi="Times New Roman" w:cs="Times New Roman"/>
+          <w:sz w:val="24"/>
+          <w:szCs w:val="24"/>
+          <w:lang w:val="ru-RU"/>
+        </w:rPr>
+        <w:t xml:space="preserve"> созерцания</w:t>
+      </w:r>
+      <w:r>
+        <w:rPr>
+          <w:rFonts w:ascii="Times New Roman" w:hAnsi="Times New Roman" w:cs="Times New Roman"/>
+          <w:sz w:val="24"/>
+          <w:szCs w:val="24"/>
+          <w:lang w:val="ru-RU"/>
+        </w:rPr>
+        <w:t xml:space="preserve"> уничтожения Юмом причинности, субъектности и </w:t>
+      </w:r>
+      <w:proofErr w:type="spellStart"/>
+      <w:r>
+        <w:rPr>
+          <w:rFonts w:ascii="Times New Roman" w:hAnsi="Times New Roman" w:cs="Times New Roman"/>
+          <w:sz w:val="24"/>
+          <w:szCs w:val="24"/>
+          <w:lang w:val="ru-RU"/>
+        </w:rPr>
+        <w:t>объектности</w:t>
+      </w:r>
+      <w:proofErr w:type="spellEnd"/>
+      <w:r>
+        <w:rPr>
+          <w:rFonts w:ascii="Times New Roman" w:hAnsi="Times New Roman" w:cs="Times New Roman"/>
+          <w:sz w:val="24"/>
+          <w:szCs w:val="24"/>
+          <w:lang w:val="ru-RU"/>
+        </w:rPr>
+        <w:t>, это вопрос: почему же тогда наука, основанная на ложных, взявшихся из простого повторения закономерностях, работает, и мы активно пользуемся результатами её изысканий?</w:t>
+      </w:r>
+    </w:p>
+    <w:p>
+      <w:pPr>
+        <w:rPr>
+          <w:rFonts w:ascii="Times New Roman" w:hAnsi="Times New Roman" w:cs="Times New Roman"/>
+          <w:sz w:val="24"/>
+          <w:szCs w:val="24"/>
+          <w:lang w:val="ru-RU"/>
+        </w:rPr>
+      </w:pPr>
+      <w:r>
+        <w:rPr>
+          <w:rFonts w:ascii="Times New Roman" w:hAnsi="Times New Roman" w:cs="Times New Roman"/>
+          <w:sz w:val="24"/>
+          <w:szCs w:val="24"/>
+          <w:lang w:val="ru-RU"/>
+        </w:rPr>
+        <w:t xml:space="preserve">Юм жил в 1-2 четверти </w:t>
+      </w:r>
+      <w:r>
+        <w:rPr>
+          <w:rFonts w:ascii="Times New Roman" w:hAnsi="Times New Roman" w:cs="Times New Roman"/>
+          <w:sz w:val="24"/>
+          <w:szCs w:val="24"/>
+          <w:lang w:val="ru-RU"/>
+        </w:rPr>
+        <w:t>XVIII</w:t>
+      </w:r>
+      <w:r>
+        <w:rPr>
+          <w:rFonts w:ascii="Times New Roman" w:hAnsi="Times New Roman" w:cs="Times New Roman"/>
+          <w:sz w:val="24"/>
+          <w:szCs w:val="24"/>
+          <w:lang w:val="ru-RU"/>
+        </w:rPr>
+        <w:t xml:space="preserve"> века — тогда математический аппарат для современного естествознания только создавался, а Эйлер не написал своих ключевых произведений; до основных открытий тогда было ещё далеко. Так может </w:t>
+      </w:r>
+      <w:r>
+        <w:rPr>
+          <w:rFonts w:ascii="Times New Roman" w:hAnsi="Times New Roman" w:cs="Times New Roman"/>
+          <w:sz w:val="24"/>
+          <w:szCs w:val="24"/>
+          <w:lang w:val="ru-RU"/>
+        </w:rPr>
+        <w:t xml:space="preserve">современная </w:t>
+      </w:r>
+      <w:r>
+        <w:rPr>
+          <w:rFonts w:ascii="Times New Roman" w:hAnsi="Times New Roman" w:cs="Times New Roman"/>
+          <w:sz w:val="24"/>
+          <w:szCs w:val="24"/>
+          <w:lang w:val="ru-RU"/>
+        </w:rPr>
+        <w:t xml:space="preserve">ЭН имеет собой убедительный аргумент против всеразрушающей </w:t>
+      </w:r>
+      <w:proofErr w:type="spellStart"/>
+      <w:r>
+        <w:rPr>
+          <w:rFonts w:ascii="Times New Roman" w:hAnsi="Times New Roman" w:cs="Times New Roman"/>
+          <w:sz w:val="24"/>
+          <w:szCs w:val="24"/>
+          <w:lang w:val="ru-RU"/>
+        </w:rPr>
+        <w:t>Юмовской</w:t>
+      </w:r>
+      <w:proofErr w:type="spellEnd"/>
+      <w:r>
+        <w:rPr>
+          <w:rFonts w:ascii="Times New Roman" w:hAnsi="Times New Roman" w:cs="Times New Roman"/>
+          <w:sz w:val="24"/>
+          <w:szCs w:val="24"/>
+          <w:lang w:val="ru-RU"/>
+        </w:rPr>
+        <w:t xml:space="preserve"> теории? Исследованию этого вопроса будет посвящено сегодняшнее занятие.</w:t>
+      </w:r>
+    </w:p>
+    <w:p>
+      <w:pPr>
+        <w:rPr>
+          <w:rFonts w:ascii="Times New Roman" w:hAnsi="Times New Roman" w:cs="Times New Roman"/>
+          <w:sz w:val="24"/>
+          <w:szCs w:val="24"/>
+          <w:lang w:val="ru-RU"/>
+        </w:rPr>
+      </w:pPr>
+      <w:r>
+        <w:rPr>
+          <w:rFonts w:ascii="Times New Roman" w:hAnsi="Times New Roman" w:cs="Times New Roman"/>
+          <w:sz w:val="24"/>
+          <w:szCs w:val="24"/>
+          <w:lang w:val="ru-RU"/>
+        </w:rPr>
+        <w:t xml:space="preserve">Итак, мы имеем теоретический объект, созданный Юмом — </w:t>
+      </w:r>
+      <w:r>
+        <w:rPr>
+          <w:rFonts w:ascii="Times New Roman" w:hAnsi="Times New Roman" w:cs="Times New Roman"/>
+          <w:i/>
+          <w:iCs/>
+          <w:sz w:val="24"/>
+          <w:szCs w:val="24"/>
+        </w:rPr>
+        <w:t>human</w:t>
+      </w:r>
+      <w:r>
+        <w:rPr>
+          <w:rFonts w:ascii="Times New Roman" w:hAnsi="Times New Roman" w:cs="Times New Roman"/>
+          <w:i/>
+          <w:iCs/>
+          <w:sz w:val="24"/>
+          <w:szCs w:val="24"/>
+          <w:lang w:val="ru-RU"/>
+        </w:rPr>
+        <w:t xml:space="preserve"> </w:t>
+      </w:r>
+      <w:r>
+        <w:rPr>
+          <w:rFonts w:ascii="Times New Roman" w:hAnsi="Times New Roman" w:cs="Times New Roman"/>
+          <w:i/>
+          <w:iCs/>
+          <w:sz w:val="24"/>
+          <w:szCs w:val="24"/>
+        </w:rPr>
+        <w:t>nature</w:t>
+      </w:r>
+      <w:r>
+        <w:rPr>
+          <w:rFonts w:ascii="Times New Roman" w:hAnsi="Times New Roman" w:cs="Times New Roman"/>
+          <w:sz w:val="24"/>
+          <w:szCs w:val="24"/>
+          <w:lang w:val="ru-RU"/>
+        </w:rPr>
+        <w:t>.</w:t>
+      </w:r>
+      <w:r>
+        <w:rPr>
+          <w:rFonts w:ascii="Times New Roman" w:hAnsi="Times New Roman" w:cs="Times New Roman"/>
+          <w:sz w:val="24"/>
+          <w:szCs w:val="24"/>
+          <w:lang w:val="ru-RU"/>
+        </w:rPr>
+        <w:t xml:space="preserve"> Мы также называли его </w:t>
+      </w:r>
+      <w:proofErr w:type="spellStart"/>
+      <w:r>
+        <w:rPr>
+          <w:rFonts w:ascii="Times New Roman" w:hAnsi="Times New Roman" w:cs="Times New Roman"/>
+          <w:i/>
+          <w:iCs/>
+          <w:sz w:val="24"/>
+          <w:szCs w:val="24"/>
+          <w:lang w:val="ru-RU"/>
+        </w:rPr>
+        <w:t>деперсонализированным</w:t>
+      </w:r>
+      <w:proofErr w:type="spellEnd"/>
+      <w:r>
+        <w:rPr>
+          <w:rFonts w:ascii="Times New Roman" w:hAnsi="Times New Roman" w:cs="Times New Roman"/>
+          <w:sz w:val="24"/>
+          <w:szCs w:val="24"/>
+          <w:lang w:val="ru-RU"/>
+        </w:rPr>
+        <w:t xml:space="preserve"> </w:t>
+      </w:r>
+      <w:r>
+        <w:rPr>
+          <w:rFonts w:ascii="Times New Roman" w:hAnsi="Times New Roman" w:cs="Times New Roman"/>
+          <w:i/>
+          <w:iCs/>
+          <w:sz w:val="24"/>
+          <w:szCs w:val="24"/>
+          <w:lang w:val="ru-RU"/>
+        </w:rPr>
+        <w:t>полем опыта</w:t>
+      </w:r>
+      <w:r>
+        <w:rPr>
+          <w:rFonts w:ascii="Times New Roman" w:hAnsi="Times New Roman" w:cs="Times New Roman"/>
+          <w:i/>
+          <w:iCs/>
+          <w:sz w:val="24"/>
+          <w:szCs w:val="24"/>
+          <w:lang w:val="ru-RU"/>
+        </w:rPr>
+        <w:t>/восприятия/корреляции</w:t>
+      </w:r>
+      <w:r>
+        <w:rPr>
+          <w:rFonts w:ascii="Times New Roman" w:hAnsi="Times New Roman" w:cs="Times New Roman"/>
+          <w:sz w:val="24"/>
+          <w:szCs w:val="24"/>
+          <w:lang w:val="ru-RU"/>
+        </w:rPr>
+        <w:t xml:space="preserve">. Подытожив все знания о нём, можно сказать, что главное, чем оно характеризуется — </w:t>
+      </w:r>
+      <w:r>
+        <w:rPr>
+          <w:rFonts w:ascii="Times New Roman" w:hAnsi="Times New Roman" w:cs="Times New Roman"/>
+          <w:i/>
+          <w:iCs/>
+          <w:sz w:val="24"/>
+          <w:szCs w:val="24"/>
+          <w:lang w:val="ru-RU"/>
+        </w:rPr>
+        <w:t>нестабильность</w:t>
+      </w:r>
+      <w:r>
+        <w:rPr>
+          <w:rFonts w:ascii="Times New Roman" w:hAnsi="Times New Roman" w:cs="Times New Roman"/>
+          <w:sz w:val="24"/>
+          <w:szCs w:val="24"/>
+          <w:lang w:val="ru-RU"/>
+        </w:rPr>
+        <w:t>.</w:t>
+      </w:r>
+      <w:r>
+        <w:rPr>
+          <w:rFonts w:ascii="Times New Roman" w:hAnsi="Times New Roman" w:cs="Times New Roman"/>
+          <w:sz w:val="24"/>
+          <w:szCs w:val="24"/>
+          <w:lang w:val="ru-RU"/>
+        </w:rPr>
+        <w:t xml:space="preserve"> Ведь </w:t>
+      </w:r>
+      <w:r>
+        <w:rPr>
+          <w:rFonts w:ascii="Times New Roman" w:hAnsi="Times New Roman" w:cs="Times New Roman"/>
+          <w:i/>
+          <w:iCs/>
+          <w:sz w:val="24"/>
+          <w:szCs w:val="24"/>
+          <w:lang w:val="ru-RU"/>
+        </w:rPr>
+        <w:t>впечатления</w:t>
+      </w:r>
+      <w:r>
+        <w:rPr>
+          <w:rFonts w:ascii="Times New Roman" w:hAnsi="Times New Roman" w:cs="Times New Roman"/>
+          <w:sz w:val="24"/>
+          <w:szCs w:val="24"/>
+          <w:lang w:val="ru-RU"/>
+        </w:rPr>
+        <w:t xml:space="preserve"> — это поток данных, которые копируются с помощью </w:t>
+      </w:r>
+      <w:r>
+        <w:rPr>
+          <w:rFonts w:ascii="Times New Roman" w:hAnsi="Times New Roman" w:cs="Times New Roman"/>
+          <w:i/>
+          <w:iCs/>
+          <w:sz w:val="24"/>
+          <w:szCs w:val="24"/>
+        </w:rPr>
+        <w:t>memory</w:t>
+      </w:r>
+      <w:r>
+        <w:rPr>
+          <w:rFonts w:ascii="Times New Roman" w:hAnsi="Times New Roman" w:cs="Times New Roman"/>
+          <w:sz w:val="24"/>
+          <w:szCs w:val="24"/>
+          <w:lang w:val="ru-RU"/>
+        </w:rPr>
+        <w:t xml:space="preserve">, но предсказать, каким будет следующее </w:t>
+      </w:r>
+      <w:r>
+        <w:rPr>
+          <w:rFonts w:ascii="Times New Roman" w:hAnsi="Times New Roman" w:cs="Times New Roman"/>
+          <w:i/>
+          <w:iCs/>
+          <w:sz w:val="24"/>
+          <w:szCs w:val="24"/>
+          <w:lang w:val="ru-RU"/>
+        </w:rPr>
+        <w:t>впечатлени</w:t>
+      </w:r>
+      <w:r>
+        <w:rPr>
+          <w:rFonts w:ascii="Times New Roman" w:hAnsi="Times New Roman" w:cs="Times New Roman"/>
+          <w:i/>
+          <w:iCs/>
+          <w:sz w:val="24"/>
+          <w:szCs w:val="24"/>
+          <w:lang w:val="ru-RU"/>
+        </w:rPr>
+        <w:t>е</w:t>
+      </w:r>
+      <w:r>
+        <w:rPr>
+          <w:rFonts w:ascii="Times New Roman" w:hAnsi="Times New Roman" w:cs="Times New Roman"/>
+          <w:sz w:val="24"/>
+          <w:szCs w:val="24"/>
+          <w:lang w:val="ru-RU"/>
+        </w:rPr>
+        <w:t xml:space="preserve"> представляется совершенно невозможным. </w:t>
+      </w:r>
+      <w:r>
+        <w:rPr>
+          <w:rFonts w:ascii="Times New Roman" w:hAnsi="Times New Roman" w:cs="Times New Roman"/>
+          <w:sz w:val="24"/>
+          <w:szCs w:val="24"/>
+          <w:lang w:val="ru-RU"/>
+        </w:rPr>
+        <w:t>Н</w:t>
+      </w:r>
+      <w:r>
+        <w:rPr>
+          <w:rFonts w:ascii="Times New Roman" w:hAnsi="Times New Roman" w:cs="Times New Roman"/>
+          <w:sz w:val="24"/>
+          <w:szCs w:val="24"/>
+          <w:lang w:val="ru-RU"/>
+        </w:rPr>
+        <w:t xml:space="preserve">ет никаких гарантий, что </w:t>
+      </w:r>
+      <w:r>
+        <w:rPr>
+          <w:rFonts w:ascii="Times New Roman" w:hAnsi="Times New Roman" w:cs="Times New Roman"/>
+          <w:sz w:val="24"/>
+          <w:szCs w:val="24"/>
+          <w:lang w:val="ru-RU"/>
+        </w:rPr>
+        <w:t>Солнце снова взойдёт с утра</w:t>
+      </w:r>
+      <w:r>
+        <w:rPr>
+          <w:rFonts w:ascii="Times New Roman" w:hAnsi="Times New Roman" w:cs="Times New Roman"/>
+          <w:sz w:val="24"/>
+          <w:szCs w:val="24"/>
+          <w:lang w:val="ru-RU"/>
+        </w:rPr>
+        <w:t xml:space="preserve"> — есть лишь достаточно сильная </w:t>
+      </w:r>
+      <w:r>
+        <w:rPr>
+          <w:rFonts w:ascii="Times New Roman" w:hAnsi="Times New Roman" w:cs="Times New Roman"/>
+          <w:i/>
+          <w:iCs/>
+          <w:sz w:val="24"/>
+          <w:szCs w:val="24"/>
+          <w:lang w:val="ru-RU"/>
+        </w:rPr>
+        <w:t>ид</w:t>
+      </w:r>
+      <w:r>
+        <w:rPr>
+          <w:rFonts w:ascii="Times New Roman" w:hAnsi="Times New Roman" w:cs="Times New Roman"/>
+          <w:i/>
+          <w:iCs/>
+          <w:sz w:val="24"/>
+          <w:szCs w:val="24"/>
+          <w:lang w:val="ru-RU"/>
+        </w:rPr>
+        <w:t>ея</w:t>
+      </w:r>
+      <w:r>
+        <w:rPr>
+          <w:rFonts w:ascii="Times New Roman" w:hAnsi="Times New Roman" w:cs="Times New Roman"/>
+          <w:sz w:val="24"/>
+          <w:szCs w:val="24"/>
+          <w:lang w:val="ru-RU"/>
+        </w:rPr>
+        <w:t xml:space="preserve">, </w:t>
+      </w:r>
+      <w:r>
+        <w:rPr>
+          <w:rFonts w:ascii="Times New Roman" w:hAnsi="Times New Roman" w:cs="Times New Roman"/>
+          <w:sz w:val="24"/>
+          <w:szCs w:val="24"/>
+          <w:lang w:val="ru-RU"/>
+        </w:rPr>
+        <w:t xml:space="preserve">сформированная </w:t>
+      </w:r>
+      <w:r>
+        <w:rPr>
+          <w:rFonts w:ascii="Times New Roman" w:hAnsi="Times New Roman" w:cs="Times New Roman"/>
+          <w:i/>
+          <w:iCs/>
+          <w:sz w:val="24"/>
+          <w:szCs w:val="24"/>
+          <w:lang w:val="ru-RU"/>
+        </w:rPr>
+        <w:t>привычкой</w:t>
+      </w:r>
+      <w:r>
+        <w:rPr>
+          <w:rFonts w:ascii="Times New Roman" w:hAnsi="Times New Roman" w:cs="Times New Roman"/>
+          <w:sz w:val="24"/>
+          <w:szCs w:val="24"/>
+          <w:lang w:val="ru-RU"/>
+        </w:rPr>
+        <w:t xml:space="preserve"> </w:t>
+      </w:r>
+      <w:r>
+        <w:rPr>
+          <w:rFonts w:ascii="Times New Roman" w:hAnsi="Times New Roman" w:cs="Times New Roman"/>
+          <w:sz w:val="24"/>
+          <w:szCs w:val="24"/>
+          <w:lang w:val="ru-RU"/>
+        </w:rPr>
+        <w:t>из-за большого количества повторений</w:t>
+      </w:r>
+      <w:r>
+        <w:rPr>
+          <w:rFonts w:ascii="Times New Roman" w:hAnsi="Times New Roman" w:cs="Times New Roman"/>
+          <w:sz w:val="24"/>
+          <w:szCs w:val="24"/>
+          <w:lang w:val="ru-RU"/>
+        </w:rPr>
+        <w:t xml:space="preserve">, и ожидание, что эта </w:t>
+      </w:r>
+      <w:r>
+        <w:rPr>
+          <w:rFonts w:ascii="Times New Roman" w:hAnsi="Times New Roman" w:cs="Times New Roman"/>
+          <w:i/>
+          <w:iCs/>
+          <w:sz w:val="24"/>
+          <w:szCs w:val="24"/>
+          <w:lang w:val="ru-RU"/>
+        </w:rPr>
+        <w:t>идея</w:t>
+      </w:r>
+      <w:r>
+        <w:rPr>
+          <w:rFonts w:ascii="Times New Roman" w:hAnsi="Times New Roman" w:cs="Times New Roman"/>
+          <w:sz w:val="24"/>
+          <w:szCs w:val="24"/>
+          <w:lang w:val="ru-RU"/>
+        </w:rPr>
+        <w:t xml:space="preserve"> придёт во впечатлении вновь.</w:t>
+      </w:r>
+    </w:p>
+    <w:p>
+      <w:pPr>
+        <w:pStyle w:val="Heading2"/>
+        <w:rPr>
+          <w:rFonts w:ascii="Times New Roman" w:hAnsi="Times New Roman" w:cs="Times New Roman"/>
+          <w:lang w:val="ru-RU"/>
+        </w:rPr>
+      </w:pPr>
+      <w:r>
+        <w:rPr>
+          <w:rFonts w:ascii="Times New Roman" w:hAnsi="Times New Roman" w:cs="Times New Roman"/>
+          <w:lang w:val="ru-RU"/>
+        </w:rPr>
+        <w:t>Повторение</w:t>
+      </w:r>
+    </w:p>
+    <w:p>
+      <w:pPr>
+        <w:pStyle w:val="Heading3"/>
+        <w:rPr>
+          <w:rFonts w:ascii="Times New Roman" w:hAnsi="Times New Roman" w:cs="Times New Roman"/>
+          <w:lang w:val="ru-RU"/>
+        </w:rPr>
+      </w:pPr>
+      <w:r>
+        <w:rPr>
+          <w:rFonts w:ascii="Times New Roman" w:hAnsi="Times New Roman" w:cs="Times New Roman"/>
+          <w:lang w:val="ru-RU"/>
+        </w:rPr>
+        <w:t>Принцип ассоциации</w:t>
+      </w:r>
+    </w:p>
+    <w:p>
+      <w:pPr>
+        <w:rPr>
+          <w:rFonts w:ascii="Times New Roman" w:hAnsi="Times New Roman" w:cs="Times New Roman"/>
+          <w:sz w:val="24"/>
+          <w:szCs w:val="24"/>
+        </w:rPr>
+      </w:pPr>
+      <w:r>
+        <w:rPr>
+          <w:rFonts w:ascii="Times New Roman" w:hAnsi="Times New Roman" w:cs="Times New Roman"/>
+          <w:sz w:val="24"/>
+          <w:szCs w:val="24"/>
+          <w:lang w:val="ru-RU"/>
+        </w:rPr>
+        <w:t xml:space="preserve">Всё это, конечно, кажется каким-то бредом; </w:t>
+      </w:r>
+      <w:r>
+        <w:rPr>
+          <w:rFonts w:ascii="Times New Roman" w:hAnsi="Times New Roman" w:cs="Times New Roman"/>
+          <w:sz w:val="24"/>
+          <w:szCs w:val="24"/>
+          <w:lang w:val="ru-RU"/>
+        </w:rPr>
+        <w:t xml:space="preserve">это </w:t>
+      </w:r>
+      <w:r>
+        <w:rPr>
+          <w:rFonts w:ascii="Times New Roman" w:hAnsi="Times New Roman" w:cs="Times New Roman"/>
+          <w:sz w:val="24"/>
+          <w:szCs w:val="24"/>
+          <w:lang w:val="ru-RU"/>
+        </w:rPr>
+        <w:t xml:space="preserve">может быть логичным разве что во сне. Каждый желающий может прямо сейчас кинуть любую вещь на пол, и она послушно упадёт. </w:t>
+      </w:r>
+      <w:r>
+        <w:rPr>
+          <w:rFonts w:ascii="Times New Roman" w:hAnsi="Times New Roman" w:cs="Times New Roman"/>
+          <w:sz w:val="24"/>
+          <w:szCs w:val="24"/>
+          <w:lang w:val="ru-RU"/>
+        </w:rPr>
+        <w:t>Но п</w:t>
+      </w:r>
+      <w:r>
+        <w:rPr>
+          <w:rFonts w:ascii="Times New Roman" w:hAnsi="Times New Roman" w:cs="Times New Roman"/>
+          <w:sz w:val="24"/>
+          <w:szCs w:val="24"/>
+          <w:lang w:val="ru-RU"/>
+        </w:rPr>
+        <w:t>очему в этом есть такая уверенность?</w:t>
+      </w:r>
+      <w:r>
+        <w:rPr>
+          <w:rFonts w:ascii="Times New Roman" w:hAnsi="Times New Roman" w:cs="Times New Roman"/>
+          <w:sz w:val="24"/>
+          <w:szCs w:val="24"/>
+          <w:lang w:val="ru-RU"/>
+        </w:rPr>
+        <w:t xml:space="preserve"> В этом помогает главный организующий принцип </w:t>
+      </w:r>
+      <w:r>
+        <w:rPr>
+          <w:rFonts w:ascii="Times New Roman" w:hAnsi="Times New Roman" w:cs="Times New Roman"/>
+          <w:i/>
+          <w:iCs/>
+          <w:sz w:val="24"/>
+          <w:szCs w:val="24"/>
+          <w:lang w:val="ru-RU"/>
+        </w:rPr>
+        <w:t>поля корреляции</w:t>
+      </w:r>
+      <w:r>
+        <w:rPr>
+          <w:rFonts w:ascii="Times New Roman" w:hAnsi="Times New Roman" w:cs="Times New Roman"/>
+          <w:sz w:val="24"/>
+          <w:szCs w:val="24"/>
+          <w:lang w:val="ru-RU"/>
+        </w:rPr>
+        <w:t xml:space="preserve"> — </w:t>
+      </w:r>
+      <w:r>
+        <w:rPr>
+          <w:rFonts w:ascii="Times New Roman" w:hAnsi="Times New Roman" w:cs="Times New Roman"/>
+          <w:i/>
+          <w:iCs/>
+          <w:sz w:val="24"/>
+          <w:szCs w:val="24"/>
+          <w:lang w:val="ru-RU"/>
+        </w:rPr>
+        <w:t>принцип ассоциации</w:t>
+      </w:r>
+      <w:r>
+        <w:rPr>
+          <w:rFonts w:ascii="Times New Roman" w:hAnsi="Times New Roman" w:cs="Times New Roman"/>
+          <w:sz w:val="24"/>
+          <w:szCs w:val="24"/>
+          <w:lang w:val="ru-RU"/>
+        </w:rPr>
+        <w:t>.</w:t>
+      </w:r>
+      <w:r>
+        <w:rPr>
+          <w:rFonts w:ascii="Times New Roman" w:hAnsi="Times New Roman" w:cs="Times New Roman"/>
+          <w:sz w:val="24"/>
+          <w:szCs w:val="24"/>
+          <w:lang w:val="ru-RU"/>
+        </w:rPr>
+        <w:t xml:space="preserve"> Его задача — стабилизировать хаос, связав элементы поля между собой</w:t>
+      </w:r>
+      <w:r>
+        <w:rPr>
+          <w:rFonts w:ascii="Times New Roman" w:hAnsi="Times New Roman" w:cs="Times New Roman"/>
+          <w:sz w:val="24"/>
+          <w:szCs w:val="24"/>
+          <w:lang w:val="ru-RU"/>
+        </w:rPr>
+        <w:t xml:space="preserve">; </w:t>
+      </w:r>
+      <w:r>
+        <w:rPr>
+          <w:rFonts w:ascii="Times New Roman" w:hAnsi="Times New Roman" w:cs="Times New Roman"/>
+          <w:sz w:val="24"/>
+          <w:szCs w:val="24"/>
+          <w:lang w:val="ru-RU"/>
+        </w:rPr>
+        <w:t xml:space="preserve">делать появление новых </w:t>
+      </w:r>
+      <w:r>
+        <w:rPr>
+          <w:rFonts w:ascii="Times New Roman" w:hAnsi="Times New Roman" w:cs="Times New Roman"/>
+          <w:i/>
+          <w:iCs/>
+          <w:sz w:val="24"/>
+          <w:szCs w:val="24"/>
+          <w:lang w:val="ru-RU"/>
+        </w:rPr>
+        <w:t>впечатлений</w:t>
+      </w:r>
+      <w:r>
+        <w:rPr>
+          <w:rFonts w:ascii="Times New Roman" w:hAnsi="Times New Roman" w:cs="Times New Roman"/>
+          <w:sz w:val="24"/>
+          <w:szCs w:val="24"/>
+          <w:lang w:val="ru-RU"/>
+        </w:rPr>
+        <w:t xml:space="preserve"> предсказуемым, сформировать ожидание, вытекающее из предыдущего опыта</w:t>
+      </w:r>
+      <w:r>
+        <w:rPr>
+          <w:rFonts w:ascii="Times New Roman" w:hAnsi="Times New Roman" w:cs="Times New Roman"/>
+          <w:sz w:val="24"/>
+          <w:szCs w:val="24"/>
+          <w:lang w:val="ru-RU"/>
+        </w:rPr>
+        <w:t xml:space="preserve">. </w:t>
+      </w:r>
+      <w:r>
+        <w:rPr>
+          <w:rFonts w:ascii="Times New Roman" w:hAnsi="Times New Roman" w:cs="Times New Roman"/>
+          <w:sz w:val="24"/>
+          <w:szCs w:val="24"/>
+          <w:lang w:val="ru-RU"/>
+        </w:rPr>
+        <w:t>Если угодно, он работает как функция подавления, как «иммунная система», которая «глушит» радикальную новизн</w:t>
+      </w:r>
+      <w:r>
+        <w:rPr>
+          <w:rFonts w:ascii="Times New Roman" w:hAnsi="Times New Roman" w:cs="Times New Roman"/>
+          <w:sz w:val="24"/>
+          <w:szCs w:val="24"/>
+          <w:lang w:val="ru-RU"/>
+        </w:rPr>
+        <w:t xml:space="preserve">у, которую </w:t>
+      </w:r>
+      <w:r>
+        <w:rPr>
+          <w:rFonts w:ascii="Times New Roman" w:hAnsi="Times New Roman" w:cs="Times New Roman"/>
+          <w:sz w:val="24"/>
+          <w:szCs w:val="24"/>
+          <w:lang w:val="ru-RU"/>
+        </w:rPr>
+        <w:t xml:space="preserve">не переставая </w:t>
+      </w:r>
+      <w:r>
+        <w:rPr>
+          <w:rFonts w:ascii="Times New Roman" w:hAnsi="Times New Roman" w:cs="Times New Roman"/>
+          <w:sz w:val="24"/>
+          <w:szCs w:val="24"/>
+          <w:lang w:val="ru-RU"/>
+        </w:rPr>
+        <w:t>несёт нам опыт</w:t>
+      </w:r>
+      <w:r>
+        <w:rPr>
+          <w:rFonts w:ascii="Times New Roman" w:hAnsi="Times New Roman" w:cs="Times New Roman"/>
+          <w:sz w:val="24"/>
+          <w:szCs w:val="24"/>
+          <w:lang w:val="ru-RU"/>
+        </w:rPr>
+        <w:t>.</w:t>
+      </w:r>
+      <w:r>
+        <w:rPr>
+          <w:rFonts w:ascii="Times New Roman" w:hAnsi="Times New Roman" w:cs="Times New Roman"/>
+          <w:sz w:val="24"/>
+          <w:szCs w:val="24"/>
+          <w:lang w:val="ru-RU"/>
+        </w:rPr>
+        <w:t xml:space="preserve"> Основной инструмент, с помощью которого делается связка, это </w:t>
+      </w:r>
+      <w:r>
+        <w:rPr>
+          <w:rFonts w:ascii="Times New Roman" w:hAnsi="Times New Roman" w:cs="Times New Roman"/>
+          <w:i/>
+          <w:iCs/>
+          <w:sz w:val="24"/>
+          <w:szCs w:val="24"/>
+        </w:rPr>
+        <w:t>causation</w:t>
+      </w:r>
+      <w:r>
+        <w:rPr>
+          <w:rFonts w:ascii="Times New Roman" w:hAnsi="Times New Roman" w:cs="Times New Roman"/>
+          <w:sz w:val="24"/>
+          <w:szCs w:val="24"/>
+          <w:lang w:val="ru-RU"/>
+        </w:rPr>
+        <w:t>.</w:t>
+      </w:r>
+      <w:r>
+        <w:rPr>
+          <w:rFonts w:ascii="Times New Roman" w:hAnsi="Times New Roman" w:cs="Times New Roman"/>
+          <w:sz w:val="24"/>
+          <w:szCs w:val="24"/>
+          <w:lang w:val="ru-RU"/>
+        </w:rPr>
+        <w:t xml:space="preserve"> Действует он как фиксатор повторяющихся событий, формируя </w:t>
+      </w:r>
+      <w:r>
+        <w:rPr>
+          <w:rFonts w:ascii="Times New Roman" w:hAnsi="Times New Roman" w:cs="Times New Roman"/>
+          <w:i/>
+          <w:iCs/>
+          <w:sz w:val="24"/>
+          <w:szCs w:val="24"/>
+        </w:rPr>
+        <w:t>custom</w:t>
+      </w:r>
+      <w:r>
+        <w:rPr>
+          <w:rFonts w:ascii="Times New Roman" w:hAnsi="Times New Roman" w:cs="Times New Roman"/>
+          <w:sz w:val="24"/>
+          <w:szCs w:val="24"/>
+          <w:lang w:val="ru-RU"/>
+        </w:rPr>
+        <w:t xml:space="preserve"> — здесь-то и происходит главная аномалия — </w:t>
+      </w:r>
+      <w:r>
+        <w:rPr>
+          <w:rFonts w:ascii="Times New Roman" w:hAnsi="Times New Roman" w:cs="Times New Roman"/>
+          <w:i/>
+          <w:iCs/>
+          <w:sz w:val="24"/>
+          <w:szCs w:val="24"/>
+        </w:rPr>
+        <w:t>belie</w:t>
+      </w:r>
+      <w:r>
+        <w:rPr>
+          <w:rFonts w:ascii="Times New Roman" w:hAnsi="Times New Roman" w:cs="Times New Roman"/>
+          <w:i/>
+          <w:iCs/>
+          <w:sz w:val="24"/>
+          <w:szCs w:val="24"/>
+        </w:rPr>
+        <w:t>f</w:t>
+      </w:r>
+      <w:r>
+        <w:rPr>
+          <w:rFonts w:ascii="Times New Roman" w:hAnsi="Times New Roman" w:cs="Times New Roman"/>
+          <w:sz w:val="24"/>
+          <w:szCs w:val="24"/>
+          <w:lang w:val="ru-RU"/>
+        </w:rPr>
+        <w:t>.</w:t>
+      </w:r>
+      <w:r>
+        <w:rPr>
+          <w:rFonts w:ascii="Times New Roman" w:hAnsi="Times New Roman" w:cs="Times New Roman"/>
+          <w:sz w:val="24"/>
+          <w:szCs w:val="24"/>
+          <w:lang w:val="ru-RU"/>
+        </w:rPr>
+        <w:t xml:space="preserve"> Именно сильные </w:t>
+      </w:r>
+      <w:r>
+        <w:rPr>
+          <w:rFonts w:ascii="Times New Roman" w:hAnsi="Times New Roman" w:cs="Times New Roman"/>
+          <w:i/>
+          <w:iCs/>
+          <w:sz w:val="24"/>
+          <w:szCs w:val="24"/>
+          <w:lang w:val="ru-RU"/>
+        </w:rPr>
+        <w:t>идеи</w:t>
+      </w:r>
+      <w:r>
+        <w:rPr>
+          <w:rFonts w:ascii="Times New Roman" w:hAnsi="Times New Roman" w:cs="Times New Roman"/>
+          <w:sz w:val="24"/>
+          <w:szCs w:val="24"/>
+          <w:lang w:val="ru-RU"/>
+        </w:rPr>
+        <w:t xml:space="preserve">, сформированные </w:t>
+      </w:r>
+      <w:r>
+        <w:rPr>
+          <w:rFonts w:ascii="Times New Roman" w:hAnsi="Times New Roman" w:cs="Times New Roman"/>
+          <w:i/>
+          <w:iCs/>
+          <w:sz w:val="24"/>
+          <w:szCs w:val="24"/>
+          <w:lang w:val="ru-RU"/>
+        </w:rPr>
+        <w:t>верой</w:t>
+      </w:r>
+      <w:r>
+        <w:rPr>
+          <w:rFonts w:ascii="Times New Roman" w:hAnsi="Times New Roman" w:cs="Times New Roman"/>
+          <w:sz w:val="24"/>
+          <w:szCs w:val="24"/>
+          <w:lang w:val="ru-RU"/>
+        </w:rPr>
+        <w:t xml:space="preserve">, близкие по живости к </w:t>
+      </w:r>
+      <w:r>
+        <w:rPr>
+          <w:rFonts w:ascii="Times New Roman" w:hAnsi="Times New Roman" w:cs="Times New Roman"/>
+          <w:i/>
+          <w:iCs/>
+          <w:sz w:val="24"/>
+          <w:szCs w:val="24"/>
+          <w:lang w:val="ru-RU"/>
+        </w:rPr>
+        <w:t>впечатлениям</w:t>
+      </w:r>
+      <w:r>
+        <w:rPr>
+          <w:rFonts w:ascii="Times New Roman" w:hAnsi="Times New Roman" w:cs="Times New Roman"/>
+          <w:sz w:val="24"/>
+          <w:szCs w:val="24"/>
+          <w:lang w:val="ru-RU"/>
+        </w:rPr>
+        <w:t>, раскрыва</w:t>
+      </w:r>
+      <w:r>
+        <w:rPr>
+          <w:rFonts w:ascii="Times New Roman" w:hAnsi="Times New Roman" w:cs="Times New Roman"/>
+          <w:sz w:val="24"/>
+          <w:szCs w:val="24"/>
+          <w:lang w:val="ru-RU"/>
+        </w:rPr>
+        <w:t>ют</w:t>
+      </w:r>
+      <w:r>
+        <w:rPr>
+          <w:rFonts w:ascii="Times New Roman" w:hAnsi="Times New Roman" w:cs="Times New Roman"/>
+          <w:sz w:val="24"/>
+          <w:szCs w:val="24"/>
+          <w:lang w:val="ru-RU"/>
+        </w:rPr>
+        <w:t xml:space="preserve"> существование принципа ассоциации, являясь </w:t>
+      </w:r>
+      <w:r>
+        <w:rPr>
+          <w:rFonts w:ascii="Times New Roman" w:hAnsi="Times New Roman" w:cs="Times New Roman"/>
+          <w:sz w:val="24"/>
+          <w:szCs w:val="24"/>
+          <w:lang w:val="ru-RU"/>
+        </w:rPr>
+        <w:t>самым ярким</w:t>
+      </w:r>
+      <w:r>
+        <w:rPr>
+          <w:rFonts w:ascii="Times New Roman" w:hAnsi="Times New Roman" w:cs="Times New Roman"/>
+          <w:sz w:val="24"/>
+          <w:szCs w:val="24"/>
+          <w:lang w:val="ru-RU"/>
+        </w:rPr>
+        <w:t xml:space="preserve"> его проявлением.</w:t>
+      </w:r>
+      <w:r>
+        <w:rPr>
+          <w:rFonts w:ascii="Times New Roman" w:hAnsi="Times New Roman" w:cs="Times New Roman"/>
+          <w:sz w:val="24"/>
+          <w:szCs w:val="24"/>
+          <w:lang w:val="ru-RU"/>
+        </w:rPr>
+        <w:t xml:space="preserve"> </w:t>
+      </w:r>
+      <w:r>
+        <w:rPr>
+          <w:rFonts w:ascii="Times New Roman" w:hAnsi="Times New Roman" w:cs="Times New Roman"/>
+          <w:sz w:val="24"/>
+          <w:szCs w:val="24"/>
+          <w:lang w:val="ru-RU"/>
+        </w:rPr>
+        <w:t>Именно с</w:t>
+      </w:r>
+      <w:r>
+        <w:rPr>
+          <w:rFonts w:ascii="Times New Roman" w:hAnsi="Times New Roman" w:cs="Times New Roman"/>
+          <w:sz w:val="24"/>
+          <w:szCs w:val="24"/>
+          <w:lang w:val="ru-RU"/>
+        </w:rPr>
+        <w:t xml:space="preserve">ильные </w:t>
+      </w:r>
+      <w:r>
+        <w:rPr>
+          <w:rFonts w:ascii="Times New Roman" w:hAnsi="Times New Roman" w:cs="Times New Roman"/>
+          <w:i/>
+          <w:iCs/>
+          <w:sz w:val="24"/>
+          <w:szCs w:val="24"/>
+          <w:lang w:val="ru-RU"/>
+        </w:rPr>
+        <w:t>идеи</w:t>
+      </w:r>
+      <w:r>
+        <w:rPr>
+          <w:rFonts w:ascii="Times New Roman" w:hAnsi="Times New Roman" w:cs="Times New Roman"/>
+          <w:sz w:val="24"/>
+          <w:szCs w:val="24"/>
+          <w:lang w:val="ru-RU"/>
+        </w:rPr>
+        <w:t xml:space="preserve"> создают </w:t>
+      </w:r>
+      <w:r>
+        <w:rPr>
+          <w:rFonts w:ascii="Times New Roman" w:hAnsi="Times New Roman" w:cs="Times New Roman"/>
+          <w:sz w:val="24"/>
+          <w:szCs w:val="24"/>
+          <w:lang w:val="ru-RU"/>
+        </w:rPr>
+        <w:t xml:space="preserve">иллюзию строгой </w:t>
+      </w:r>
+      <w:r>
+        <w:rPr>
+          <w:rFonts w:ascii="Times New Roman" w:hAnsi="Times New Roman" w:cs="Times New Roman"/>
+          <w:sz w:val="24"/>
+          <w:szCs w:val="24"/>
+          <w:lang w:val="ru-RU"/>
+        </w:rPr>
+        <w:lastRenderedPageBreak/>
+        <w:t>необходимости</w:t>
+      </w:r>
+      <w:r>
+        <w:rPr>
+          <w:rFonts w:ascii="Times New Roman" w:hAnsi="Times New Roman" w:cs="Times New Roman"/>
+          <w:sz w:val="24"/>
+          <w:szCs w:val="24"/>
+          <w:lang w:val="ru-RU"/>
+        </w:rPr>
+        <w:t>: кажется,</w:t>
+      </w:r>
+      <w:r>
+        <w:rPr>
+          <w:rFonts w:ascii="Times New Roman" w:hAnsi="Times New Roman" w:cs="Times New Roman"/>
+          <w:sz w:val="24"/>
+          <w:szCs w:val="24"/>
+          <w:lang w:val="ru-RU"/>
+        </w:rPr>
+        <w:t xml:space="preserve"> что </w:t>
+      </w:r>
+      <w:r>
+        <w:rPr>
+          <w:rFonts w:ascii="Times New Roman" w:hAnsi="Times New Roman" w:cs="Times New Roman"/>
+          <w:sz w:val="24"/>
+          <w:szCs w:val="24"/>
+          <w:lang w:val="ru-RU"/>
+        </w:rPr>
+        <w:t>впечатлен</w:t>
+      </w:r>
+      <w:r>
+        <w:rPr>
+          <w:rFonts w:ascii="Times New Roman" w:hAnsi="Times New Roman" w:cs="Times New Roman"/>
+          <w:sz w:val="24"/>
+          <w:szCs w:val="24"/>
+          <w:lang w:val="ru-RU"/>
+        </w:rPr>
+        <w:t>ия повторяются вследствие какого-то</w:t>
+      </w:r>
+      <w:r>
+        <w:rPr>
+          <w:rFonts w:ascii="Times New Roman" w:hAnsi="Times New Roman" w:cs="Times New Roman"/>
+          <w:sz w:val="24"/>
+          <w:szCs w:val="24"/>
+          <w:lang w:val="ru-RU"/>
+        </w:rPr>
+        <w:t xml:space="preserve"> </w:t>
+      </w:r>
+      <w:r>
+        <w:rPr>
+          <w:rFonts w:ascii="Times New Roman" w:hAnsi="Times New Roman" w:cs="Times New Roman"/>
+          <w:b/>
+          <w:bCs/>
+          <w:sz w:val="24"/>
+          <w:szCs w:val="24"/>
+          <w:lang w:val="ru-RU"/>
+        </w:rPr>
+        <w:t>закон</w:t>
+      </w:r>
+      <w:r>
+        <w:rPr>
+          <w:rFonts w:ascii="Times New Roman" w:hAnsi="Times New Roman" w:cs="Times New Roman"/>
+          <w:b/>
+          <w:bCs/>
+          <w:sz w:val="24"/>
+          <w:szCs w:val="24"/>
+          <w:lang w:val="ru-RU"/>
+        </w:rPr>
+        <w:t>а</w:t>
+      </w:r>
+      <w:r>
+        <w:rPr>
+          <w:rFonts w:ascii="Times New Roman" w:hAnsi="Times New Roman" w:cs="Times New Roman"/>
+          <w:sz w:val="24"/>
+          <w:szCs w:val="24"/>
+          <w:lang w:val="ru-RU"/>
+        </w:rPr>
+        <w:t>.</w:t>
+      </w:r>
+      <w:r>
+        <w:rPr>
+          <w:rFonts w:ascii="Times New Roman" w:hAnsi="Times New Roman" w:cs="Times New Roman"/>
+          <w:sz w:val="24"/>
+          <w:szCs w:val="24"/>
+          <w:lang w:val="ru-RU"/>
+        </w:rPr>
+        <w:t xml:space="preserve"> Закон — важное слово для этого занятия, ведь закон ассоциируется с физикой, математикой, строгость — одним словом, с наукой. </w:t>
+      </w:r>
+      <w:r>
+        <w:rPr>
+          <w:rFonts w:ascii="Times New Roman" w:hAnsi="Times New Roman" w:cs="Times New Roman"/>
+          <w:sz w:val="24"/>
+          <w:szCs w:val="24"/>
+          <w:lang w:val="ru-RU"/>
+        </w:rPr>
+        <w:t>Но</w:t>
+      </w:r>
+      <w:r>
+        <w:rPr>
+          <w:rFonts w:ascii="Times New Roman" w:hAnsi="Times New Roman" w:cs="Times New Roman"/>
+          <w:sz w:val="24"/>
+          <w:szCs w:val="24"/>
+          <w:lang w:val="ru-RU"/>
+        </w:rPr>
+        <w:t xml:space="preserve"> скепсис Юма показывает: нет никакой гарантии, что закон будет выполняться всегда.</w:t>
+      </w:r>
+      <w:r>
+        <w:rPr>
+          <w:rFonts w:ascii="Times New Roman" w:hAnsi="Times New Roman" w:cs="Times New Roman"/>
+          <w:sz w:val="24"/>
+          <w:szCs w:val="24"/>
+          <w:lang w:val="ru-RU"/>
+        </w:rPr>
+        <w:t xml:space="preserve"> Есть только </w:t>
+      </w:r>
+      <w:r>
+        <w:rPr>
+          <w:rFonts w:ascii="Times New Roman" w:hAnsi="Times New Roman" w:cs="Times New Roman"/>
+          <w:i/>
+          <w:iCs/>
+          <w:sz w:val="24"/>
+          <w:szCs w:val="24"/>
+        </w:rPr>
+        <w:t>belief</w:t>
+      </w:r>
+      <w:r>
+        <w:rPr>
+          <w:rFonts w:ascii="Times New Roman" w:hAnsi="Times New Roman" w:cs="Times New Roman"/>
+          <w:sz w:val="24"/>
+          <w:szCs w:val="24"/>
+          <w:lang w:val="ru-RU"/>
+        </w:rPr>
+        <w:t xml:space="preserve">, </w:t>
+      </w:r>
+      <w:r>
+        <w:rPr>
+          <w:rFonts w:ascii="Times New Roman" w:hAnsi="Times New Roman" w:cs="Times New Roman"/>
+          <w:i/>
+          <w:iCs/>
+          <w:sz w:val="24"/>
+          <w:szCs w:val="24"/>
+        </w:rPr>
+        <w:t>custom</w:t>
+      </w:r>
+      <w:r>
+        <w:rPr>
+          <w:rFonts w:ascii="Times New Roman" w:hAnsi="Times New Roman" w:cs="Times New Roman"/>
+          <w:sz w:val="24"/>
+          <w:szCs w:val="24"/>
+          <w:lang w:val="ru-RU"/>
+        </w:rPr>
+        <w:t xml:space="preserve"> и много-много повторений.</w:t>
+      </w:r>
+      <w:r>
+        <w:rPr>
+          <w:rFonts w:ascii="Times New Roman" w:hAnsi="Times New Roman" w:cs="Times New Roman"/>
+          <w:sz w:val="24"/>
+          <w:szCs w:val="24"/>
+          <w:lang w:val="ru-RU"/>
+        </w:rPr>
+        <w:t xml:space="preserve"> </w:t>
+      </w:r>
+      <w:r>
+        <w:rPr>
+          <w:rFonts w:ascii="Times New Roman" w:hAnsi="Times New Roman" w:cs="Times New Roman"/>
+          <w:sz w:val="24"/>
+          <w:szCs w:val="24"/>
+          <w:lang w:val="ru-RU"/>
+        </w:rPr>
+        <w:t>П</w:t>
+      </w:r>
+      <w:r>
+        <w:rPr>
+          <w:rFonts w:ascii="Times New Roman" w:hAnsi="Times New Roman" w:cs="Times New Roman"/>
+          <w:sz w:val="24"/>
+          <w:szCs w:val="24"/>
+          <w:lang w:val="ru-RU"/>
+        </w:rPr>
+        <w:t xml:space="preserve">ринцип ассоциации </w:t>
+      </w:r>
+      <w:r>
+        <w:rPr>
+          <w:rFonts w:ascii="Times New Roman" w:hAnsi="Times New Roman" w:cs="Times New Roman"/>
+          <w:sz w:val="24"/>
+          <w:szCs w:val="24"/>
+          <w:lang w:val="ru-RU"/>
+        </w:rPr>
+        <w:t>«</w:t>
+      </w:r>
+      <w:r>
+        <w:rPr>
+          <w:rFonts w:ascii="Times New Roman" w:hAnsi="Times New Roman" w:cs="Times New Roman"/>
+          <w:sz w:val="24"/>
+          <w:szCs w:val="24"/>
+          <w:lang w:val="ru-RU"/>
+        </w:rPr>
+        <w:t>обман</w:t>
+      </w:r>
+      <w:r>
+        <w:rPr>
+          <w:rFonts w:ascii="Times New Roman" w:hAnsi="Times New Roman" w:cs="Times New Roman"/>
+          <w:sz w:val="24"/>
+          <w:szCs w:val="24"/>
+          <w:lang w:val="ru-RU"/>
+        </w:rPr>
+        <w:t>ывает</w:t>
+      </w:r>
+      <w:r>
+        <w:rPr>
+          <w:rFonts w:ascii="Times New Roman" w:hAnsi="Times New Roman" w:cs="Times New Roman"/>
+          <w:sz w:val="24"/>
+          <w:szCs w:val="24"/>
+          <w:lang w:val="ru-RU"/>
+        </w:rPr>
+        <w:t>»</w:t>
+      </w:r>
+      <w:r>
+        <w:rPr>
+          <w:rFonts w:ascii="Times New Roman" w:hAnsi="Times New Roman" w:cs="Times New Roman"/>
+          <w:sz w:val="24"/>
+          <w:szCs w:val="24"/>
+          <w:lang w:val="ru-RU"/>
+        </w:rPr>
+        <w:t xml:space="preserve"> нас, убе</w:t>
+      </w:r>
+      <w:r>
+        <w:rPr>
+          <w:rFonts w:ascii="Times New Roman" w:hAnsi="Times New Roman" w:cs="Times New Roman"/>
+          <w:sz w:val="24"/>
+          <w:szCs w:val="24"/>
+          <w:lang w:val="ru-RU"/>
+        </w:rPr>
+        <w:t>ждая</w:t>
+      </w:r>
+      <w:r>
+        <w:rPr>
+          <w:rFonts w:ascii="Times New Roman" w:hAnsi="Times New Roman" w:cs="Times New Roman"/>
+          <w:sz w:val="24"/>
+          <w:szCs w:val="24"/>
+          <w:lang w:val="ru-RU"/>
+        </w:rPr>
+        <w:t xml:space="preserve"> в том, что закон — это строгая, необходимая связь (</w:t>
+      </w:r>
+      <w:r>
+        <w:rPr>
+          <w:rFonts w:ascii="Times New Roman" w:hAnsi="Times New Roman" w:cs="Times New Roman"/>
+          <w:i/>
+          <w:iCs/>
+          <w:sz w:val="24"/>
+          <w:szCs w:val="24"/>
+        </w:rPr>
+        <w:t>necessary</w:t>
+      </w:r>
+      <w:r>
+        <w:rPr>
+          <w:rFonts w:ascii="Times New Roman" w:hAnsi="Times New Roman" w:cs="Times New Roman"/>
+          <w:i/>
+          <w:iCs/>
+          <w:sz w:val="24"/>
+          <w:szCs w:val="24"/>
+          <w:lang w:val="ru-RU"/>
+        </w:rPr>
+        <w:t xml:space="preserve"> </w:t>
+      </w:r>
+      <w:r>
+        <w:rPr>
+          <w:rFonts w:ascii="Times New Roman" w:hAnsi="Times New Roman" w:cs="Times New Roman"/>
+          <w:i/>
+          <w:iCs/>
+          <w:sz w:val="24"/>
+          <w:szCs w:val="24"/>
+        </w:rPr>
+        <w:t>connection</w:t>
+      </w:r>
+      <w:r>
+        <w:rPr>
+          <w:rFonts w:ascii="Times New Roman" w:hAnsi="Times New Roman" w:cs="Times New Roman"/>
+          <w:sz w:val="24"/>
+          <w:szCs w:val="24"/>
+          <w:lang w:val="ru-RU"/>
+        </w:rPr>
+        <w:t>).</w:t>
+      </w:r>
+    </w:p>
+    <w:p>
+      <w:pPr>
+        <w:rPr>
+          <w:rFonts w:ascii="Times New Roman" w:hAnsi="Times New Roman" w:cs="Times New Roman"/>
+          <w:sz w:val="24"/>
+          <w:szCs w:val="24"/>
+          <w:lang w:val="ru-RU"/>
+        </w:rPr>
+      </w:pPr>
+      <w:r>
+        <w:rPr>
+          <w:rFonts w:ascii="Times New Roman" w:hAnsi="Times New Roman" w:cs="Times New Roman"/>
+          <w:sz w:val="24"/>
+          <w:szCs w:val="24"/>
+          <w:lang w:val="ru-RU"/>
+        </w:rPr>
+        <w:t>Если впечатления не сильно отличаются друг от друга, то формируется плавность перехода от одного впечатления к другому: принцип ассоциации «сглаживает» различия во впечатлениях, создавая кажимость не отличающихся</w:t>
+      </w:r>
+      <w:r>
+        <w:rPr>
+          <w:rFonts w:ascii="Times New Roman" w:hAnsi="Times New Roman" w:cs="Times New Roman"/>
+          <w:sz w:val="24"/>
+          <w:szCs w:val="24"/>
+          <w:lang w:val="ru-RU"/>
+        </w:rPr>
+        <w:t xml:space="preserve"> друг от друга</w:t>
+      </w:r>
+      <w:r>
+        <w:rPr>
+          <w:rFonts w:ascii="Times New Roman" w:hAnsi="Times New Roman" w:cs="Times New Roman"/>
+          <w:sz w:val="24"/>
+          <w:szCs w:val="24"/>
+          <w:lang w:val="ru-RU"/>
+        </w:rPr>
+        <w:t xml:space="preserve"> впечатлений (см. Корабль Тесея).</w:t>
+      </w:r>
+    </w:p>
+    <w:p>
+      <w:pPr>
+        <w:pStyle w:val="Heading3"/>
+        <w:rPr>
+          <w:rFonts w:ascii="Times New Roman" w:hAnsi="Times New Roman" w:cs="Times New Roman"/>
+          <w:lang w:val="ru-RU"/>
+        </w:rPr>
+      </w:pPr>
+      <w:r>
+        <w:rPr>
+          <w:rFonts w:ascii="Times New Roman" w:hAnsi="Times New Roman" w:cs="Times New Roman"/>
+          <w:lang w:val="ru-RU"/>
+        </w:rPr>
+        <w:t>Объект</w:t>
+      </w:r>
+    </w:p>
+    <w:p>
+      <w:pPr>
+        <w:rPr>
+          <w:rFonts w:ascii="Times New Roman" w:hAnsi="Times New Roman" w:cs="Times New Roman"/>
+          <w:sz w:val="24"/>
+          <w:szCs w:val="24"/>
+          <w:lang w:val="ru-RU"/>
+        </w:rPr>
+      </w:pPr>
+      <w:r>
+        <w:rPr>
+          <w:rFonts w:ascii="Times New Roman" w:hAnsi="Times New Roman" w:cs="Times New Roman"/>
+          <w:sz w:val="24"/>
+          <w:szCs w:val="24"/>
+          <w:lang w:val="ru-RU"/>
+        </w:rPr>
+        <w:t xml:space="preserve">В результате </w:t>
+      </w:r>
+      <w:r>
+        <w:rPr>
+          <w:rFonts w:ascii="Times New Roman" w:hAnsi="Times New Roman" w:cs="Times New Roman"/>
+          <w:i/>
+          <w:iCs/>
+          <w:sz w:val="24"/>
+          <w:szCs w:val="24"/>
+        </w:rPr>
+        <w:t>causation</w:t>
+      </w:r>
+      <w:r>
+        <w:rPr>
+          <w:rFonts w:ascii="Times New Roman" w:hAnsi="Times New Roman" w:cs="Times New Roman"/>
+          <w:sz w:val="24"/>
+          <w:szCs w:val="24"/>
+          <w:lang w:val="ru-RU"/>
+        </w:rPr>
+        <w:t xml:space="preserve"> </w:t>
+      </w:r>
+      <w:r>
+        <w:rPr>
+          <w:rFonts w:ascii="Times New Roman" w:hAnsi="Times New Roman" w:cs="Times New Roman"/>
+          <w:sz w:val="24"/>
+          <w:szCs w:val="24"/>
+          <w:lang w:val="ru-RU"/>
+        </w:rPr>
+        <w:t>(</w:t>
+      </w:r>
+      <w:r>
+        <w:rPr>
+          <w:rFonts w:ascii="Times New Roman" w:hAnsi="Times New Roman" w:cs="Times New Roman"/>
+          <w:sz w:val="24"/>
+          <w:szCs w:val="24"/>
+          <w:lang w:val="ru-RU"/>
+        </w:rPr>
+        <w:t>в форме гипотезы</w:t>
+      </w:r>
+      <w:r>
+        <w:rPr>
+          <w:rFonts w:ascii="Times New Roman" w:hAnsi="Times New Roman" w:cs="Times New Roman"/>
+          <w:sz w:val="24"/>
+          <w:szCs w:val="24"/>
+          <w:lang w:val="ru-RU"/>
+        </w:rPr>
+        <w:t>!)</w:t>
+      </w:r>
+      <w:r>
+        <w:rPr>
+          <w:rFonts w:ascii="Times New Roman" w:hAnsi="Times New Roman" w:cs="Times New Roman"/>
+          <w:sz w:val="24"/>
+          <w:szCs w:val="24"/>
+          <w:lang w:val="ru-RU"/>
+        </w:rPr>
+        <w:t xml:space="preserve"> </w:t>
+      </w:r>
+      <w:r>
+        <w:rPr>
+          <w:rFonts w:ascii="Times New Roman" w:hAnsi="Times New Roman" w:cs="Times New Roman"/>
+          <w:sz w:val="24"/>
+          <w:szCs w:val="24"/>
+          <w:lang w:val="ru-RU"/>
+        </w:rPr>
+        <w:t xml:space="preserve">возникает </w:t>
+      </w:r>
+      <w:r>
+        <w:rPr>
+          <w:rFonts w:ascii="Times New Roman" w:hAnsi="Times New Roman" w:cs="Times New Roman"/>
+          <w:b/>
+          <w:bCs/>
+          <w:sz w:val="24"/>
+          <w:szCs w:val="24"/>
+          <w:lang w:val="ru-RU"/>
+        </w:rPr>
+        <w:t xml:space="preserve">непрерывно существующий </w:t>
+      </w:r>
+      <w:r>
+        <w:rPr>
+          <w:rFonts w:ascii="Times New Roman" w:hAnsi="Times New Roman" w:cs="Times New Roman"/>
+          <w:b/>
+          <w:bCs/>
+          <w:sz w:val="24"/>
+          <w:szCs w:val="24"/>
+          <w:lang w:val="ru-RU"/>
+        </w:rPr>
+        <w:t>объект</w:t>
+      </w:r>
+      <w:r>
+        <w:rPr>
+          <w:rFonts w:ascii="Times New Roman" w:hAnsi="Times New Roman" w:cs="Times New Roman"/>
+          <w:sz w:val="24"/>
+          <w:szCs w:val="24"/>
+          <w:lang w:val="ru-RU"/>
+        </w:rPr>
+        <w:t xml:space="preserve"> (</w:t>
+      </w:r>
+      <w:r>
+        <w:rPr>
+          <w:rFonts w:ascii="Times New Roman" w:hAnsi="Times New Roman" w:cs="Times New Roman"/>
+          <w:sz w:val="24"/>
+          <w:szCs w:val="24"/>
+          <w:lang w:val="ru-RU"/>
+        </w:rPr>
+        <w:t xml:space="preserve">читай весь </w:t>
+      </w:r>
+      <w:r>
+        <w:rPr>
+          <w:rFonts w:ascii="Times New Roman" w:hAnsi="Times New Roman" w:cs="Times New Roman"/>
+          <w:sz w:val="24"/>
+          <w:szCs w:val="24"/>
+          <w:lang w:val="ru-RU"/>
+        </w:rPr>
+        <w:t>окружающий мир),</w:t>
+      </w:r>
+      <w:r>
+        <w:rPr>
+          <w:rFonts w:ascii="Times New Roman" w:hAnsi="Times New Roman" w:cs="Times New Roman"/>
+          <w:sz w:val="24"/>
+          <w:szCs w:val="24"/>
+          <w:lang w:val="ru-RU"/>
+        </w:rPr>
+        <w:t xml:space="preserve"> компенсирующий </w:t>
+      </w:r>
+      <w:r>
+        <w:rPr>
+          <w:rFonts w:ascii="Times New Roman" w:hAnsi="Times New Roman" w:cs="Times New Roman"/>
+          <w:i/>
+          <w:iCs/>
+          <w:sz w:val="24"/>
+          <w:szCs w:val="24"/>
+          <w:lang w:val="ru-RU"/>
+        </w:rPr>
+        <w:t>прерывание</w:t>
+      </w:r>
+      <w:r>
+        <w:rPr>
+          <w:rFonts w:ascii="Times New Roman" w:hAnsi="Times New Roman" w:cs="Times New Roman"/>
+          <w:i/>
+          <w:iCs/>
+          <w:sz w:val="24"/>
+          <w:szCs w:val="24"/>
+          <w:lang w:val="ru-RU"/>
+        </w:rPr>
+        <w:t xml:space="preserve"> —</w:t>
+      </w:r>
+      <w:r>
+        <w:rPr>
+          <w:rFonts w:ascii="Times New Roman" w:hAnsi="Times New Roman" w:cs="Times New Roman"/>
+          <w:sz w:val="24"/>
+          <w:szCs w:val="24"/>
+          <w:lang w:val="ru-RU"/>
+        </w:rPr>
+        <w:t xml:space="preserve"> ведь прерывание происходит всегда, постоянно, при каждом повороте головы, каждом моргании. </w:t>
+      </w:r>
+      <w:r>
+        <w:rPr>
+          <w:rFonts w:ascii="Times New Roman" w:hAnsi="Times New Roman" w:cs="Times New Roman"/>
+          <w:sz w:val="24"/>
+          <w:szCs w:val="24"/>
+          <w:u w:val="single"/>
+          <w:lang w:val="ru-RU"/>
+        </w:rPr>
+        <w:t xml:space="preserve">Пока непрерывно существующего объекта нет, и восприятие прерывается постоянно, поле восприятия </w:t>
+      </w:r>
+      <w:proofErr w:type="spellStart"/>
+      <w:r>
+        <w:rPr>
+          <w:rFonts w:ascii="Times New Roman" w:hAnsi="Times New Roman" w:cs="Times New Roman"/>
+          <w:sz w:val="24"/>
+          <w:szCs w:val="24"/>
+          <w:u w:val="single"/>
+          <w:lang w:val="ru-RU"/>
+        </w:rPr>
+        <w:t>деперсонализированно</w:t>
+      </w:r>
+      <w:proofErr w:type="spellEnd"/>
+      <w:r>
+        <w:rPr>
+          <w:rFonts w:ascii="Times New Roman" w:hAnsi="Times New Roman" w:cs="Times New Roman"/>
+          <w:sz w:val="24"/>
+          <w:szCs w:val="24"/>
+          <w:lang w:val="ru-RU"/>
+        </w:rPr>
+        <w:t>.</w:t>
+      </w:r>
+    </w:p>
+    <w:p>
+      <w:pPr>
+        <w:pStyle w:val="Heading3"/>
+        <w:rPr>
+          <w:rFonts w:ascii="Times New Roman" w:hAnsi="Times New Roman" w:cs="Times New Roman"/>
+          <w:lang w:val="ru-RU"/>
+        </w:rPr>
+      </w:pPr>
+      <w:r>
+        <w:rPr>
+          <w:rFonts w:ascii="Times New Roman" w:hAnsi="Times New Roman" w:cs="Times New Roman"/>
+          <w:lang w:val="ru-RU"/>
+        </w:rPr>
+        <w:t>Субъект</w:t>
+      </w:r>
+    </w:p>
+    <w:p>
+      <w:pPr>
+        <w:rPr>
+          <w:rFonts w:ascii="Times New Roman" w:hAnsi="Times New Roman" w:cs="Times New Roman"/>
+          <w:sz w:val="24"/>
+          <w:szCs w:val="24"/>
+          <w:lang w:val="ru-RU"/>
+        </w:rPr>
+      </w:pPr>
+      <w:r>
+        <w:rPr>
+          <w:rFonts w:ascii="Times New Roman" w:hAnsi="Times New Roman" w:cs="Times New Roman"/>
+          <w:i/>
+          <w:iCs/>
+          <w:sz w:val="24"/>
+          <w:szCs w:val="24"/>
+          <w:lang w:val="ru-RU"/>
+        </w:rPr>
+        <w:t>С</w:t>
+      </w:r>
+      <w:r>
+        <w:rPr>
+          <w:rFonts w:ascii="Times New Roman" w:hAnsi="Times New Roman" w:cs="Times New Roman"/>
+          <w:i/>
+          <w:iCs/>
+          <w:sz w:val="24"/>
+          <w:szCs w:val="24"/>
+          <w:lang w:val="ru-RU"/>
+        </w:rPr>
+        <w:t>убъект</w:t>
+      </w:r>
+      <w:r>
+        <w:rPr>
+          <w:rFonts w:ascii="Times New Roman" w:hAnsi="Times New Roman" w:cs="Times New Roman"/>
+          <w:sz w:val="24"/>
+          <w:szCs w:val="24"/>
+          <w:lang w:val="ru-RU"/>
+        </w:rPr>
+        <w:t xml:space="preserve"> </w:t>
+      </w:r>
+      <w:r>
+        <w:rPr>
+          <w:rFonts w:ascii="Times New Roman" w:hAnsi="Times New Roman" w:cs="Times New Roman"/>
+          <w:sz w:val="24"/>
+          <w:szCs w:val="24"/>
+          <w:lang w:val="ru-RU"/>
+        </w:rPr>
+        <w:t xml:space="preserve">возникает только после объекта </w:t>
+      </w:r>
+      <w:r>
+        <w:rPr>
+          <w:rFonts w:ascii="Times New Roman" w:hAnsi="Times New Roman" w:cs="Times New Roman"/>
+          <w:sz w:val="24"/>
+          <w:szCs w:val="24"/>
+          <w:lang w:val="ru-RU"/>
+        </w:rPr>
+        <w:t xml:space="preserve">как результат невозможности </w:t>
+      </w:r>
+      <w:r>
+        <w:rPr>
+          <w:rFonts w:ascii="Times New Roman" w:hAnsi="Times New Roman" w:cs="Times New Roman"/>
+          <w:sz w:val="24"/>
+          <w:szCs w:val="24"/>
+          <w:lang w:val="ru-RU"/>
+        </w:rPr>
+        <w:t xml:space="preserve">установить </w:t>
+      </w:r>
+      <w:r>
+        <w:rPr>
+          <w:rFonts w:ascii="Times New Roman" w:hAnsi="Times New Roman" w:cs="Times New Roman"/>
+          <w:i/>
+          <w:iCs/>
+          <w:sz w:val="24"/>
+          <w:szCs w:val="24"/>
+          <w:lang w:val="ru-RU"/>
+        </w:rPr>
+        <w:t>причинность</w:t>
+      </w:r>
+      <w:r>
+        <w:rPr>
+          <w:rFonts w:ascii="Times New Roman" w:hAnsi="Times New Roman" w:cs="Times New Roman"/>
+          <w:sz w:val="24"/>
+          <w:szCs w:val="24"/>
+          <w:lang w:val="ru-RU"/>
+        </w:rPr>
+        <w:t xml:space="preserve"> некоторы</w:t>
+      </w:r>
+      <w:r>
+        <w:rPr>
+          <w:rFonts w:ascii="Times New Roman" w:hAnsi="Times New Roman" w:cs="Times New Roman"/>
+          <w:sz w:val="24"/>
+          <w:szCs w:val="24"/>
+          <w:lang w:val="ru-RU"/>
+        </w:rPr>
+        <w:t xml:space="preserve">х </w:t>
+      </w:r>
+      <w:r>
+        <w:rPr>
+          <w:rFonts w:ascii="Times New Roman" w:hAnsi="Times New Roman" w:cs="Times New Roman"/>
+          <w:i/>
+          <w:iCs/>
+          <w:sz w:val="24"/>
+          <w:szCs w:val="24"/>
+          <w:lang w:val="ru-RU"/>
+        </w:rPr>
+        <w:t>идей</w:t>
+      </w:r>
+      <w:r>
+        <w:rPr>
+          <w:rFonts w:ascii="Times New Roman" w:hAnsi="Times New Roman" w:cs="Times New Roman"/>
+          <w:sz w:val="24"/>
+          <w:szCs w:val="24"/>
+          <w:lang w:val="ru-RU"/>
+        </w:rPr>
+        <w:t xml:space="preserve"> из-за слишком большого их </w:t>
+      </w:r>
+      <w:r>
+        <w:rPr>
+          <w:rFonts w:ascii="Times New Roman" w:hAnsi="Times New Roman" w:cs="Times New Roman"/>
+          <w:i/>
+          <w:iCs/>
+          <w:sz w:val="24"/>
+          <w:szCs w:val="24"/>
+          <w:lang w:val="ru-RU"/>
+        </w:rPr>
+        <w:t>разрыва</w:t>
+      </w:r>
+      <w:r>
+        <w:rPr>
+          <w:rFonts w:ascii="Times New Roman" w:hAnsi="Times New Roman" w:cs="Times New Roman"/>
+          <w:sz w:val="24"/>
+          <w:szCs w:val="24"/>
+          <w:lang w:val="ru-RU"/>
+        </w:rPr>
+        <w:t>.</w:t>
+      </w:r>
+      <w:r>
+        <w:rPr>
+          <w:rFonts w:ascii="Times New Roman" w:hAnsi="Times New Roman" w:cs="Times New Roman"/>
+          <w:sz w:val="24"/>
+          <w:szCs w:val="24"/>
+          <w:lang w:val="ru-RU"/>
+        </w:rPr>
+        <w:t xml:space="preserve"> Из-за того, что поле опыта </w:t>
+      </w:r>
+      <w:r>
+        <w:rPr>
+          <w:rFonts w:ascii="Times New Roman" w:hAnsi="Times New Roman" w:cs="Times New Roman"/>
+          <w:i/>
+          <w:iCs/>
+          <w:sz w:val="24"/>
+          <w:szCs w:val="24"/>
+          <w:lang w:val="ru-RU"/>
+        </w:rPr>
+        <w:t>нестабильно</w:t>
+      </w:r>
+      <w:r>
+        <w:rPr>
+          <w:rFonts w:ascii="Times New Roman" w:hAnsi="Times New Roman" w:cs="Times New Roman"/>
+          <w:sz w:val="24"/>
+          <w:szCs w:val="24"/>
+          <w:lang w:val="ru-RU"/>
+        </w:rPr>
+        <w:t>,</w:t>
+      </w:r>
+      <w:r>
+        <w:rPr>
+          <w:rFonts w:ascii="Times New Roman" w:hAnsi="Times New Roman" w:cs="Times New Roman"/>
+          <w:sz w:val="24"/>
+          <w:szCs w:val="24"/>
+          <w:lang w:val="ru-RU"/>
+        </w:rPr>
+        <w:t xml:space="preserve"> и всё же нужно наладить какую-то </w:t>
+      </w:r>
+      <w:proofErr w:type="spellStart"/>
+      <w:r>
+        <w:rPr>
+          <w:rFonts w:ascii="Times New Roman" w:hAnsi="Times New Roman" w:cs="Times New Roman"/>
+          <w:sz w:val="24"/>
+          <w:szCs w:val="24"/>
+          <w:lang w:val="ru-RU"/>
+        </w:rPr>
+        <w:t>каузацию</w:t>
+      </w:r>
+      <w:proofErr w:type="spellEnd"/>
+      <w:r>
+        <w:rPr>
+          <w:rFonts w:ascii="Times New Roman" w:hAnsi="Times New Roman" w:cs="Times New Roman"/>
+          <w:sz w:val="24"/>
+          <w:szCs w:val="24"/>
+          <w:lang w:val="ru-RU"/>
+        </w:rPr>
+        <w:t xml:space="preserve">, такие </w:t>
+      </w:r>
+      <w:r>
+        <w:rPr>
+          <w:rFonts w:ascii="Times New Roman" w:hAnsi="Times New Roman" w:cs="Times New Roman"/>
+          <w:i/>
+          <w:iCs/>
+          <w:sz w:val="24"/>
+          <w:szCs w:val="24"/>
+          <w:lang w:val="ru-RU"/>
+        </w:rPr>
+        <w:t>идеи</w:t>
+      </w:r>
+      <w:r>
+        <w:rPr>
+          <w:rFonts w:ascii="Times New Roman" w:hAnsi="Times New Roman" w:cs="Times New Roman"/>
+          <w:sz w:val="24"/>
+          <w:szCs w:val="24"/>
+          <w:lang w:val="ru-RU"/>
+        </w:rPr>
+        <w:t xml:space="preserve"> собираются в </w:t>
+      </w:r>
+      <w:r>
+        <w:rPr>
+          <w:rFonts w:ascii="Times New Roman" w:hAnsi="Times New Roman" w:cs="Times New Roman"/>
+          <w:b/>
+          <w:bCs/>
+          <w:sz w:val="24"/>
+          <w:szCs w:val="24"/>
+          <w:lang w:val="ru-RU"/>
+        </w:rPr>
+        <w:t>субъект</w:t>
+      </w:r>
+      <w:r>
+        <w:rPr>
+          <w:rFonts w:ascii="Times New Roman" w:hAnsi="Times New Roman" w:cs="Times New Roman"/>
+          <w:sz w:val="24"/>
+          <w:szCs w:val="24"/>
+          <w:lang w:val="ru-RU"/>
+        </w:rPr>
+        <w:t>;</w:t>
+      </w:r>
+      <w:r>
+        <w:rPr>
+          <w:rFonts w:ascii="Times New Roman" w:hAnsi="Times New Roman" w:cs="Times New Roman"/>
+          <w:sz w:val="24"/>
+          <w:szCs w:val="24"/>
+          <w:lang w:val="ru-RU"/>
+        </w:rPr>
+        <w:t xml:space="preserve"> </w:t>
+      </w:r>
+      <w:r>
+        <w:rPr>
+          <w:rFonts w:ascii="Times New Roman" w:hAnsi="Times New Roman" w:cs="Times New Roman"/>
+          <w:sz w:val="24"/>
+          <w:szCs w:val="24"/>
+          <w:lang w:val="ru-RU"/>
+        </w:rPr>
+        <w:t>в</w:t>
+      </w:r>
+      <w:r>
+        <w:rPr>
+          <w:rFonts w:ascii="Times New Roman" w:hAnsi="Times New Roman" w:cs="Times New Roman"/>
+          <w:sz w:val="24"/>
+          <w:szCs w:val="24"/>
+          <w:lang w:val="ru-RU"/>
+        </w:rPr>
+        <w:t>озникает «я», именно моё, единственное «я»</w:t>
+      </w:r>
+      <w:r>
+        <w:rPr>
+          <w:rFonts w:ascii="Times New Roman" w:hAnsi="Times New Roman" w:cs="Times New Roman"/>
+          <w:sz w:val="24"/>
+          <w:szCs w:val="24"/>
+          <w:lang w:val="ru-RU"/>
+        </w:rPr>
+        <w:t xml:space="preserve"> — </w:t>
+      </w:r>
+      <w:r>
+        <w:rPr>
+          <w:rFonts w:ascii="Times New Roman" w:hAnsi="Times New Roman" w:cs="Times New Roman"/>
+          <w:sz w:val="24"/>
+          <w:szCs w:val="24"/>
+          <w:lang w:val="ru-RU"/>
+        </w:rPr>
+        <w:t xml:space="preserve">всего лишь </w:t>
+      </w:r>
+      <w:r>
+        <w:rPr>
+          <w:rFonts w:ascii="Times New Roman" w:hAnsi="Times New Roman" w:cs="Times New Roman"/>
+          <w:sz w:val="24"/>
+          <w:szCs w:val="24"/>
+          <w:lang w:val="ru-RU"/>
+        </w:rPr>
+        <w:t>очередной эффект поля.</w:t>
+      </w:r>
+      <w:r>
+        <w:rPr>
+          <w:rFonts w:ascii="Times New Roman" w:hAnsi="Times New Roman" w:cs="Times New Roman"/>
+          <w:sz w:val="24"/>
+          <w:szCs w:val="24"/>
+          <w:lang w:val="ru-RU"/>
+        </w:rPr>
+        <w:t xml:space="preserve"> Это идеи, находящиеся в поле отдельно, не связанные причинами по остаточному принципу</w:t>
+      </w:r>
+      <w:r>
+        <w:rPr>
+          <w:rFonts w:ascii="Times New Roman" w:hAnsi="Times New Roman" w:cs="Times New Roman"/>
+          <w:sz w:val="24"/>
+          <w:szCs w:val="24"/>
+          <w:lang w:val="ru-RU"/>
+        </w:rPr>
+        <w:t xml:space="preserve">, </w:t>
+      </w:r>
+      <w:r>
+        <w:rPr>
+          <w:rFonts w:ascii="Times New Roman" w:hAnsi="Times New Roman" w:cs="Times New Roman"/>
+          <w:sz w:val="24"/>
+          <w:szCs w:val="24"/>
+          <w:lang w:val="ru-RU"/>
+        </w:rPr>
+        <w:t>похожи</w:t>
+      </w:r>
+      <w:r>
+        <w:rPr>
+          <w:rFonts w:ascii="Times New Roman" w:hAnsi="Times New Roman" w:cs="Times New Roman"/>
+          <w:sz w:val="24"/>
+          <w:szCs w:val="24"/>
+          <w:lang w:val="ru-RU"/>
+        </w:rPr>
+        <w:t>е</w:t>
+      </w:r>
+      <w:r>
+        <w:rPr>
+          <w:rFonts w:ascii="Times New Roman" w:hAnsi="Times New Roman" w:cs="Times New Roman"/>
+          <w:sz w:val="24"/>
+          <w:szCs w:val="24"/>
+          <w:lang w:val="ru-RU"/>
+        </w:rPr>
+        <w:t xml:space="preserve"> на поток;</w:t>
+      </w:r>
+      <w:r>
+        <w:rPr>
+          <w:rFonts w:ascii="Times New Roman" w:hAnsi="Times New Roman" w:cs="Times New Roman"/>
+          <w:sz w:val="24"/>
+          <w:szCs w:val="24"/>
+          <w:lang w:val="ru-RU"/>
+        </w:rPr>
+        <w:t xml:space="preserve"> то, </w:t>
+      </w:r>
+      <w:r>
+        <w:rPr>
+          <w:rFonts w:ascii="Times New Roman" w:hAnsi="Times New Roman" w:cs="Times New Roman"/>
+          <w:sz w:val="24"/>
+          <w:szCs w:val="24"/>
+          <w:lang w:val="ru-RU"/>
+        </w:rPr>
+        <w:t>что мы называем сознанием</w:t>
+      </w:r>
+      <w:r>
+        <w:rPr>
+          <w:rFonts w:ascii="Times New Roman" w:hAnsi="Times New Roman" w:cs="Times New Roman"/>
+          <w:sz w:val="24"/>
+          <w:szCs w:val="24"/>
+          <w:lang w:val="ru-RU"/>
+        </w:rPr>
+        <w:t xml:space="preserve"> или психикой</w:t>
+      </w:r>
+      <w:r>
+        <w:rPr>
+          <w:rFonts w:ascii="Times New Roman" w:hAnsi="Times New Roman" w:cs="Times New Roman"/>
+          <w:sz w:val="24"/>
+          <w:szCs w:val="24"/>
+          <w:lang w:val="ru-RU"/>
+        </w:rPr>
+        <w:t>,</w:t>
+      </w:r>
+      <w:r>
+        <w:rPr>
+          <w:rFonts w:ascii="Times New Roman" w:hAnsi="Times New Roman" w:cs="Times New Roman"/>
+          <w:sz w:val="24"/>
+          <w:szCs w:val="24"/>
+          <w:lang w:val="ru-RU"/>
+        </w:rPr>
+        <w:t xml:space="preserve"> придаёт этому потоку стабильность и устойчивость</w:t>
+      </w:r>
+      <w:r>
+        <w:rPr>
+          <w:rFonts w:ascii="Times New Roman" w:hAnsi="Times New Roman" w:cs="Times New Roman"/>
+          <w:sz w:val="24"/>
+          <w:szCs w:val="24"/>
+          <w:lang w:val="ru-RU"/>
+        </w:rPr>
+        <w:t xml:space="preserve"> — такую же, как и у </w:t>
+      </w:r>
+      <w:r>
+        <w:rPr>
+          <w:rFonts w:ascii="Times New Roman" w:hAnsi="Times New Roman" w:cs="Times New Roman"/>
+          <w:i/>
+          <w:iCs/>
+          <w:sz w:val="24"/>
+          <w:szCs w:val="24"/>
+          <w:lang w:val="ru-RU"/>
+        </w:rPr>
+        <w:t>непрерывно существующего объекта</w:t>
+      </w:r>
+      <w:r>
+        <w:rPr>
+          <w:rFonts w:ascii="Times New Roman" w:hAnsi="Times New Roman" w:cs="Times New Roman"/>
+          <w:sz w:val="24"/>
+          <w:szCs w:val="24"/>
+          <w:lang w:val="ru-RU"/>
+        </w:rPr>
+        <w:t xml:space="preserve">. Именно эта схожесть в мнимой устойчивости говорит о том, что объект и субъект принадлежат одному и тому же — </w:t>
+      </w:r>
+      <w:r>
+        <w:rPr>
+          <w:rFonts w:ascii="Times New Roman" w:hAnsi="Times New Roman" w:cs="Times New Roman"/>
+          <w:i/>
+          <w:iCs/>
+          <w:sz w:val="24"/>
+          <w:szCs w:val="24"/>
+          <w:lang w:val="ru-RU"/>
+        </w:rPr>
+        <w:t>полю опыта</w:t>
+      </w:r>
+      <w:r>
+        <w:rPr>
+          <w:rFonts w:ascii="Times New Roman" w:hAnsi="Times New Roman" w:cs="Times New Roman"/>
+          <w:sz w:val="24"/>
+          <w:szCs w:val="24"/>
+          <w:lang w:val="ru-RU"/>
+        </w:rPr>
+        <w:t>.</w:t>
+      </w:r>
+    </w:p>
+    <w:p>
+      <w:pPr>
+        <w:rPr>
+          <w:rFonts w:ascii="Times New Roman" w:hAnsi="Times New Roman" w:cs="Times New Roman"/>
+          <w:sz w:val="24"/>
+          <w:szCs w:val="24"/>
+          <w:lang w:val="ru-RU"/>
+        </w:rPr>
+      </w:pPr>
+      <w:r>
+        <w:rPr>
+          <w:rFonts w:ascii="Times New Roman" w:hAnsi="Times New Roman" w:cs="Times New Roman"/>
+          <w:lang w:val="ru-RU"/>
+        </w:rPr>
+        <w:drawing>
+          <wp:inline distT="0" distB="0" distL="0" distR="0" wp14:anchorId="0753D01E" wp14:editId="3563B8C9">
+            <wp:extent cx="2997651" cy="2982897"/>
+            <wp:effectExtent l="0" t="0" r="0" b="0"/>
+            <wp:docPr id="148933518" name="Picture 1" descr="субъект-объектная схема поля опыта"/>
+            <wp:cNvGraphicFramePr>
+              <a:graphicFrameLocks xmlns:a="http://schemas.openxmlformats.org/drawingml/2006/main" noChangeAspect="1"/>
+            </wp:cNvGraphicFramePr>
+            <a:graphic xmlns:a="http://schemas.openxmlformats.org/drawingml/2006/main">
+              <a:graphicData uri="http://schemas.openxmlformats.org/drawingml/2006/picture">
+                <pic:pic xmlns:pic="http://schemas.openxmlformats.org/drawingml/2006/picture">
+                  <pic:nvPicPr>
+                    <pic:cNvPr id="148933518" name="Picture 1" descr="субъект-объектная схема поля опыта"/>
+                    <pic:cNvPicPr/>
+                  </pic:nvPicPr>
+                  <pic:blipFill rotWithShape="1">
+                    <a:blip r:embed="rId6"/>
+                    <a:srcRect t="6374"/>
+                    <a:stretch>
+                      <a:fillRect/>
+                    </a:stretch>
+                  </pic:blipFill>
+                  <pic:spPr bwMode="auto">
+                    <a:xfrm>
+                      <a:off x="0" y="0"/>
+                      <a:ext cx="3253203" cy="3237192"/>
+                    </a:xfrm>
+                    <a:prstGeom prst="rect">
+                      <a:avLst/>
+                    </a:prstGeom>
+                    <a:ln>
+                      <a:noFill/>
+                    </a:ln>
+                    <a:extLst>
+                      <a:ext uri="{53640926-AAD7-44D8-BBD7-CCE9431645EC}">
+                        <a14:shadowObscured xmlns:a14="http://schemas.microsoft.com/office/drawing/2010/main"/>
+                      </a:ext>
+                    </a:extLst>
+                  </pic:spPr>
+                </pic:pic>
+              </a:graphicData>
+            </a:graphic>
+          </wp:inline>
+        </w:drawing>
+      </w:r>
+    </w:p>
+    <w:p>
+      <w:pPr>
+        <w:rPr>
+          <w:rFonts w:ascii="Times New Roman" w:hAnsi="Times New Roman" w:cs="Times New Roman"/>
+          <w:sz w:val="24"/>
+          <w:szCs w:val="24"/>
+        </w:rPr>
+      </w:pPr>
+      <w:r>
+        <w:rPr>
+          <w:rFonts w:ascii="Times New Roman" w:hAnsi="Times New Roman" w:cs="Times New Roman"/>
+          <w:sz w:val="24"/>
+          <w:szCs w:val="24"/>
+          <w:lang w:val="ru-RU"/>
+        </w:rPr>
+        <w:lastRenderedPageBreak/>
+        <w:t>Отсюда и берется «двойная онтология» Юма — есть объект, есть не-объект, названный зонтичным термином субъект.</w:t>
+      </w:r>
+      <w:r>
+        <w:rPr>
+          <w:rFonts w:ascii="Times New Roman" w:hAnsi="Times New Roman" w:cs="Times New Roman"/>
+          <w:sz w:val="24"/>
+          <w:szCs w:val="24"/>
+          <w:lang w:val="ru-RU"/>
+        </w:rPr>
+        <w:t xml:space="preserve"> Итак, «я» — это фикция. Если посмотреть повнимательнее, то окажется, что вместо «я» есть </w:t>
+      </w:r>
+      <w:r>
+        <w:rPr>
+          <w:rFonts w:ascii="Times New Roman" w:hAnsi="Times New Roman" w:cs="Times New Roman"/>
+          <w:b/>
+          <w:bCs/>
+          <w:sz w:val="24"/>
+          <w:szCs w:val="24"/>
+          <w:lang w:val="ru-RU"/>
+        </w:rPr>
+        <w:t>пучок восприятий</w:t>
+      </w:r>
+      <w:r>
+        <w:rPr>
+          <w:rFonts w:ascii="Times New Roman" w:hAnsi="Times New Roman" w:cs="Times New Roman"/>
+          <w:sz w:val="24"/>
+          <w:szCs w:val="24"/>
+          <w:lang w:val="ru-RU"/>
+        </w:rPr>
+        <w:t xml:space="preserve"> — </w:t>
+      </w:r>
+      <w:r>
+        <w:rPr>
+          <w:rFonts w:ascii="Times New Roman" w:hAnsi="Times New Roman" w:cs="Times New Roman"/>
+          <w:sz w:val="24"/>
+          <w:szCs w:val="24"/>
+        </w:rPr>
+        <w:t>bundle</w:t>
+      </w:r>
+      <w:r>
+        <w:rPr>
+          <w:rFonts w:ascii="Times New Roman" w:hAnsi="Times New Roman" w:cs="Times New Roman"/>
+          <w:sz w:val="24"/>
+          <w:szCs w:val="24"/>
+          <w:lang w:val="ru-RU"/>
+        </w:rPr>
+        <w:t xml:space="preserve"> </w:t>
+      </w:r>
+      <w:r>
+        <w:rPr>
+          <w:rFonts w:ascii="Times New Roman" w:hAnsi="Times New Roman" w:cs="Times New Roman"/>
+          <w:sz w:val="24"/>
+          <w:szCs w:val="24"/>
+        </w:rPr>
+        <w:t>of</w:t>
+      </w:r>
+      <w:r>
+        <w:rPr>
+          <w:rFonts w:ascii="Times New Roman" w:hAnsi="Times New Roman" w:cs="Times New Roman"/>
+          <w:sz w:val="24"/>
+          <w:szCs w:val="24"/>
+          <w:lang w:val="ru-RU"/>
+        </w:rPr>
+        <w:t xml:space="preserve"> </w:t>
+      </w:r>
+      <w:r>
+        <w:rPr>
+          <w:rFonts w:ascii="Times New Roman" w:hAnsi="Times New Roman" w:cs="Times New Roman"/>
+          <w:sz w:val="24"/>
+          <w:szCs w:val="24"/>
+        </w:rPr>
+        <w:t>perceptions</w:t>
+      </w:r>
+      <w:r>
+        <w:rPr>
+          <w:rFonts w:ascii="Times New Roman" w:hAnsi="Times New Roman" w:cs="Times New Roman"/>
+          <w:sz w:val="24"/>
+          <w:szCs w:val="24"/>
+          <w:lang w:val="ru-RU"/>
+        </w:rPr>
+        <w:t xml:space="preserve"> — какие-то мысли, настроения, страсти — всё это бессвязное месиво упаковывается в «я»</w:t>
+      </w:r>
+      <w:r>
+        <w:rPr>
+          <w:rFonts w:ascii="Times New Roman" w:hAnsi="Times New Roman" w:cs="Times New Roman"/>
+          <w:sz w:val="24"/>
+          <w:szCs w:val="24"/>
+          <w:lang w:val="ru-RU"/>
+        </w:rPr>
+        <w:t xml:space="preserve">, не имеющего </w:t>
+      </w:r>
+      <w:r>
+        <w:rPr>
+          <w:rFonts w:ascii="Times New Roman" w:hAnsi="Times New Roman" w:cs="Times New Roman"/>
+          <w:sz w:val="24"/>
+          <w:szCs w:val="24"/>
+          <w:lang w:val="ru-RU"/>
+        </w:rPr>
+        <w:t>ни</w:t>
+      </w:r>
+      <w:r>
+        <w:rPr>
+          <w:rFonts w:ascii="Times New Roman" w:hAnsi="Times New Roman" w:cs="Times New Roman"/>
+          <w:sz w:val="24"/>
+          <w:szCs w:val="24"/>
+          <w:lang w:val="ru-RU"/>
+        </w:rPr>
+        <w:t xml:space="preserve"> центра</w:t>
+      </w:r>
+      <w:r>
+        <w:rPr>
+          <w:rFonts w:ascii="Times New Roman" w:hAnsi="Times New Roman" w:cs="Times New Roman"/>
+          <w:sz w:val="24"/>
+          <w:szCs w:val="24"/>
+          <w:lang w:val="ru-RU"/>
+        </w:rPr>
+        <w:t>,</w:t>
+      </w:r>
+      <w:r>
+        <w:rPr>
+          <w:rFonts w:ascii="Times New Roman" w:hAnsi="Times New Roman" w:cs="Times New Roman"/>
+          <w:sz w:val="24"/>
+          <w:szCs w:val="24"/>
+          <w:lang w:val="ru-RU"/>
+        </w:rPr>
+        <w:t xml:space="preserve"> </w:t>
+      </w:r>
+      <w:r>
+        <w:rPr>
+          <w:rFonts w:ascii="Times New Roman" w:hAnsi="Times New Roman" w:cs="Times New Roman"/>
+          <w:sz w:val="24"/>
+          <w:szCs w:val="24"/>
+          <w:lang w:val="ru-RU"/>
+        </w:rPr>
+        <w:t>н</w:t>
+      </w:r>
+      <w:r>
+        <w:rPr>
+          <w:rFonts w:ascii="Times New Roman" w:hAnsi="Times New Roman" w:cs="Times New Roman"/>
+          <w:sz w:val="24"/>
+          <w:szCs w:val="24"/>
+          <w:lang w:val="ru-RU"/>
+        </w:rPr>
+        <w:t xml:space="preserve">и, более того, </w:t>
+      </w:r>
+      <w:r>
+        <w:rPr>
+          <w:rFonts w:ascii="Times New Roman" w:hAnsi="Times New Roman" w:cs="Times New Roman"/>
+          <w:sz w:val="24"/>
+          <w:szCs w:val="24"/>
+          <w:lang w:val="ru-RU"/>
+        </w:rPr>
+        <w:t xml:space="preserve">хоть одного </w:t>
+      </w:r>
+      <w:r>
+        <w:rPr>
+          <w:rFonts w:ascii="Times New Roman" w:hAnsi="Times New Roman" w:cs="Times New Roman"/>
+          <w:sz w:val="24"/>
+          <w:szCs w:val="24"/>
+          <w:lang w:val="ru-RU"/>
+        </w:rPr>
+        <w:t>свидетельства.</w:t>
+      </w:r>
+    </w:p>
+    <w:p>
+      <w:pPr>
+        <w:pStyle w:val="Quote"/>
+        <w:rPr>
+          <w:rFonts w:ascii="Times New Roman" w:hAnsi="Times New Roman" w:cs="Times New Roman"/>
+          <w:lang w:val="ru-RU"/>
+        </w:rPr>
+      </w:pPr>
+      <w:r>
+        <w:rPr>
+          <w:rFonts w:ascii="Times New Roman" w:hAnsi="Times New Roman" w:cs="Times New Roman"/>
+          <w:b/>
+          <w:bCs/>
+          <w:lang w:val="ru-RU"/>
+        </w:rPr>
+        <w:t>Вопрос из зала</w:t>
+      </w:r>
+      <w:r>
+        <w:rPr>
+          <w:rFonts w:ascii="Times New Roman" w:hAnsi="Times New Roman" w:cs="Times New Roman"/>
+          <w:lang w:val="ru-RU"/>
+        </w:rPr>
+        <w:t>: если принцип ассоциации работает, находя какие-либо сходства и смежности между идеями, то как возникает субъект, ведь субъект собран именно из тем впечатлений, между которыми нет никакого сходства? Может, сходство у этих идей именно в том, что сходства нет?</w:t>
+      </w:r>
+      <w:r>
+        <w:rPr>
+          <w:rFonts w:ascii="Times New Roman" w:hAnsi="Times New Roman" w:cs="Times New Roman"/>
+          <w:lang w:val="ru-RU"/>
+        </w:rPr>
+        <w:br/>
+      </w:r>
+      <w:r>
+        <w:rPr>
+          <w:rFonts w:ascii="Times New Roman" w:hAnsi="Times New Roman" w:cs="Times New Roman"/>
+          <w:b/>
+          <w:bCs/>
+          <w:lang w:val="ru-RU"/>
+        </w:rPr>
+        <w:t>Ответ</w:t>
+      </w:r>
+      <w:r>
+        <w:rPr>
+          <w:rFonts w:ascii="Times New Roman" w:hAnsi="Times New Roman" w:cs="Times New Roman"/>
+          <w:lang w:val="ru-RU"/>
+        </w:rPr>
+        <w:t xml:space="preserve">: принцип ассоциации работает не только по признакам смежности и сходства. У него есть множество проявлений, а смежность и сходство — основные. Память тоже является следствием работы принципа ассоциации. Так что связать </w:t>
+      </w:r>
+      <w:proofErr w:type="spellStart"/>
+      <w:r>
+        <w:rPr>
+          <w:rFonts w:ascii="Times New Roman" w:hAnsi="Times New Roman" w:cs="Times New Roman"/>
+          <w:lang w:val="ru-RU"/>
+        </w:rPr>
+        <w:t>несвязываемое</w:t>
+      </w:r>
+      <w:proofErr w:type="spellEnd"/>
+      <w:r>
+        <w:rPr>
+          <w:rFonts w:ascii="Times New Roman" w:hAnsi="Times New Roman" w:cs="Times New Roman"/>
+          <w:lang w:val="ru-RU"/>
+        </w:rPr>
+        <w:t xml:space="preserve"> можно и не находя общего критерия «</w:t>
+      </w:r>
+      <w:proofErr w:type="spellStart"/>
+      <w:r>
+        <w:rPr>
+          <w:rFonts w:ascii="Times New Roman" w:hAnsi="Times New Roman" w:cs="Times New Roman"/>
+          <w:lang w:val="ru-RU"/>
+        </w:rPr>
+        <w:t>несвязываемости</w:t>
+      </w:r>
+      <w:proofErr w:type="spellEnd"/>
+      <w:r>
+        <w:rPr>
+          <w:rFonts w:ascii="Times New Roman" w:hAnsi="Times New Roman" w:cs="Times New Roman"/>
+          <w:lang w:val="ru-RU"/>
+        </w:rPr>
+        <w:t>» — можно и просто сбросить в кучу всё, что осталось несвязанным.</w:t>
+      </w:r>
+    </w:p>
+    <w:p>
+      <w:pPr>
+        <w:rPr>
+          <w:rFonts w:ascii="Times New Roman" w:hAnsi="Times New Roman" w:cs="Times New Roman"/>
+          <w:sz w:val="24"/>
+          <w:szCs w:val="24"/>
+          <w:lang w:val="ru-RU"/>
+        </w:rPr>
+      </w:pPr>
+    </w:p>
+    <w:p>
+      <w:pPr>
+        <w:pStyle w:val="Quote"/>
+        <w:rPr>
+          <w:rFonts w:ascii="Times New Roman" w:hAnsi="Times New Roman" w:cs="Times New Roman"/>
+          <w:lang w:val="ru-RU"/>
+        </w:rPr>
+      </w:pPr>
+      <w:r>
+        <w:rPr>
+          <w:rFonts w:ascii="Times New Roman" w:hAnsi="Times New Roman" w:cs="Times New Roman"/>
+          <w:lang w:val="ru-RU"/>
+        </w:rPr>
+        <w:t xml:space="preserve">На самом деле мысленно «я» можно убрать. Если разобраться, это число лингвистическая привычка. Ведь у человека нет никакого опыта своего «я». Любое действие с «я» в языке можно </w:t>
+      </w:r>
+      <w:proofErr w:type="spellStart"/>
+      <w:r>
+        <w:rPr>
+          <w:rFonts w:ascii="Times New Roman" w:hAnsi="Times New Roman" w:cs="Times New Roman"/>
+          <w:lang w:val="ru-RU"/>
+        </w:rPr>
+        <w:t>деперсонализировать</w:t>
+      </w:r>
+      <w:proofErr w:type="spellEnd"/>
+      <w:r>
+        <w:rPr>
+          <w:rFonts w:ascii="Times New Roman" w:hAnsi="Times New Roman" w:cs="Times New Roman"/>
+          <w:lang w:val="ru-RU"/>
+        </w:rPr>
+        <w:t xml:space="preserve"> без потери смысла. Более того, в повседневности мы часто используем подобные безличные конструкции и остаёмся понятыми: «не спится», «пора идти», «хочется есть», «трудно учить».</w:t>
+      </w:r>
+    </w:p>
+    <w:p>
+      <w:pPr>
+        <w:pStyle w:val="Heading3"/>
+        <w:rPr>
+          <w:rFonts w:ascii="Times New Roman" w:hAnsi="Times New Roman" w:cs="Times New Roman"/>
+          <w:lang w:val="ru-RU"/>
+        </w:rPr>
+      </w:pPr>
+      <w:r>
+        <w:rPr>
+          <w:rFonts w:ascii="Times New Roman" w:hAnsi="Times New Roman" w:cs="Times New Roman"/>
+          <w:lang w:val="ru-RU"/>
+        </w:rPr>
+        <w:t>Ни субъект, ни объект</w:t>
+      </w:r>
+    </w:p>
+    <w:p>
+      <w:pPr>
+        <w:rPr>
+          <w:rFonts w:ascii="Times New Roman" w:hAnsi="Times New Roman" w:cs="Times New Roman"/>
+          <w:lang w:val="ru-RU"/>
+        </w:rPr>
+      </w:pPr>
+      <w:r>
+        <w:rPr>
+          <w:rFonts w:ascii="Times New Roman" w:hAnsi="Times New Roman" w:cs="Times New Roman"/>
+          <w:sz w:val="24"/>
+          <w:szCs w:val="24"/>
+          <w:lang w:val="ru-RU"/>
+        </w:rPr>
+        <w:t>Е</w:t>
+      </w:r>
+      <w:r>
+        <w:rPr>
+          <w:rFonts w:ascii="Times New Roman" w:hAnsi="Times New Roman" w:cs="Times New Roman"/>
+          <w:sz w:val="24"/>
+          <w:szCs w:val="24"/>
+          <w:lang w:val="ru-RU"/>
+        </w:rPr>
+        <w:t xml:space="preserve">сть </w:t>
+      </w:r>
+      <w:r>
+        <w:rPr>
+          <w:rFonts w:ascii="Times New Roman" w:hAnsi="Times New Roman" w:cs="Times New Roman"/>
+          <w:sz w:val="24"/>
+          <w:szCs w:val="24"/>
+          <w:lang w:val="ru-RU"/>
+        </w:rPr>
+        <w:t xml:space="preserve">и </w:t>
+      </w:r>
+      <w:r>
+        <w:rPr>
+          <w:rFonts w:ascii="Times New Roman" w:hAnsi="Times New Roman" w:cs="Times New Roman"/>
+          <w:sz w:val="24"/>
+          <w:szCs w:val="24"/>
+          <w:lang w:val="ru-RU"/>
+        </w:rPr>
+        <w:t xml:space="preserve">кое-что, что не влезает ни в субъект, ни в объект, и это </w:t>
+      </w:r>
+      <w:r>
+        <w:rPr>
+          <w:rFonts w:ascii="Times New Roman" w:hAnsi="Times New Roman" w:cs="Times New Roman"/>
+          <w:b/>
+          <w:bCs/>
+          <w:sz w:val="24"/>
+          <w:szCs w:val="24"/>
+        </w:rPr>
+        <w:t>chance</w:t>
+      </w:r>
+      <w:r>
+        <w:rPr>
+          <w:rFonts w:ascii="Times New Roman" w:hAnsi="Times New Roman" w:cs="Times New Roman"/>
+          <w:sz w:val="24"/>
+          <w:szCs w:val="24"/>
+          <w:lang w:val="ru-RU"/>
+        </w:rPr>
+        <w:t xml:space="preserve"> — случайность, ломающая привычку.</w:t>
+      </w:r>
+      <w:r>
+        <w:rPr>
+          <w:rFonts w:ascii="Times New Roman" w:hAnsi="Times New Roman" w:cs="Times New Roman"/>
+          <w:sz w:val="24"/>
+          <w:szCs w:val="24"/>
+          <w:lang w:val="ru-RU"/>
+        </w:rPr>
+        <w:t xml:space="preserve"> Вследствие субъектно-объектной модели существования первоначально </w:t>
+      </w:r>
+      <w:r>
+        <w:rPr>
+          <w:rFonts w:ascii="Times New Roman" w:hAnsi="Times New Roman" w:cs="Times New Roman"/>
+          <w:i/>
+          <w:iCs/>
+          <w:sz w:val="24"/>
+          <w:szCs w:val="24"/>
+        </w:rPr>
+        <w:t>chan</w:t>
+      </w:r>
+      <w:r>
+        <w:rPr>
+          <w:rFonts w:ascii="Times New Roman" w:hAnsi="Times New Roman" w:cs="Times New Roman"/>
+          <w:i/>
+          <w:iCs/>
+          <w:sz w:val="24"/>
+          <w:szCs w:val="24"/>
+        </w:rPr>
+        <w:t>c</w:t>
+      </w:r>
+      <w:r>
+        <w:rPr>
+          <w:rFonts w:ascii="Times New Roman" w:hAnsi="Times New Roman" w:cs="Times New Roman"/>
+          <w:i/>
+          <w:iCs/>
+          <w:sz w:val="24"/>
+          <w:szCs w:val="24"/>
+        </w:rPr>
+        <w:t>e</w:t>
+      </w:r>
+      <w:r>
+        <w:rPr>
+          <w:rFonts w:ascii="Times New Roman" w:hAnsi="Times New Roman" w:cs="Times New Roman"/>
+          <w:sz w:val="24"/>
+          <w:szCs w:val="24"/>
+          <w:lang w:val="ru-RU"/>
+        </w:rPr>
+        <w:t xml:space="preserve"> </w:t>
+      </w:r>
+      <w:r>
+        <w:rPr>
+          <w:rFonts w:ascii="Times New Roman" w:hAnsi="Times New Roman" w:cs="Times New Roman"/>
+          <w:sz w:val="24"/>
+          <w:szCs w:val="24"/>
+          <w:lang w:val="ru-RU"/>
+        </w:rPr>
+        <w:t xml:space="preserve">относится и </w:t>
+      </w:r>
+      <w:r>
+        <w:rPr>
+          <w:rFonts w:ascii="Times New Roman" w:hAnsi="Times New Roman" w:cs="Times New Roman"/>
+          <w:sz w:val="24"/>
+          <w:szCs w:val="24"/>
+          <w:lang w:val="ru-RU"/>
+        </w:rPr>
+        <w:t>к субъекту,</w:t>
+      </w:r>
+      <w:r>
+        <w:rPr>
+          <w:rFonts w:ascii="Times New Roman" w:hAnsi="Times New Roman" w:cs="Times New Roman"/>
+          <w:sz w:val="24"/>
+          <w:szCs w:val="24"/>
+          <w:lang w:val="ru-RU"/>
+        </w:rPr>
+        <w:t xml:space="preserve"> и к объекту</w:t>
+      </w:r>
+      <w:r>
+        <w:rPr>
+          <w:rFonts w:ascii="Times New Roman" w:hAnsi="Times New Roman" w:cs="Times New Roman"/>
+          <w:sz w:val="24"/>
+          <w:szCs w:val="24"/>
+          <w:lang w:val="ru-RU"/>
+        </w:rPr>
+        <w:t xml:space="preserve"> — это то, что произошло в объекте, чего «я» как субъект ещё не видел.</w:t>
       </w:r>
     </w:p>
     <w:sectPr>
@@ -838,6 +3794,27 @@
     <w:qFormat/>
     <w:rsid w:val="00805BCE"/>
   </w:style>
+  <w:style w:type="paragraph" w:styleId="Heading1">
+    <w:name w:val="heading 1"/>
+    <w:basedOn w:val="Normal"/>
+    <w:next w:val="Normal"/>
+    <w:link w:val="Heading1Char"/>
+    <w:uiPriority w:val="9"/>
+    <w:qFormat/>
+    <w:rsid w:val="00D97165"/>
+    <w:pPr>
+      <w:keepNext/>
+      <w:keepLines/>
+      <w:spacing w:before="240" w:after="0"/>
+      <w:outlineLvl w:val="0"/>
+    </w:pPr>
+    <w:rPr>
+      <w:rFonts w:asciiTheme="majorHAnsi" w:eastAsiaTheme="majorEastAsia" w:hAnsiTheme="majorHAnsi" w:cstheme="majorBidi"/>
+      <w:color w:val="365F91" w:themeColor="accent1" w:themeShade="BF"/>
+      <w:sz w:val="32"/>
+      <w:szCs w:val="32"/>
+    </w:rPr>
+  </w:style>
   <w:style w:type="paragraph" w:styleId="Heading2">
     <w:name w:val="heading 2"/>
     <w:basedOn w:val="Normal"/>
@@ -957,6 +3934,19 @@
       <w:rFonts w:ascii="Consolas" w:eastAsia="Consolas" w:hAnsi="Consolas" w:cs="Consolas"/>
       <w:sz w:val="20"/>
       <w:szCs w:val="20"/>
+    </w:rPr>
+  </w:style>
+  <w:style w:type="character" w:customStyle="1" w:styleId="Heading1Char">
+    <w:name w:val="Heading 1 Char"/>
+    <w:basedOn w:val="DefaultParagraphFont"/>
+    <w:link w:val="Heading1"/>
+    <w:uiPriority w:val="9"/>
+    <w:rsid w:val="00D97165"/>
+    <w:rPr>
+      <w:rFonts w:asciiTheme="majorHAnsi" w:eastAsiaTheme="majorEastAsia" w:hAnsiTheme="majorHAnsi" w:cstheme="majorBidi"/>
+      <w:color w:val="365F91" w:themeColor="accent1" w:themeShade="BF"/>
+      <w:sz w:val="32"/>
+      <w:szCs w:val="32"/>
     </w:rPr>
   </w:style>
 </w:styles>
@@ -1243,4 +4233,16 @@
   <a:objectDefaults/>
   <a:extraClrSchemeLst/>
 </a:theme>
+</file>
+
+<file path=customXml/item1.xml><?xml version="1.0" encoding="utf-8"?>
+<b:Sources xmlns:b="http://schemas.openxmlformats.org/officeDocument/2006/bibliography" xmlns="http://schemas.openxmlformats.org/officeDocument/2006/bibliography" SelectedStyle="/APASixthEditionOfficeOnline.xsl" StyleName="APA" Version="6"/>
+</file>
+
+<file path=customXml/itemProps1.xml><?xml version="1.0" encoding="utf-8"?>
+<ds:datastoreItem xmlns:ds="http://schemas.openxmlformats.org/officeDocument/2006/customXml" ds:itemID="{FB1B96CA-4047-2C46-91A3-87DEF78A1B94}">
+  <ds:schemaRefs>
+    <ds:schemaRef ds:uri="http://schemas.openxmlformats.org/officeDocument/2006/bibliography"/>
+  </ds:schemaRefs>
+</ds:datastoreItem>
 </file>
--- a/lesson-34.docx
+++ b/lesson-34.docx
@@ -36,7 +36,14 @@
           <w:rFonts w:ascii="Times New Roman" w:hAnsi="Times New Roman" w:cs="Times New Roman"/>
           <w:lang w:val="ru-RU"/>
         </w:rPr>
-        <w:t xml:space="preserve">В своей </w:t>
+        <w:t xml:space="preserve">В </w:t>
+      </w:r>
+      <w:r>
+        <w:rPr>
+          <w:rFonts w:ascii="Times New Roman" w:hAnsi="Times New Roman" w:cs="Times New Roman"/>
+          <w:lang w:val="ru-RU"/>
+        </w:rPr>
+        <w:t xml:space="preserve">ходе </w:t>
       </w:r>
       <w:r>
         <w:rPr>
@@ -50,7 +57,7 @@
           <w:rFonts w:ascii="Times New Roman" w:hAnsi="Times New Roman" w:cs="Times New Roman"/>
           <w:lang w:val="ru-RU"/>
         </w:rPr>
-        <w:t xml:space="preserve">е </w:t>
+        <w:t xml:space="preserve">ы </w:t>
       </w:r>
       <w:r>
         <w:rPr>
@@ -113,14 +120,7 @@
           <w:rFonts w:ascii="Times New Roman" w:hAnsi="Times New Roman" w:cs="Times New Roman"/>
           <w:lang w:val="ru-RU"/>
         </w:rPr>
-        <w:t xml:space="preserve"> конце концов его отдали под суд</w:t>
-      </w:r>
-      <w:r>
-        <w:rPr>
-          <w:rFonts w:ascii="Times New Roman" w:hAnsi="Times New Roman" w:cs="Times New Roman"/>
-          <w:lang w:val="ru-RU"/>
-        </w:rPr>
-        <w:t>.</w:t>
+        <w:t xml:space="preserve"> конце концов его отдали под суд.</w:t>
       </w:r>
     </w:p>
     <w:p>
@@ -157,16 +157,7 @@
           <w:szCs w:val="24"/>
           <w:lang w:val="ru-RU"/>
         </w:rPr>
-        <w:t>м</w:t>
-      </w:r>
-      <w:r>
-        <w:rPr>
-          <w:rFonts w:ascii="Times New Roman" w:hAnsi="Times New Roman" w:cs="Times New Roman"/>
-          <w:sz w:val="24"/>
-          <w:szCs w:val="24"/>
-          <w:lang w:val="ru-RU"/>
-        </w:rPr>
-        <w:t xml:space="preserve">ы </w:t>
+        <w:t xml:space="preserve">мы </w:t>
       </w:r>
       <w:r>
         <w:rPr>
@@ -562,7 +553,25 @@
           <w:szCs w:val="24"/>
           <w:lang w:val="ru-RU"/>
         </w:rPr>
-        <w:t xml:space="preserve">Юм жил в 1-2 четверти </w:t>
+        <w:t>Юм жил в 1-2 четверт</w:t>
+      </w:r>
+      <w:r>
+        <w:rPr>
+          <w:rFonts w:ascii="Times New Roman" w:hAnsi="Times New Roman" w:cs="Times New Roman"/>
+          <w:sz w:val="24"/>
+          <w:szCs w:val="24"/>
+          <w:lang w:val="ru-RU"/>
+        </w:rPr>
+        <w:t>ях</w:t>
+      </w:r>
+      <w:r>
+        <w:rPr>
+          <w:rFonts w:ascii="Times New Roman" w:hAnsi="Times New Roman" w:cs="Times New Roman"/>
+          <w:sz w:val="24"/>
+          <w:szCs w:val="24"/>
+          <w:lang w:val="ru-RU"/>
+        </w:rPr>
+        <w:t xml:space="preserve"> </w:t>
       </w:r>
       <w:r>
         <w:rPr>
@@ -1013,6 +1022,7 @@
           <w:rFonts w:ascii="Times New Roman" w:hAnsi="Times New Roman" w:cs="Times New Roman"/>
           <w:sz w:val="24"/>
           <w:szCs w:val="24"/>
+          <w:lang w:val="ru-RU"/>
         </w:rPr>
       </w:pPr>
       <w:r>
@@ -1125,16 +1135,7 @@
           <w:szCs w:val="24"/>
           <w:lang w:val="ru-RU"/>
         </w:rPr>
-        <w:t xml:space="preserve">; </w:t>
-      </w:r>
-      <w:r>
-        <w:rPr>
-          <w:rFonts w:ascii="Times New Roman" w:hAnsi="Times New Roman" w:cs="Times New Roman"/>
-          <w:sz w:val="24"/>
-          <w:szCs w:val="24"/>
-          <w:lang w:val="ru-RU"/>
-        </w:rPr>
-        <w:t xml:space="preserve">делать появление новых </w:t>
+        <w:t xml:space="preserve">; делать появление новых </w:t>
       </w:r>
       <w:r>
         <w:rPr>
@@ -1154,16 +1155,7 @@
           <w:szCs w:val="24"/>
           <w:lang w:val="ru-RU"/>
         </w:rPr>
-        <w:t xml:space="preserve"> предсказуемым, сформировать ожидание, вытекающее из предыдущего опыта</w:t>
-      </w:r>
-      <w:r>
-        <w:rPr>
-          <w:rFonts w:ascii="Times New Roman" w:hAnsi="Times New Roman" w:cs="Times New Roman"/>
-          <w:sz w:val="24"/>
-          <w:szCs w:val="24"/>
-          <w:lang w:val="ru-RU"/>
-        </w:rPr>
-        <w:t xml:space="preserve">. </w:t>
+        <w:t xml:space="preserve"> предсказуемым, сформировать ожидание, вытекающее из предыдущего опыта. </w:t>
       </w:r>
       <w:r>
         <w:rPr>
@@ -2323,43 +2315,7 @@
           <w:szCs w:val="24"/>
           <w:lang w:val="ru-RU"/>
         </w:rPr>
-        <w:t xml:space="preserve">, </w:t>
-      </w:r>
-      <w:r>
-        <w:rPr>
-          <w:rFonts w:ascii="Times New Roman" w:hAnsi="Times New Roman" w:cs="Times New Roman"/>
-          <w:sz w:val="24"/>
-          <w:szCs w:val="24"/>
-          <w:lang w:val="ru-RU"/>
-        </w:rPr>
-        <w:t>похожи</w:t>
-      </w:r>
-      <w:r>
-        <w:rPr>
-          <w:rFonts w:ascii="Times New Roman" w:hAnsi="Times New Roman" w:cs="Times New Roman"/>
-          <w:sz w:val="24"/>
-          <w:szCs w:val="24"/>
-          <w:lang w:val="ru-RU"/>
-        </w:rPr>
-        <w:t>е</w:t>
-      </w:r>
-      <w:r>
-        <w:rPr>
-          <w:rFonts w:ascii="Times New Roman" w:hAnsi="Times New Roman" w:cs="Times New Roman"/>
-          <w:sz w:val="24"/>
-          <w:szCs w:val="24"/>
-          <w:lang w:val="ru-RU"/>
-        </w:rPr>
-        <w:t xml:space="preserve"> на поток;</w:t>
-      </w:r>
-      <w:r>
-        <w:rPr>
-          <w:rFonts w:ascii="Times New Roman" w:hAnsi="Times New Roman" w:cs="Times New Roman"/>
-          <w:sz w:val="24"/>
-          <w:szCs w:val="24"/>
-          <w:lang w:val="ru-RU"/>
-        </w:rPr>
-        <w:t xml:space="preserve"> то, </w:t>
+        <w:t xml:space="preserve">, похожие на поток; то, </w:t>
       </w:r>
       <w:r>
         <w:rPr>
@@ -2459,13 +2415,16 @@
       <w:r>
         <w:rPr>
           <w:rFonts w:ascii="Times New Roman" w:hAnsi="Times New Roman" w:cs="Times New Roman"/>
+          <w:noProof/>
+          <w:sz w:val="24"/>
+          <w:szCs w:val="24"/>
           <w:lang w:val="ru-RU"/>
         </w:rPr>
         <w:drawing>
-          <wp:inline distT="0" distB="0" distL="0" distR="0" wp14:anchorId="0753D01E" wp14:editId="3563B8C9">
-            <wp:extent cx="2997651" cy="2982897"/>
+          <wp:inline distT="0" distB="0" distL="0" distR="0">
+            <wp:extent cx="2045970" cy="2011871"/>
             <wp:effectExtent l="0" t="0" r="0" b="0"/>
-            <wp:docPr id="148933518" name="Picture 1" descr="субъект-объектная схема поля опыта"/>
+            <wp:docPr id="477351540" name="Picture 1"/>
             <wp:cNvGraphicFramePr>
               <a:graphicFrameLocks xmlns:a="http://schemas.openxmlformats.org/drawingml/2006/main" noChangeAspect="1"/>
             </wp:cNvGraphicFramePr>
@@ -2473,32 +2432,29 @@
               <a:graphicData uri="http://schemas.openxmlformats.org/drawingml/2006/picture">
                 <pic:pic xmlns:pic="http://schemas.openxmlformats.org/drawingml/2006/picture">
                   <pic:nvPicPr>
-                    <pic:cNvPr id="148933518" name="Picture 1" descr="субъект-объектная схема поля опыта"/>
+                    <pic:cNvPr id="477351540" name="Picture 477351540"/>
                     <pic:cNvPicPr/>
                   </pic:nvPicPr>
-                  <pic:blipFill rotWithShape="1">
-                    <a:blip r:embed="rId6"/>
-                    <a:srcRect t="6374"/>
+                  <pic:blipFill>
+                    <a:blip r:embed="rId6" cstate="print">
+                      <a:extLst>
+                        <a:ext uri="{28A0092B-C50C-407E-A947-70E740481C1C}">
+                          <a14:useLocalDpi xmlns:a14="http://schemas.microsoft.com/office/drawing/2010/main" val="0"/>
+                        </a:ext>
+                      </a:extLst>
+                    </a:blip>
                     <a:stretch>
                       <a:fillRect/>
                     </a:stretch>
                   </pic:blipFill>
-                  <pic:spPr bwMode="auto">
+                  <pic:spPr>
                     <a:xfrm>
                       <a:off x="0" y="0"/>
-                      <a:ext cx="3253203" cy="3237192"/>
+                      <a:ext cx="2065255" cy="2030835"/>
                     </a:xfrm>
                     <a:prstGeom prst="rect">
                       <a:avLst/>
                     </a:prstGeom>
-                    <a:ln>
-                      <a:noFill/>
-                    </a:ln>
-                    <a:extLst>
-                      <a:ext uri="{53640926-AAD7-44D8-BBD7-CCE9431645EC}">
-                        <a14:shadowObscured xmlns:a14="http://schemas.microsoft.com/office/drawing/2010/main"/>
-                      </a:ext>
-                    </a:extLst>
                   </pic:spPr>
                 </pic:pic>
               </a:graphicData>
@@ -2513,6 +2469,7 @@
           <w:rFonts w:ascii="Times New Roman" w:hAnsi="Times New Roman" w:cs="Times New Roman"/>
           <w:sz w:val="24"/>
           <w:szCs w:val="24"/>
+          <w:lang w:val="ru-RU"/>
         </w:rPr>
       </w:pPr>
       <w:r>
@@ -2522,7 +2479,6 @@
           <w:szCs w:val="24"/>
           <w:lang w:val="ru-RU"/>
         </w:rPr>
-        <w:lastRenderedPageBreak/>
         <w:t>Отсюда и берется «двойная онтология» Юма — есть объект, есть не-объект, названный зонтичным термином субъект.</w:t>
       </w:r>
       <w:r>
@@ -2702,6 +2658,7 @@
           <w:bCs/>
           <w:lang w:val="ru-RU"/>
         </w:rPr>
+        <w:lastRenderedPageBreak/>
         <w:t>Вопрос из зала</w:t>
       </w:r>
       <w:r>
@@ -2811,68 +2768,453 @@
     </w:p>
     <w:p>
       <w:pPr>
-        <w:pStyle w:val="Heading3"/>
         <w:rPr>
           <w:rFonts w:ascii="Times New Roman" w:hAnsi="Times New Roman" w:cs="Times New Roman"/>
           <w:lang w:val="ru-RU"/>
         </w:rPr>
       </w:pPr>
-      <w:r>
-        <w:rPr>
-          <w:rFonts w:ascii="Times New Roman" w:hAnsi="Times New Roman" w:cs="Times New Roman"/>
-          <w:lang w:val="ru-RU"/>
-        </w:rPr>
-        <w:t>Ни субъект, ни объект</w:t>
-      </w:r>
     </w:p>
     <w:p>
       <w:pPr>
+        <w:pStyle w:val="Quote"/>
         <w:rPr>
           <w:rFonts w:ascii="Times New Roman" w:hAnsi="Times New Roman" w:cs="Times New Roman"/>
           <w:lang w:val="ru-RU"/>
         </w:rPr>
       </w:pPr>
-      <w:r>
-        <w:rPr>
-          <w:rFonts w:ascii="Times New Roman" w:hAnsi="Times New Roman" w:cs="Times New Roman"/>
-          <w:sz w:val="24"/>
-          <w:szCs w:val="24"/>
-          <w:lang w:val="ru-RU"/>
-        </w:rPr>
-        <w:t>Е</w:t>
-      </w:r>
-      <w:r>
-        <w:rPr>
-          <w:rFonts w:ascii="Times New Roman" w:hAnsi="Times New Roman" w:cs="Times New Roman"/>
-          <w:sz w:val="24"/>
-          <w:szCs w:val="24"/>
-          <w:lang w:val="ru-RU"/>
-        </w:rPr>
-        <w:t xml:space="preserve">сть </w:t>
-      </w:r>
-      <w:r>
-        <w:rPr>
-          <w:rFonts w:ascii="Times New Roman" w:hAnsi="Times New Roman" w:cs="Times New Roman"/>
-          <w:sz w:val="24"/>
-          <w:szCs w:val="24"/>
-          <w:lang w:val="ru-RU"/>
-        </w:rPr>
-        <w:t xml:space="preserve">и </w:t>
-      </w:r>
-      <w:r>
-        <w:rPr>
-          <w:rFonts w:ascii="Times New Roman" w:hAnsi="Times New Roman" w:cs="Times New Roman"/>
-          <w:sz w:val="24"/>
-          <w:szCs w:val="24"/>
-          <w:lang w:val="ru-RU"/>
-        </w:rPr>
-        <w:t xml:space="preserve">кое-что, что не влезает ни в субъект, ни в объект, и это </w:t>
-      </w:r>
       <w:r>
         <w:rPr>
           <w:rFonts w:ascii="Times New Roman" w:hAnsi="Times New Roman" w:cs="Times New Roman"/>
           <w:b/>
           <w:bCs/>
+          <w:lang w:val="ru-RU"/>
+        </w:rPr>
+        <w:t>Вопрос из зала</w:t>
+      </w:r>
+      <w:r>
+        <w:rPr>
+          <w:rFonts w:ascii="Times New Roman" w:hAnsi="Times New Roman" w:cs="Times New Roman"/>
+          <w:lang w:val="ru-RU"/>
+        </w:rPr>
+        <w:t>: субъект — это те идеи, которые никак не могут связаться между собой причиной. Но ведь я, как субъект, нахожу причинно-следственные связи в своих мыслях: одна мысль у меня в голове довольно логично перетекает в другую. Значит, они всё-таки связываемые?</w:t>
+      </w:r>
+    </w:p>
+    <w:p>
+      <w:pPr>
+        <w:pStyle w:val="Quote"/>
+        <w:rPr>
+          <w:rFonts w:ascii="Times New Roman" w:hAnsi="Times New Roman" w:cs="Times New Roman"/>
+          <w:lang w:val="ru-RU"/>
+        </w:rPr>
+      </w:pPr>
+      <w:r>
+        <w:rPr>
+          <w:rFonts w:ascii="Times New Roman" w:hAnsi="Times New Roman" w:cs="Times New Roman"/>
+          <w:b/>
+          <w:bCs/>
+          <w:lang w:val="ru-RU"/>
+        </w:rPr>
+        <w:t>Ответ</w:t>
+      </w:r>
+      <w:r>
+        <w:rPr>
+          <w:rFonts w:ascii="Times New Roman" w:hAnsi="Times New Roman" w:cs="Times New Roman"/>
+          <w:lang w:val="ru-RU"/>
+        </w:rPr>
+        <w:t xml:space="preserve">: противоречия здесь нет. «Свалив» все беспричинные идеи в субъект, принцип ассоциации пытается наладить стройность и там. Вам, как субъекту, </w:t>
+      </w:r>
+      <w:r>
+        <w:rPr>
+          <w:rFonts w:ascii="Times New Roman" w:hAnsi="Times New Roman" w:cs="Times New Roman"/>
+          <w:lang w:val="ru-RU"/>
+        </w:rPr>
+        <w:t>настроенные</w:t>
+      </w:r>
+      <w:r>
+        <w:rPr>
+          <w:rFonts w:ascii="Times New Roman" w:hAnsi="Times New Roman" w:cs="Times New Roman"/>
+          <w:lang w:val="ru-RU"/>
+        </w:rPr>
+        <w:t xml:space="preserve"> ассоциации могут казаться логичными: например, мне было грустно, потом стало весело; отрефлексировав, я нашел причину в перепаде настроения. Истинна ли эта причина? Ровно настолько</w:t>
+      </w:r>
+      <w:r>
+        <w:rPr>
+          <w:rFonts w:ascii="Times New Roman" w:hAnsi="Times New Roman" w:cs="Times New Roman"/>
+          <w:lang w:val="ru-RU"/>
+        </w:rPr>
+        <w:t xml:space="preserve"> же</w:t>
+      </w:r>
+      <w:r>
+        <w:rPr>
+          <w:rFonts w:ascii="Times New Roman" w:hAnsi="Times New Roman" w:cs="Times New Roman"/>
+          <w:lang w:val="ru-RU"/>
+        </w:rPr>
+        <w:t>, насколько и все остальные.</w:t>
+      </w:r>
+      <w:r>
+        <w:rPr>
+          <w:rFonts w:ascii="Times New Roman" w:hAnsi="Times New Roman" w:cs="Times New Roman"/>
+          <w:lang w:val="ru-RU"/>
+        </w:rPr>
+        <w:t xml:space="preserve"> </w:t>
+      </w:r>
+      <w:r>
+        <w:rPr>
+          <w:rFonts w:ascii="Times New Roman" w:hAnsi="Times New Roman" w:cs="Times New Roman"/>
+          <w:lang w:val="ru-RU"/>
+        </w:rPr>
+        <w:t>«Логичная» связь между вашими мыслями — это</w:t>
+      </w:r>
+      <w:r>
+        <w:rPr>
+          <w:rFonts w:ascii="Times New Roman" w:hAnsi="Times New Roman" w:cs="Times New Roman"/>
+          <w:lang w:val="ru-RU"/>
+        </w:rPr>
+        <w:t xml:space="preserve"> </w:t>
+      </w:r>
+      <w:r>
+        <w:rPr>
+          <w:rFonts w:ascii="Times New Roman" w:hAnsi="Times New Roman" w:cs="Times New Roman"/>
+          <w:lang w:val="ru-RU"/>
+        </w:rPr>
+        <w:t>такая же иллюзия, как и связь между объектами.</w:t>
+      </w:r>
+    </w:p>
+    <w:p>
+      <w:pPr>
+        <w:rPr>
+          <w:lang w:val="ru-RU"/>
+        </w:rPr>
+      </w:pPr>
+    </w:p>
+    <w:p>
+      <w:pPr>
+        <w:pStyle w:val="Quote"/>
+        <w:rPr>
+          <w:lang w:val="ru-RU"/>
+        </w:rPr>
+      </w:pPr>
+      <w:r>
+        <w:rPr>
+          <w:lang w:val="ru-RU"/>
+        </w:rPr>
+        <w:t>Вопрос из зала: есть ли операция, обратная ассоциации?</w:t>
+      </w:r>
+      <w:r>
+        <w:rPr>
+          <w:lang w:val="ru-RU"/>
+        </w:rPr>
+        <w:br/>
+        <w:t xml:space="preserve">Ответ: то есть </w:t>
+      </w:r>
+      <w:r>
+        <w:rPr>
+          <w:lang w:val="ru-RU"/>
+        </w:rPr>
+        <w:t>диссоциация</w:t>
+      </w:r>
+      <w:r>
+        <w:rPr>
+          <w:lang w:val="ru-RU"/>
+        </w:rPr>
+        <w:t xml:space="preserve">? Похоже на психические расстройства. Такой темы Юм не поднимал. </w:t>
+      </w:r>
+      <w:r>
+        <w:rPr>
+          <w:lang w:val="ru-RU"/>
+        </w:rPr>
+        <w:t>Скорее всего</w:t>
+      </w:r>
+      <w:r>
+        <w:rPr>
+          <w:lang w:val="ru-RU"/>
+        </w:rPr>
+        <w:t xml:space="preserve"> ассоциация может разрушаться с помощью самого принципа ассоциации: когда создается новая связь, прочнее предыдущей, </w:t>
+      </w:r>
+      <w:r>
+        <w:rPr>
+          <w:lang w:val="ru-RU"/>
+        </w:rPr>
+        <w:t>старая разрушается.</w:t>
+      </w:r>
+      <w:r>
+        <w:rPr>
+          <w:lang w:val="ru-RU"/>
+        </w:rPr>
+        <w:t xml:space="preserve"> Главное — сохранять непрерывность.</w:t>
+      </w:r>
+      <w:r>
+        <w:rPr>
+          <w:lang w:val="ru-RU"/>
+        </w:rPr>
+        <w:t xml:space="preserve"> Примером послужит любое изменение вашего отношения к чему угодно.</w:t>
+      </w:r>
+      <w:r>
+        <w:rPr>
+          <w:lang w:val="ru-RU"/>
+        </w:rPr>
+        <w:t xml:space="preserve"> Немного забежим вперед и рассмотрим пример того, как </w:t>
+      </w:r>
+      <w:r>
+        <w:rPr>
+          <w:lang w:val="ru-RU"/>
+        </w:rPr>
+        <w:t xml:space="preserve">работает принцип ассоциации </w:t>
+      </w:r>
+      <w:r>
+        <w:rPr>
+          <w:lang w:val="ru-RU"/>
+        </w:rPr>
+        <w:t>у шизофреников</w:t>
+      </w:r>
+      <w:r>
+        <w:rPr>
+          <w:lang w:val="ru-RU"/>
+        </w:rPr>
+        <w:t xml:space="preserve">. </w:t>
+      </w:r>
+      <w:r>
+        <w:rPr>
+          <w:lang w:val="ru-RU"/>
+        </w:rPr>
+        <w:t>Главное р</w:t>
+      </w:r>
+      <w:r>
+        <w:rPr>
+          <w:lang w:val="ru-RU"/>
+        </w:rPr>
+        <w:t>азличие заключается в характере того, как они устанавливают связи.</w:t>
+      </w:r>
+      <w:r>
+        <w:rPr>
+          <w:lang w:val="ru-RU"/>
+        </w:rPr>
+        <w:t xml:space="preserve"> Французский писатель Анри Мишо</w:t>
+      </w:r>
+      <w:r>
+        <w:rPr>
+          <w:lang w:val="ru-RU"/>
+        </w:rPr>
+        <w:t xml:space="preserve"> описывал такое явление как «шизофренический стол»</w:t>
+      </w:r>
+      <w:r>
+        <w:rPr>
+          <w:lang w:val="ru-RU"/>
+        </w:rPr>
+        <w:t xml:space="preserve">: если дать нарисовать человеку стол, он скорее всего нарисует обычный стол, плоский или в перспективе. Если дать нарисовать стол шизофренику, </w:t>
+      </w:r>
+      <w:r>
+        <w:rPr>
+          <w:lang w:val="ru-RU"/>
+        </w:rPr>
+        <w:t>он нарисует ножки, столешницу, на ней лист бумаги, книгу</w:t>
+      </w:r>
+      <w:r>
+        <w:rPr>
+          <w:lang w:val="ru-RU"/>
+        </w:rPr>
+        <w:t>;</w:t>
+      </w:r>
+      <w:r>
+        <w:rPr>
+          <w:lang w:val="ru-RU"/>
+        </w:rPr>
+        <w:t xml:space="preserve"> затем настольную лампу, трещины на столе, телефон, стакан чая</w:t>
+      </w:r>
+      <w:r>
+        <w:rPr>
+          <w:lang w:val="ru-RU"/>
+        </w:rPr>
+        <w:t>; затем</w:t>
+      </w:r>
+      <w:r>
+        <w:rPr>
+          <w:lang w:val="ru-RU"/>
+        </w:rPr>
+        <w:t xml:space="preserve"> </w:t>
+      </w:r>
+      <w:r>
+        <w:rPr>
+          <w:lang w:val="ru-RU"/>
+        </w:rPr>
+        <w:t>керосиновую</w:t>
+      </w:r>
+      <w:r>
+        <w:rPr>
+          <w:lang w:val="ru-RU"/>
+        </w:rPr>
+        <w:t xml:space="preserve"> лам</w:t>
+      </w:r>
+      <w:r>
+        <w:rPr>
+          <w:lang w:val="ru-RU"/>
+        </w:rPr>
+        <w:t>п</w:t>
+      </w:r>
+      <w:r>
+        <w:rPr>
+          <w:lang w:val="ru-RU"/>
+        </w:rPr>
+        <w:t xml:space="preserve">у, </w:t>
+      </w:r>
+      <w:r>
+        <w:rPr>
+          <w:lang w:val="ru-RU"/>
+        </w:rPr>
+        <w:t>корову — он не может остановиться. Такое ощущение, что механизм стабилизации, который работает у обычных людей в среднем одинаково, у них работает совершенно иначе.</w:t>
+      </w:r>
+      <w:r>
+        <w:rPr>
+          <w:lang w:val="ru-RU"/>
+        </w:rPr>
+        <w:t xml:space="preserve"> Привычка в том смысле, в каком она есть у обычных людей, у них не формируется</w:t>
+      </w:r>
+      <w:r>
+        <w:rPr>
+          <w:lang w:val="ru-RU"/>
+        </w:rPr>
+        <w:t>;</w:t>
+      </w:r>
+      <w:r>
+        <w:rPr>
+          <w:lang w:val="ru-RU"/>
+        </w:rPr>
+        <w:t xml:space="preserve"> формируется иная привычка, которая</w:t>
+      </w:r>
+      <w:r>
+        <w:rPr>
+          <w:lang w:val="ru-RU"/>
+        </w:rPr>
+        <w:t xml:space="preserve"> </w:t>
+      </w:r>
+      <w:r>
+        <w:rPr>
+          <w:lang w:val="ru-RU"/>
+        </w:rPr>
+        <w:t>с нашей точки зрения кажется</w:t>
+      </w:r>
+      <w:r>
+        <w:rPr>
+          <w:lang w:val="ru-RU"/>
+        </w:rPr>
+        <w:t xml:space="preserve"> </w:t>
+      </w:r>
+      <w:r>
+        <w:rPr>
+          <w:lang w:val="ru-RU"/>
+        </w:rPr>
+        <w:t>сплошн</w:t>
+      </w:r>
+      <w:r>
+        <w:rPr>
+          <w:lang w:val="ru-RU"/>
+        </w:rPr>
+        <w:t>ой</w:t>
+      </w:r>
+      <w:r>
+        <w:rPr>
+          <w:lang w:val="ru-RU"/>
+        </w:rPr>
+        <w:t xml:space="preserve"> нестабильность</w:t>
+      </w:r>
+      <w:r>
+        <w:rPr>
+          <w:lang w:val="ru-RU"/>
+        </w:rPr>
+        <w:t>ю</w:t>
+      </w:r>
+      <w:r>
+        <w:rPr>
+          <w:lang w:val="ru-RU"/>
+        </w:rPr>
+        <w:t>.</w:t>
+      </w:r>
+      <w:r>
+        <w:rPr>
+          <w:lang w:val="ru-RU"/>
+        </w:rPr>
+        <w:t xml:space="preserve"> Шизофреник не останавливается на том смоделированном мире, который возникает в нашем опыте.</w:t>
+      </w:r>
+      <w:r>
+        <w:rPr>
+          <w:lang w:val="ru-RU"/>
+        </w:rPr>
+        <w:t xml:space="preserve"> Он проникает глубже в поле опыта и исследует больше возможностей, расширяя ассоциативные связи.</w:t>
+      </w:r>
+      <w:r>
+        <w:rPr>
+          <w:lang w:val="ru-RU"/>
+        </w:rPr>
+        <w:t xml:space="preserve"> Ему будто не хватает субъектно-объектной модели, по поверхности которой скользит обычный человек.</w:t>
+      </w:r>
+    </w:p>
+    <w:p>
+      <w:pPr>
+        <w:pStyle w:val="Heading3"/>
+        <w:rPr>
+          <w:rFonts w:ascii="Times New Roman" w:hAnsi="Times New Roman" w:cs="Times New Roman"/>
+          <w:lang w:val="ru-RU"/>
+        </w:rPr>
+      </w:pPr>
+      <w:r>
+        <w:rPr>
+          <w:rFonts w:ascii="Times New Roman" w:hAnsi="Times New Roman" w:cs="Times New Roman"/>
+          <w:lang w:val="ru-RU"/>
+        </w:rPr>
+        <w:lastRenderedPageBreak/>
+        <w:t>Ни субъект, ни объект</w:t>
+      </w:r>
+    </w:p>
+    <w:p>
+      <w:pPr>
+        <w:rPr>
+          <w:rFonts w:ascii="Times New Roman" w:hAnsi="Times New Roman" w:cs="Times New Roman"/>
+          <w:sz w:val="24"/>
+          <w:szCs w:val="24"/>
+          <w:lang w:val="ru-RU"/>
+        </w:rPr>
+      </w:pPr>
+      <w:r>
+        <w:rPr>
+          <w:rFonts w:ascii="Times New Roman" w:hAnsi="Times New Roman" w:cs="Times New Roman"/>
+          <w:sz w:val="24"/>
+          <w:szCs w:val="24"/>
+          <w:lang w:val="ru-RU"/>
+        </w:rPr>
+        <w:t>Е</w:t>
+      </w:r>
+      <w:r>
+        <w:rPr>
+          <w:rFonts w:ascii="Times New Roman" w:hAnsi="Times New Roman" w:cs="Times New Roman"/>
+          <w:sz w:val="24"/>
+          <w:szCs w:val="24"/>
+          <w:lang w:val="ru-RU"/>
+        </w:rPr>
+        <w:t xml:space="preserve">сть </w:t>
+      </w:r>
+      <w:r>
+        <w:rPr>
+          <w:rFonts w:ascii="Times New Roman" w:hAnsi="Times New Roman" w:cs="Times New Roman"/>
+          <w:sz w:val="24"/>
+          <w:szCs w:val="24"/>
+          <w:lang w:val="ru-RU"/>
+        </w:rPr>
+        <w:t xml:space="preserve">и </w:t>
+      </w:r>
+      <w:r>
+        <w:rPr>
+          <w:rFonts w:ascii="Times New Roman" w:hAnsi="Times New Roman" w:cs="Times New Roman"/>
+          <w:sz w:val="24"/>
+          <w:szCs w:val="24"/>
+          <w:lang w:val="ru-RU"/>
+        </w:rPr>
+        <w:t xml:space="preserve">кое-что, что не влезает ни в субъект, ни в объект, и это </w:t>
+      </w:r>
+      <w:r>
+        <w:rPr>
+          <w:rFonts w:ascii="Times New Roman" w:hAnsi="Times New Roman" w:cs="Times New Roman"/>
+          <w:b/>
+          <w:bCs/>
           <w:sz w:val="24"/>
           <w:szCs w:val="24"/>
         </w:rPr>
@@ -2933,43 +3275,4107 @@
           <w:szCs w:val="24"/>
           <w:lang w:val="ru-RU"/>
         </w:rPr>
+        <w:t xml:space="preserve"> относится и </w:t>
+      </w:r>
+      <w:r>
+        <w:rPr>
+          <w:rFonts w:ascii="Times New Roman" w:hAnsi="Times New Roman" w:cs="Times New Roman"/>
+          <w:sz w:val="24"/>
+          <w:szCs w:val="24"/>
+          <w:lang w:val="ru-RU"/>
+        </w:rPr>
+        <w:t>к субъекту,</w:t>
+      </w:r>
+      <w:r>
+        <w:rPr>
+          <w:rFonts w:ascii="Times New Roman" w:hAnsi="Times New Roman" w:cs="Times New Roman"/>
+          <w:sz w:val="24"/>
+          <w:szCs w:val="24"/>
+          <w:lang w:val="ru-RU"/>
+        </w:rPr>
+        <w:t xml:space="preserve"> и к объекту</w:t>
+      </w:r>
+      <w:r>
+        <w:rPr>
+          <w:rFonts w:ascii="Times New Roman" w:hAnsi="Times New Roman" w:cs="Times New Roman"/>
+          <w:sz w:val="24"/>
+          <w:szCs w:val="24"/>
+          <w:lang w:val="ru-RU"/>
+        </w:rPr>
+        <w:t xml:space="preserve"> — это то, что произошло в объекте, чего «я» как субъект ещё не видел.</w:t>
+      </w:r>
+    </w:p>
+    <w:p>
+      <w:pPr>
+        <w:pStyle w:val="Heading2"/>
+        <w:rPr>
+          <w:lang w:val="ru-RU"/>
+        </w:rPr>
+      </w:pPr>
+      <w:r>
+        <w:rPr>
+          <w:lang w:val="ru-RU"/>
+        </w:rPr>
+        <w:t>Новая веха</w:t>
+      </w:r>
+    </w:p>
+    <w:p>
+      <w:pPr>
+        <w:rPr>
+          <w:rFonts w:ascii="Times New Roman" w:hAnsi="Times New Roman" w:cs="Times New Roman"/>
+          <w:lang w:val="ru-RU"/>
+        </w:rPr>
+      </w:pPr>
+      <w:r>
+        <w:rPr>
+          <w:rFonts w:ascii="Times New Roman" w:hAnsi="Times New Roman" w:cs="Times New Roman"/>
+          <w:lang w:val="ru-RU"/>
+        </w:rPr>
+        <w:t xml:space="preserve">Итак, мы </w:t>
+      </w:r>
+      <w:r>
+        <w:rPr>
+          <w:rFonts w:ascii="Times New Roman" w:hAnsi="Times New Roman" w:cs="Times New Roman"/>
+          <w:lang w:val="ru-RU"/>
+        </w:rPr>
+        <w:t>получили философское учение, которое является вехой в отношении ЭН и философии. После этого учения пути философии и ЭН расходятся.</w:t>
+      </w:r>
+      <w:r>
+        <w:rPr>
+          <w:rFonts w:ascii="Times New Roman" w:hAnsi="Times New Roman" w:cs="Times New Roman"/>
+          <w:lang w:val="ru-RU"/>
+        </w:rPr>
+        <w:t xml:space="preserve"> Важно понимать, что до Юма жанровой спецификации философии отдельно от естественно-научного исследования не было. </w:t>
+      </w:r>
+      <w:r>
+        <w:rPr>
+          <w:rFonts w:ascii="Times New Roman" w:hAnsi="Times New Roman" w:cs="Times New Roman"/>
+          <w:lang w:val="ru-RU"/>
+        </w:rPr>
+        <w:t>Например, р</w:t>
+      </w:r>
+      <w:r>
+        <w:rPr>
+          <w:rFonts w:ascii="Times New Roman" w:hAnsi="Times New Roman" w:cs="Times New Roman"/>
+          <w:lang w:val="ru-RU"/>
+        </w:rPr>
+        <w:t>абота Ньютона, в которой излагаются базовые принципы механики, называется «математические начала натуральной философии».</w:t>
+      </w:r>
+      <w:r>
+        <w:rPr>
+          <w:rFonts w:ascii="Times New Roman" w:hAnsi="Times New Roman" w:cs="Times New Roman"/>
+          <w:lang w:val="ru-RU"/>
+        </w:rPr>
+        <w:t xml:space="preserve"> Заниматься наукой</w:t>
+      </w:r>
+      <w:r>
+        <w:rPr>
+          <w:rFonts w:ascii="Times New Roman" w:hAnsi="Times New Roman" w:cs="Times New Roman"/>
+          <w:lang w:val="ru-RU"/>
+        </w:rPr>
+        <w:t xml:space="preserve"> значило заниматься </w:t>
+      </w:r>
+      <w:r>
+        <w:rPr>
+          <w:rFonts w:ascii="Times New Roman" w:hAnsi="Times New Roman" w:cs="Times New Roman"/>
+          <w:lang w:val="ru-RU"/>
+        </w:rPr>
+        <w:t>и философией.</w:t>
+      </w:r>
+      <w:r>
+        <w:rPr>
+          <w:rFonts w:ascii="Times New Roman" w:hAnsi="Times New Roman" w:cs="Times New Roman"/>
+          <w:lang w:val="ru-RU"/>
+        </w:rPr>
         <w:t xml:space="preserve"> </w:t>
       </w:r>
       <w:r>
         <w:rPr>
           <w:rFonts w:ascii="Times New Roman" w:hAnsi="Times New Roman" w:cs="Times New Roman"/>
-          <w:sz w:val="24"/>
-          <w:szCs w:val="24"/>
-          <w:lang w:val="ru-RU"/>
-        </w:rPr>
-        <w:t xml:space="preserve">относится и </w:t>
-      </w:r>
-      <w:r>
-        <w:rPr>
-          <w:rFonts w:ascii="Times New Roman" w:hAnsi="Times New Roman" w:cs="Times New Roman"/>
-          <w:sz w:val="24"/>
-          <w:szCs w:val="24"/>
-          <w:lang w:val="ru-RU"/>
-        </w:rPr>
-        <w:t>к субъекту,</w:t>
-      </w:r>
-      <w:r>
-        <w:rPr>
-          <w:rFonts w:ascii="Times New Roman" w:hAnsi="Times New Roman" w:cs="Times New Roman"/>
-          <w:sz w:val="24"/>
-          <w:szCs w:val="24"/>
-          <w:lang w:val="ru-RU"/>
-        </w:rPr>
-        <w:t xml:space="preserve"> и к объекту</w:t>
-      </w:r>
-      <w:r>
-        <w:rPr>
-          <w:rFonts w:ascii="Times New Roman" w:hAnsi="Times New Roman" w:cs="Times New Roman"/>
-          <w:sz w:val="24"/>
-          <w:szCs w:val="24"/>
-          <w:lang w:val="ru-RU"/>
-        </w:rPr>
-        <w:t xml:space="preserve"> — это то, что произошло в объекте, чего «я» как субъект ещё не видел.</w:t>
+          <w:lang w:val="ru-RU"/>
+        </w:rPr>
+        <w:t>Что же такого сделал Юм, что их пути разошлись?</w:t>
+      </w:r>
+    </w:p>
+    <w:p>
+      <w:pPr>
+        <w:rPr>
+          <w:rFonts w:ascii="Times New Roman" w:hAnsi="Times New Roman" w:cs="Times New Roman"/>
+          <w:lang w:val="ru-RU"/>
+        </w:rPr>
+      </w:pPr>
+      <w:r>
+        <w:rPr>
+          <w:rFonts w:ascii="Times New Roman" w:hAnsi="Times New Roman" w:cs="Times New Roman"/>
+          <w:lang w:val="ru-RU"/>
+        </w:rPr>
+        <w:t xml:space="preserve">То поле </w:t>
+      </w:r>
+      <w:r>
+        <w:rPr>
+          <w:rFonts w:ascii="Times New Roman" w:hAnsi="Times New Roman" w:cs="Times New Roman"/>
+          <w:i/>
+          <w:iCs/>
+          <w:lang w:val="ru-RU"/>
+        </w:rPr>
+        <w:t>опыта/корреляции</w:t>
+      </w:r>
+      <w:r>
+        <w:rPr>
+          <w:rFonts w:ascii="Times New Roman" w:hAnsi="Times New Roman" w:cs="Times New Roman"/>
+          <w:lang w:val="ru-RU"/>
+        </w:rPr>
+        <w:t xml:space="preserve">, которое он создал — это </w:t>
+      </w:r>
+      <w:r>
+        <w:rPr>
+          <w:rFonts w:ascii="Times New Roman" w:hAnsi="Times New Roman" w:cs="Times New Roman"/>
+          <w:b/>
+          <w:bCs/>
+          <w:lang w:val="ru-RU"/>
+        </w:rPr>
+        <w:t>новый теоретический объект</w:t>
+      </w:r>
+      <w:r>
+        <w:rPr>
+          <w:rFonts w:ascii="Times New Roman" w:hAnsi="Times New Roman" w:cs="Times New Roman"/>
+          <w:lang w:val="ru-RU"/>
+        </w:rPr>
+        <w:t>.</w:t>
+      </w:r>
+      <w:r>
+        <w:rPr>
+          <w:rFonts w:ascii="Times New Roman" w:hAnsi="Times New Roman" w:cs="Times New Roman"/>
+          <w:lang w:val="ru-RU"/>
+        </w:rPr>
+        <w:t xml:space="preserve"> В ней и субъект и объект были устранены как </w:t>
+      </w:r>
+      <w:r>
+        <w:rPr>
+          <w:rFonts w:ascii="Times New Roman" w:hAnsi="Times New Roman" w:cs="Times New Roman"/>
+          <w:i/>
+          <w:iCs/>
+          <w:lang w:val="ru-RU"/>
+        </w:rPr>
+        <w:t>субстанции</w:t>
+      </w:r>
+      <w:r>
+        <w:rPr>
+          <w:rFonts w:ascii="Times New Roman" w:hAnsi="Times New Roman" w:cs="Times New Roman"/>
+          <w:lang w:val="ru-RU"/>
+        </w:rPr>
+        <w:t>.</w:t>
+      </w:r>
+      <w:r>
+        <w:rPr>
+          <w:rFonts w:ascii="Times New Roman" w:hAnsi="Times New Roman" w:cs="Times New Roman"/>
+          <w:lang w:val="ru-RU"/>
+        </w:rPr>
+        <w:t xml:space="preserve"> </w:t>
+      </w:r>
+      <w:r>
+        <w:rPr>
+          <w:rFonts w:ascii="Times New Roman" w:hAnsi="Times New Roman" w:cs="Times New Roman"/>
+          <w:lang w:val="ru-RU"/>
+        </w:rPr>
+        <w:t xml:space="preserve">Задача </w:t>
+      </w:r>
+      <w:r>
+        <w:rPr>
+          <w:rFonts w:ascii="Times New Roman" w:hAnsi="Times New Roman" w:cs="Times New Roman"/>
+          <w:lang w:val="ru-RU"/>
+        </w:rPr>
+        <w:t xml:space="preserve">же </w:t>
+      </w:r>
+      <w:r>
+        <w:rPr>
+          <w:rFonts w:ascii="Times New Roman" w:hAnsi="Times New Roman" w:cs="Times New Roman"/>
+          <w:lang w:val="ru-RU"/>
+        </w:rPr>
+        <w:t>н</w:t>
+      </w:r>
+      <w:r>
+        <w:rPr>
+          <w:rFonts w:ascii="Times New Roman" w:hAnsi="Times New Roman" w:cs="Times New Roman"/>
+          <w:lang w:val="ru-RU"/>
+        </w:rPr>
+        <w:t>аук</w:t>
+      </w:r>
+      <w:r>
+        <w:rPr>
+          <w:rFonts w:ascii="Times New Roman" w:hAnsi="Times New Roman" w:cs="Times New Roman"/>
+          <w:lang w:val="ru-RU"/>
+        </w:rPr>
+        <w:t>и</w:t>
+      </w:r>
+      <w:r>
+        <w:rPr>
+          <w:rFonts w:ascii="Times New Roman" w:hAnsi="Times New Roman" w:cs="Times New Roman"/>
+          <w:lang w:val="ru-RU"/>
+        </w:rPr>
+        <w:t xml:space="preserve"> </w:t>
+      </w:r>
+      <w:r>
+        <w:rPr>
+          <w:rFonts w:ascii="Times New Roman" w:hAnsi="Times New Roman" w:cs="Times New Roman"/>
+          <w:lang w:val="ru-RU"/>
+        </w:rPr>
+        <w:t xml:space="preserve">— </w:t>
+      </w:r>
+      <w:r>
+        <w:rPr>
+          <w:rFonts w:ascii="Times New Roman" w:hAnsi="Times New Roman" w:cs="Times New Roman"/>
+          <w:lang w:val="ru-RU"/>
+        </w:rPr>
+        <w:t>сделать так, чтобы</w:t>
+      </w:r>
+      <w:r>
+        <w:rPr>
+          <w:rFonts w:ascii="Times New Roman" w:hAnsi="Times New Roman" w:cs="Times New Roman"/>
+          <w:lang w:val="ru-RU"/>
+        </w:rPr>
+        <w:t xml:space="preserve"> влияние субъекта</w:t>
+      </w:r>
+      <w:r>
+        <w:rPr>
+          <w:rFonts w:ascii="Times New Roman" w:hAnsi="Times New Roman" w:cs="Times New Roman"/>
+          <w:lang w:val="ru-RU"/>
+        </w:rPr>
+        <w:t xml:space="preserve"> на изучение природы было минимально</w:t>
+      </w:r>
+      <w:r>
+        <w:rPr>
+          <w:rFonts w:ascii="Times New Roman" w:hAnsi="Times New Roman" w:cs="Times New Roman"/>
+          <w:lang w:val="ru-RU"/>
+        </w:rPr>
+        <w:t>.</w:t>
+      </w:r>
+      <w:r>
+        <w:rPr>
+          <w:rFonts w:ascii="Times New Roman" w:hAnsi="Times New Roman" w:cs="Times New Roman"/>
+          <w:lang w:val="ru-RU"/>
+        </w:rPr>
+        <w:t xml:space="preserve"> Это не значит, что субъекта в науке нет</w:t>
+      </w:r>
+      <w:r>
+        <w:rPr>
+          <w:rFonts w:ascii="Times New Roman" w:hAnsi="Times New Roman" w:cs="Times New Roman"/>
+          <w:lang w:val="ru-RU"/>
+        </w:rPr>
+        <w:t>. Е</w:t>
+      </w:r>
+      <w:r>
+        <w:rPr>
+          <w:rFonts w:ascii="Times New Roman" w:hAnsi="Times New Roman" w:cs="Times New Roman"/>
+          <w:lang w:val="ru-RU"/>
+        </w:rPr>
+        <w:t>го пытаются вывести из эксперимента, «взять за скобки»</w:t>
+      </w:r>
+      <w:r>
+        <w:rPr>
+          <w:rFonts w:ascii="Times New Roman" w:hAnsi="Times New Roman" w:cs="Times New Roman"/>
+          <w:lang w:val="ru-RU"/>
+        </w:rPr>
+        <w:t>, чтобы смоделировать ситуацию, в которой можно изуч</w:t>
+      </w:r>
+      <w:r>
+        <w:rPr>
+          <w:rFonts w:ascii="Times New Roman" w:hAnsi="Times New Roman" w:cs="Times New Roman"/>
+          <w:lang w:val="ru-RU"/>
+        </w:rPr>
+        <w:t>и</w:t>
+      </w:r>
+      <w:r>
+        <w:rPr>
+          <w:rFonts w:ascii="Times New Roman" w:hAnsi="Times New Roman" w:cs="Times New Roman"/>
+          <w:lang w:val="ru-RU"/>
+        </w:rPr>
+        <w:t>ть объект без его вмешательства</w:t>
+      </w:r>
+      <w:r>
+        <w:rPr>
+          <w:rFonts w:ascii="Times New Roman" w:hAnsi="Times New Roman" w:cs="Times New Roman"/>
+          <w:lang w:val="ru-RU"/>
+        </w:rPr>
+        <w:t xml:space="preserve">, и вывести на основе этого </w:t>
+      </w:r>
+      <w:r>
+        <w:rPr>
+          <w:rFonts w:ascii="Times New Roman" w:hAnsi="Times New Roman" w:cs="Times New Roman"/>
+          <w:i/>
+          <w:iCs/>
+          <w:lang w:val="ru-RU"/>
+        </w:rPr>
+        <w:t>законы</w:t>
+      </w:r>
+      <w:r>
+        <w:rPr>
+          <w:rFonts w:ascii="Times New Roman" w:hAnsi="Times New Roman" w:cs="Times New Roman"/>
+          <w:lang w:val="ru-RU"/>
+        </w:rPr>
+        <w:t>.</w:t>
+      </w:r>
+      <w:r>
+        <w:rPr>
+          <w:rFonts w:ascii="Times New Roman" w:hAnsi="Times New Roman" w:cs="Times New Roman"/>
+          <w:lang w:val="ru-RU"/>
+        </w:rPr>
+        <w:t xml:space="preserve"> </w:t>
+      </w:r>
+      <w:r>
+        <w:rPr>
+          <w:rFonts w:ascii="Times New Roman" w:hAnsi="Times New Roman" w:cs="Times New Roman"/>
+          <w:u w:val="single"/>
+          <w:lang w:val="ru-RU"/>
+        </w:rPr>
+        <w:t>С точки зрения Юма наука слишком метафизична и традиционна</w:t>
+      </w:r>
+      <w:r>
+        <w:rPr>
+          <w:rFonts w:ascii="Times New Roman" w:hAnsi="Times New Roman" w:cs="Times New Roman"/>
+          <w:u w:val="single"/>
+          <w:lang w:val="ru-RU"/>
+        </w:rPr>
+        <w:t>, потому что исходит из субъектно-объектной модели.</w:t>
+      </w:r>
+      <w:r>
+        <w:rPr>
+          <w:rFonts w:ascii="Times New Roman" w:hAnsi="Times New Roman" w:cs="Times New Roman"/>
+          <w:u w:val="single"/>
+          <w:lang w:val="ru-RU"/>
+        </w:rPr>
+        <w:t xml:space="preserve"> </w:t>
+      </w:r>
+      <w:r>
+        <w:rPr>
+          <w:rFonts w:ascii="Times New Roman" w:hAnsi="Times New Roman" w:cs="Times New Roman"/>
+          <w:lang w:val="ru-RU"/>
+        </w:rPr>
+        <w:t>Те результаты, которых наука достигает</w:t>
+      </w:r>
+      <w:r>
+        <w:rPr>
+          <w:rFonts w:ascii="Times New Roman" w:hAnsi="Times New Roman" w:cs="Times New Roman"/>
+          <w:lang w:val="ru-RU"/>
+        </w:rPr>
+        <w:t xml:space="preserve">, являются </w:t>
+      </w:r>
+      <w:r>
+        <w:rPr>
+          <w:rFonts w:ascii="Times New Roman" w:hAnsi="Times New Roman" w:cs="Times New Roman"/>
+          <w:lang w:val="ru-RU"/>
+        </w:rPr>
+        <w:t>глубоко вторичными</w:t>
+      </w:r>
+      <w:r>
+        <w:rPr>
+          <w:rFonts w:ascii="Times New Roman" w:hAnsi="Times New Roman" w:cs="Times New Roman"/>
+          <w:lang w:val="ru-RU"/>
+        </w:rPr>
+        <w:t>, потому что главный теоретический объект, из которого возника</w:t>
+      </w:r>
+      <w:r>
+        <w:rPr>
+          <w:rFonts w:ascii="Times New Roman" w:hAnsi="Times New Roman" w:cs="Times New Roman"/>
+          <w:lang w:val="ru-RU"/>
+        </w:rPr>
+        <w:t>ют и</w:t>
+      </w:r>
+      <w:r>
+        <w:rPr>
+          <w:rFonts w:ascii="Times New Roman" w:hAnsi="Times New Roman" w:cs="Times New Roman"/>
+          <w:lang w:val="ru-RU"/>
+        </w:rPr>
+        <w:t xml:space="preserve"> </w:t>
+      </w:r>
+      <w:r>
+        <w:rPr>
+          <w:rFonts w:ascii="Times New Roman" w:hAnsi="Times New Roman" w:cs="Times New Roman"/>
+          <w:lang w:val="ru-RU"/>
+        </w:rPr>
+        <w:t>субъект,</w:t>
+      </w:r>
+      <w:r>
+        <w:rPr>
+          <w:rFonts w:ascii="Times New Roman" w:hAnsi="Times New Roman" w:cs="Times New Roman"/>
+          <w:lang w:val="ru-RU"/>
+        </w:rPr>
+        <w:t xml:space="preserve"> и объект — это </w:t>
+      </w:r>
+      <w:r>
+        <w:rPr>
+          <w:rFonts w:ascii="Times New Roman" w:hAnsi="Times New Roman" w:cs="Times New Roman"/>
+          <w:i/>
+          <w:iCs/>
+        </w:rPr>
+        <w:t>human</w:t>
+      </w:r>
+      <w:r>
+        <w:rPr>
+          <w:rFonts w:ascii="Times New Roman" w:hAnsi="Times New Roman" w:cs="Times New Roman"/>
+          <w:i/>
+          <w:iCs/>
+          <w:lang w:val="ru-RU"/>
+        </w:rPr>
+        <w:t xml:space="preserve"> </w:t>
+      </w:r>
+      <w:r>
+        <w:rPr>
+          <w:rFonts w:ascii="Times New Roman" w:hAnsi="Times New Roman" w:cs="Times New Roman"/>
+          <w:i/>
+          <w:iCs/>
+        </w:rPr>
+        <w:t>nature</w:t>
+      </w:r>
+      <w:r>
+        <w:rPr>
+          <w:rFonts w:ascii="Times New Roman" w:hAnsi="Times New Roman" w:cs="Times New Roman"/>
+          <w:lang w:val="ru-RU"/>
+        </w:rPr>
+        <w:t>.</w:t>
+      </w:r>
+      <w:r>
+        <w:rPr>
+          <w:rFonts w:ascii="Times New Roman" w:hAnsi="Times New Roman" w:cs="Times New Roman"/>
+          <w:lang w:val="ru-RU"/>
+        </w:rPr>
+        <w:t xml:space="preserve"> У философ</w:t>
+      </w:r>
+      <w:r>
+        <w:rPr>
+          <w:rFonts w:ascii="Times New Roman" w:hAnsi="Times New Roman" w:cs="Times New Roman"/>
+          <w:lang w:val="ru-RU"/>
+        </w:rPr>
+        <w:t>ии</w:t>
+      </w:r>
+      <w:r>
+        <w:rPr>
+          <w:rFonts w:ascii="Times New Roman" w:hAnsi="Times New Roman" w:cs="Times New Roman"/>
+          <w:lang w:val="ru-RU"/>
+        </w:rPr>
+        <w:t xml:space="preserve"> отныне есть свой собственный </w:t>
+      </w:r>
+      <w:r>
+        <w:rPr>
+          <w:rFonts w:ascii="Times New Roman" w:hAnsi="Times New Roman" w:cs="Times New Roman"/>
+          <w:lang w:val="ru-RU"/>
+        </w:rPr>
+        <w:t>предмет</w:t>
+      </w:r>
+      <w:r>
+        <w:rPr>
+          <w:rFonts w:ascii="Times New Roman" w:hAnsi="Times New Roman" w:cs="Times New Roman"/>
+          <w:lang w:val="ru-RU"/>
+        </w:rPr>
+        <w:t>, который не совпадает с</w:t>
+      </w:r>
+      <w:r>
+        <w:rPr>
+          <w:rFonts w:ascii="Times New Roman" w:hAnsi="Times New Roman" w:cs="Times New Roman"/>
+          <w:lang w:val="ru-RU"/>
+        </w:rPr>
+        <w:t xml:space="preserve"> предметом</w:t>
+      </w:r>
+      <w:r>
+        <w:rPr>
+          <w:rFonts w:ascii="Times New Roman" w:hAnsi="Times New Roman" w:cs="Times New Roman"/>
+          <w:lang w:val="ru-RU"/>
+        </w:rPr>
+        <w:t xml:space="preserve"> ЭН</w:t>
+      </w:r>
+      <w:r>
+        <w:rPr>
+          <w:rFonts w:ascii="Times New Roman" w:hAnsi="Times New Roman" w:cs="Times New Roman"/>
+          <w:lang w:val="ru-RU"/>
+        </w:rPr>
+        <w:t>;</w:t>
+      </w:r>
+      <w:r>
+        <w:rPr>
+          <w:rFonts w:ascii="Times New Roman" w:hAnsi="Times New Roman" w:cs="Times New Roman"/>
+          <w:lang w:val="ru-RU"/>
+        </w:rPr>
+        <w:t xml:space="preserve"> </w:t>
+      </w:r>
+      <w:r>
+        <w:rPr>
+          <w:rFonts w:ascii="Times New Roman" w:hAnsi="Times New Roman" w:cs="Times New Roman"/>
+          <w:lang w:val="ru-RU"/>
+        </w:rPr>
+        <w:t>философ настаивает, что его предмет первичный и главный.</w:t>
+      </w:r>
+      <w:r>
+        <w:rPr>
+          <w:rFonts w:ascii="Times New Roman" w:hAnsi="Times New Roman" w:cs="Times New Roman"/>
+          <w:lang w:val="ru-RU"/>
+        </w:rPr>
+        <w:t xml:space="preserve"> Законы для Юма — это не законы в привычном смысле слов</w:t>
+      </w:r>
+      <w:r>
+        <w:rPr>
+          <w:rFonts w:ascii="Times New Roman" w:hAnsi="Times New Roman" w:cs="Times New Roman"/>
+          <w:lang w:val="ru-RU"/>
+        </w:rPr>
+        <w:t>а, н</w:t>
+      </w:r>
+      <w:r>
+        <w:rPr>
+          <w:rFonts w:ascii="Times New Roman" w:hAnsi="Times New Roman" w:cs="Times New Roman"/>
+          <w:lang w:val="ru-RU"/>
+        </w:rPr>
+        <w:t>о вероятностное знание</w:t>
+      </w:r>
+      <w:r>
+        <w:rPr>
+          <w:rFonts w:ascii="Times New Roman" w:hAnsi="Times New Roman" w:cs="Times New Roman"/>
+          <w:lang w:val="ru-RU"/>
+        </w:rPr>
+        <w:t>; это и предстоит исследовать далее.</w:t>
+      </w:r>
+    </w:p>
+    <w:p>
+      <w:pPr>
+        <w:pStyle w:val="Heading2"/>
+        <w:rPr>
+          <w:lang w:val="ru-RU"/>
+        </w:rPr>
+      </w:pPr>
+      <w:r>
+        <w:rPr>
+          <w:lang w:val="ru-RU"/>
+        </w:rPr>
+        <w:t>Юм и научное знание</w:t>
+      </w:r>
+    </w:p>
+    <w:p>
+      <w:pPr>
+        <w:rPr>
+          <w:rFonts w:ascii="Times New Roman" w:hAnsi="Times New Roman" w:cs="Times New Roman"/>
+          <w:lang w:val="ru-RU"/>
+        </w:rPr>
+      </w:pPr>
+      <w:r>
+        <w:rPr>
+          <w:rFonts w:ascii="Times New Roman" w:hAnsi="Times New Roman" w:cs="Times New Roman"/>
+          <w:lang w:val="ru-RU"/>
+        </w:rPr>
+        <w:t>Итак, первое, что хочется сделать — подавить Юма авторитетом научного знания</w:t>
+      </w:r>
+      <w:r>
+        <w:rPr>
+          <w:rFonts w:ascii="Times New Roman" w:hAnsi="Times New Roman" w:cs="Times New Roman"/>
+          <w:lang w:val="ru-RU"/>
+        </w:rPr>
+        <w:t>, тем более что с</w:t>
+      </w:r>
+      <w:r>
+        <w:rPr>
+          <w:rFonts w:ascii="Times New Roman" w:hAnsi="Times New Roman" w:cs="Times New Roman"/>
+          <w:lang w:val="ru-RU"/>
+        </w:rPr>
+        <w:t xml:space="preserve">ам Юм был гуманитарием в полном смысле этого слова. Во введении к своей </w:t>
+      </w:r>
+      <w:r>
+        <w:rPr>
+          <w:rFonts w:ascii="Times New Roman" w:hAnsi="Times New Roman" w:cs="Times New Roman"/>
+          <w:lang w:val="ru-RU"/>
+        </w:rPr>
+        <w:t xml:space="preserve">книге он с уважением относится к Ньютону, говоря, что </w:t>
+      </w:r>
+      <w:r>
+        <w:rPr>
+          <w:rFonts w:ascii="Times New Roman" w:hAnsi="Times New Roman" w:cs="Times New Roman"/>
+          <w:lang w:val="ru-RU"/>
+        </w:rPr>
+        <w:t>исследование естественной природы</w:t>
+      </w:r>
+      <w:r>
+        <w:rPr>
+          <w:rFonts w:ascii="Times New Roman" w:hAnsi="Times New Roman" w:cs="Times New Roman"/>
+          <w:lang w:val="ru-RU"/>
+        </w:rPr>
+        <w:t xml:space="preserve"> также необходимо, как и</w:t>
+      </w:r>
+      <w:r>
+        <w:rPr>
+          <w:rFonts w:ascii="Times New Roman" w:hAnsi="Times New Roman" w:cs="Times New Roman"/>
+          <w:lang w:val="ru-RU"/>
+        </w:rPr>
+        <w:t xml:space="preserve"> </w:t>
+      </w:r>
+      <w:r>
+        <w:rPr>
+          <w:rFonts w:ascii="Times New Roman" w:hAnsi="Times New Roman" w:cs="Times New Roman"/>
+          <w:lang w:val="ru-RU"/>
+        </w:rPr>
+        <w:t xml:space="preserve">исследование человеческой природы </w:t>
+      </w:r>
+      <w:r>
+        <w:rPr>
+          <w:rFonts w:ascii="Times New Roman" w:hAnsi="Times New Roman" w:cs="Times New Roman"/>
+          <w:i/>
+          <w:iCs/>
+        </w:rPr>
+        <w:t>human</w:t>
+      </w:r>
+      <w:r>
+        <w:rPr>
+          <w:rFonts w:ascii="Times New Roman" w:hAnsi="Times New Roman" w:cs="Times New Roman"/>
+          <w:i/>
+          <w:iCs/>
+          <w:lang w:val="ru-RU"/>
+        </w:rPr>
+        <w:t xml:space="preserve"> </w:t>
+      </w:r>
+      <w:r>
+        <w:rPr>
+          <w:rFonts w:ascii="Times New Roman" w:hAnsi="Times New Roman" w:cs="Times New Roman"/>
+          <w:i/>
+          <w:iCs/>
+        </w:rPr>
+        <w:t>nature</w:t>
+      </w:r>
+      <w:r>
+        <w:rPr>
+          <w:rFonts w:ascii="Times New Roman" w:hAnsi="Times New Roman" w:cs="Times New Roman"/>
+          <w:lang w:val="ru-RU"/>
+        </w:rPr>
+        <w:t>.</w:t>
+      </w:r>
+      <w:r>
+        <w:rPr>
+          <w:rFonts w:ascii="Times New Roman" w:hAnsi="Times New Roman" w:cs="Times New Roman"/>
+          <w:lang w:val="ru-RU"/>
+        </w:rPr>
+        <w:t xml:space="preserve"> </w:t>
+      </w:r>
+      <w:r>
+        <w:rPr>
+          <w:rFonts w:ascii="Times New Roman" w:hAnsi="Times New Roman" w:cs="Times New Roman"/>
+          <w:lang w:val="ru-RU"/>
+        </w:rPr>
+        <w:t xml:space="preserve">Кажется, что такое вступление </w:t>
+      </w:r>
+      <w:r>
+        <w:rPr>
+          <w:rFonts w:ascii="Times New Roman" w:hAnsi="Times New Roman" w:cs="Times New Roman"/>
+          <w:lang w:val="ru-RU"/>
+        </w:rPr>
+        <w:t xml:space="preserve">— </w:t>
+      </w:r>
+      <w:r>
+        <w:rPr>
+          <w:rFonts w:ascii="Times New Roman" w:hAnsi="Times New Roman" w:cs="Times New Roman"/>
+          <w:lang w:val="ru-RU"/>
+        </w:rPr>
+        <w:t xml:space="preserve">это реверанс уважения к Ньютону, </w:t>
+      </w:r>
+      <w:r>
+        <w:rPr>
+          <w:rFonts w:ascii="Times New Roman" w:hAnsi="Times New Roman" w:cs="Times New Roman"/>
+          <w:lang w:val="ru-RU"/>
+        </w:rPr>
+        <w:t>но на самом деле это жест разделения; демонстрация того, что это совершенно не одно и тоже.</w:t>
+      </w:r>
+    </w:p>
+    <w:p>
+      <w:pPr>
+        <w:rPr>
+          <w:rFonts w:ascii="Times New Roman" w:hAnsi="Times New Roman" w:cs="Times New Roman"/>
+          <w:lang w:val="ru-RU"/>
+        </w:rPr>
+      </w:pPr>
+      <w:r>
+        <w:rPr>
+          <w:rFonts w:ascii="Times New Roman" w:hAnsi="Times New Roman" w:cs="Times New Roman"/>
+          <w:lang w:val="ru-RU"/>
+        </w:rPr>
+        <w:t>Теперь рассмотрим</w:t>
+      </w:r>
+      <w:r>
+        <w:rPr>
+          <w:rFonts w:ascii="Times New Roman" w:hAnsi="Times New Roman" w:cs="Times New Roman"/>
+          <w:lang w:val="ru-RU"/>
+        </w:rPr>
+        <w:t xml:space="preserve"> несколько случаев, показываю</w:t>
+      </w:r>
+      <w:r>
+        <w:rPr>
+          <w:rFonts w:ascii="Times New Roman" w:hAnsi="Times New Roman" w:cs="Times New Roman"/>
+          <w:lang w:val="ru-RU"/>
+        </w:rPr>
+        <w:t>щих</w:t>
+      </w:r>
+      <w:r>
+        <w:rPr>
+          <w:rFonts w:ascii="Times New Roman" w:hAnsi="Times New Roman" w:cs="Times New Roman"/>
+          <w:lang w:val="ru-RU"/>
+        </w:rPr>
+        <w:t xml:space="preserve">, каковы результаты </w:t>
+      </w:r>
+      <w:r>
+        <w:rPr>
+          <w:rFonts w:ascii="Times New Roman" w:hAnsi="Times New Roman" w:cs="Times New Roman"/>
+          <w:lang w:val="ru-RU"/>
+        </w:rPr>
+        <w:t>противостояния скепсиса</w:t>
+      </w:r>
+      <w:r>
+        <w:rPr>
+          <w:rFonts w:ascii="Times New Roman" w:hAnsi="Times New Roman" w:cs="Times New Roman"/>
+          <w:lang w:val="ru-RU"/>
+        </w:rPr>
+        <w:t xml:space="preserve"> Юма с наукой.</w:t>
+      </w:r>
+    </w:p>
+    <w:p>
+      <w:pPr>
+        <w:pStyle w:val="Heading3"/>
+        <w:rPr>
+          <w:lang w:val="ru-RU"/>
+        </w:rPr>
+      </w:pPr>
+      <w:r>
+        <w:rPr>
+          <w:lang w:val="ru-RU"/>
+        </w:rPr>
+        <w:t>П</w:t>
+      </w:r>
+      <w:r>
+        <w:rPr>
+          <w:lang w:val="ru-RU"/>
+        </w:rPr>
+        <w:t>ервый</w:t>
+      </w:r>
+      <w:r>
+        <w:rPr>
+          <w:lang w:val="ru-RU"/>
+        </w:rPr>
+        <w:t xml:space="preserve"> с</w:t>
+      </w:r>
+      <w:r>
+        <w:rPr>
+          <w:lang w:val="ru-RU"/>
+        </w:rPr>
+        <w:t>лучай</w:t>
+      </w:r>
+      <w:r>
+        <w:rPr>
+          <w:lang w:val="ru-RU"/>
+        </w:rPr>
+        <w:t xml:space="preserve">. </w:t>
+      </w:r>
+      <w:r>
+        <w:rPr>
+          <w:lang w:val="ru-RU"/>
+        </w:rPr>
+        <w:t xml:space="preserve">Юм </w:t>
+      </w:r>
+      <w:r>
+        <w:t>VS</w:t>
+      </w:r>
+      <w:r>
+        <w:rPr>
+          <w:lang w:val="ru-RU"/>
+        </w:rPr>
+        <w:t xml:space="preserve"> Эйнштейн</w:t>
+      </w:r>
+    </w:p>
+    <w:p>
+      <w:pPr>
+        <w:rPr>
+          <w:rFonts w:ascii="Times New Roman" w:hAnsi="Times New Roman" w:cs="Times New Roman"/>
+          <w:sz w:val="24"/>
+          <w:szCs w:val="24"/>
+          <w:lang w:val="ru-RU"/>
+        </w:rPr>
+      </w:pPr>
+      <w:r>
+        <w:rPr>
+          <w:rFonts w:ascii="Times New Roman" w:hAnsi="Times New Roman" w:cs="Times New Roman"/>
+          <w:sz w:val="24"/>
+          <w:szCs w:val="24"/>
+          <w:lang w:val="ru-RU"/>
+        </w:rPr>
+        <w:t>Эйнштейн — это один из немногих философствующих физиков; он знал и ценил труды Юма</w:t>
+      </w:r>
+      <w:r>
+        <w:rPr>
+          <w:rFonts w:ascii="Times New Roman" w:hAnsi="Times New Roman" w:cs="Times New Roman"/>
+          <w:sz w:val="24"/>
+          <w:szCs w:val="24"/>
+          <w:lang w:val="ru-RU"/>
+        </w:rPr>
+        <w:t>.</w:t>
+      </w:r>
+      <w:r>
+        <w:rPr>
+          <w:rFonts w:ascii="Times New Roman" w:hAnsi="Times New Roman" w:cs="Times New Roman"/>
+          <w:sz w:val="24"/>
+          <w:szCs w:val="24"/>
+          <w:lang w:val="ru-RU"/>
+        </w:rPr>
+        <w:t xml:space="preserve"> Начнем с такого базового понятия физики, без которого немыслима классическая механика, как сила</w:t>
+      </w:r>
+      <w:r>
+        <w:rPr>
+          <w:rFonts w:ascii="Times New Roman" w:hAnsi="Times New Roman" w:cs="Times New Roman"/>
+          <w:sz w:val="24"/>
+          <w:szCs w:val="24"/>
+          <w:lang w:val="ru-RU"/>
+        </w:rPr>
+        <w:t>:</w:t>
+      </w:r>
+    </w:p>
+    <w:p>
+      <w:pPr>
+        <w:jc w:val="center"/>
+        <w:rPr>
+          <w:rFonts w:ascii="Times New Roman" w:hAnsi="Times New Roman" w:cs="Times New Roman"/>
+          <w:b/>
+          <w:bCs/>
+          <w:i/>
+          <w:iCs/>
+          <w:sz w:val="24"/>
+          <w:szCs w:val="24"/>
+          <w:lang w:val="ru-RU"/>
+        </w:rPr>
+      </w:pPr>
+      <w:r>
+        <w:rPr>
+          <w:rFonts w:ascii="Times New Roman" w:hAnsi="Times New Roman" w:cs="Times New Roman"/>
+          <w:b/>
+          <w:bCs/>
+          <w:i/>
+          <w:iCs/>
+          <w:sz w:val="24"/>
+          <w:szCs w:val="24"/>
+        </w:rPr>
+        <w:t>F</w:t>
+      </w:r>
+      <w:r>
+        <w:rPr>
+          <w:rFonts w:ascii="Times New Roman" w:hAnsi="Times New Roman" w:cs="Times New Roman"/>
+          <w:b/>
+          <w:bCs/>
+          <w:i/>
+          <w:iCs/>
+          <w:sz w:val="24"/>
+          <w:szCs w:val="24"/>
+          <w:lang w:val="ru-RU"/>
+        </w:rPr>
+        <w:t>=</w:t>
+      </w:r>
+      <w:r>
+        <w:rPr>
+          <w:rFonts w:ascii="Times New Roman" w:hAnsi="Times New Roman" w:cs="Times New Roman"/>
+          <w:b/>
+          <w:bCs/>
+          <w:i/>
+          <w:iCs/>
+          <w:sz w:val="24"/>
+          <w:szCs w:val="24"/>
+        </w:rPr>
+        <w:t>ma</w:t>
+      </w:r>
+    </w:p>
+    <w:p>
+      <w:pPr>
+        <w:rPr>
+          <w:rFonts w:ascii="Times New Roman" w:hAnsi="Times New Roman" w:cs="Times New Roman"/>
+          <w:sz w:val="24"/>
+          <w:szCs w:val="24"/>
+          <w:lang w:val="ru-RU"/>
+        </w:rPr>
+      </w:pPr>
+      <w:r>
+        <w:rPr>
+          <w:rFonts w:ascii="Times New Roman" w:hAnsi="Times New Roman" w:cs="Times New Roman"/>
+          <w:sz w:val="24"/>
+          <w:szCs w:val="24"/>
+          <w:lang w:val="ru-RU"/>
+        </w:rPr>
+        <w:t>По поводу силы между Юмом и ЭН сразу же возникают серьезнейшие разночтения.</w:t>
+      </w:r>
+      <w:r>
+        <w:rPr>
+          <w:rFonts w:ascii="Times New Roman" w:hAnsi="Times New Roman" w:cs="Times New Roman"/>
+          <w:sz w:val="24"/>
+          <w:szCs w:val="24"/>
+          <w:lang w:val="ru-RU"/>
+        </w:rPr>
+        <w:t xml:space="preserve"> Возьмем пример с бильярдными шарами: есть два шара, движущийся и покоящийся. Один ударяет другой, в итоге первый меняет направление, а второй </w:t>
+      </w:r>
+      <w:r>
+        <w:rPr>
+          <w:rFonts w:ascii="Times New Roman" w:hAnsi="Times New Roman" w:cs="Times New Roman"/>
+          <w:sz w:val="24"/>
+          <w:szCs w:val="24"/>
+          <w:lang w:val="ru-RU"/>
+        </w:rPr>
+        <w:t>приводится в движение</w:t>
+      </w:r>
+      <w:r>
+        <w:rPr>
+          <w:rFonts w:ascii="Times New Roman" w:hAnsi="Times New Roman" w:cs="Times New Roman"/>
+          <w:sz w:val="24"/>
+          <w:szCs w:val="24"/>
+          <w:lang w:val="ru-RU"/>
+        </w:rPr>
+        <w:t>.</w:t>
+      </w:r>
+      <w:r>
+        <w:rPr>
+          <w:rFonts w:ascii="Times New Roman" w:hAnsi="Times New Roman" w:cs="Times New Roman"/>
+          <w:sz w:val="24"/>
+          <w:szCs w:val="24"/>
+          <w:lang w:val="ru-RU"/>
+        </w:rPr>
+        <w:t xml:space="preserve"> Почему это произошло? </w:t>
+      </w:r>
+      <w:r>
+        <w:rPr>
+          <w:rFonts w:ascii="Times New Roman" w:hAnsi="Times New Roman" w:cs="Times New Roman"/>
+          <w:sz w:val="24"/>
+          <w:szCs w:val="24"/>
+          <w:lang w:val="ru-RU"/>
+        </w:rPr>
+        <w:t xml:space="preserve">С точки зрения </w:t>
+      </w:r>
+      <w:r>
+        <w:rPr>
+          <w:rFonts w:ascii="Times New Roman" w:hAnsi="Times New Roman" w:cs="Times New Roman"/>
+          <w:sz w:val="24"/>
+          <w:szCs w:val="24"/>
+          <w:lang w:val="ru-RU"/>
+        </w:rPr>
+        <w:t>ЭН, потому что</w:t>
+      </w:r>
+      <w:r>
+        <w:rPr>
+          <w:rFonts w:ascii="Times New Roman" w:hAnsi="Times New Roman" w:cs="Times New Roman"/>
+          <w:sz w:val="24"/>
+          <w:szCs w:val="24"/>
+          <w:lang w:val="ru-RU"/>
+        </w:rPr>
+        <w:t xml:space="preserve"> </w:t>
+      </w:r>
+      <w:r>
+        <w:rPr>
+          <w:rFonts w:ascii="Times New Roman" w:hAnsi="Times New Roman" w:cs="Times New Roman"/>
+          <w:sz w:val="24"/>
+          <w:szCs w:val="24"/>
+          <w:lang w:val="ru-RU"/>
+        </w:rPr>
+        <w:t xml:space="preserve">сила первого шара </w:t>
+      </w:r>
+      <w:r>
+        <w:rPr>
+          <w:rFonts w:ascii="Times New Roman" w:hAnsi="Times New Roman" w:cs="Times New Roman"/>
+          <w:sz w:val="24"/>
+          <w:szCs w:val="24"/>
+          <w:lang w:val="ru-RU"/>
+        </w:rPr>
+        <w:t xml:space="preserve">действовала </w:t>
+      </w:r>
+      <w:r>
+        <w:rPr>
+          <w:rFonts w:ascii="Times New Roman" w:hAnsi="Times New Roman" w:cs="Times New Roman"/>
+          <w:sz w:val="24"/>
+          <w:szCs w:val="24"/>
+          <w:lang w:val="ru-RU"/>
+        </w:rPr>
+        <w:t>на второ</w:t>
+      </w:r>
+      <w:r>
+        <w:rPr>
+          <w:rFonts w:ascii="Times New Roman" w:hAnsi="Times New Roman" w:cs="Times New Roman"/>
+          <w:sz w:val="24"/>
+          <w:szCs w:val="24"/>
+          <w:lang w:val="ru-RU"/>
+        </w:rPr>
+        <w:t>й</w:t>
+      </w:r>
+      <w:r>
+        <w:rPr>
+          <w:rFonts w:ascii="Times New Roman" w:hAnsi="Times New Roman" w:cs="Times New Roman"/>
+          <w:sz w:val="24"/>
+          <w:szCs w:val="24"/>
+          <w:lang w:val="ru-RU"/>
+        </w:rPr>
+        <w:t>.</w:t>
+      </w:r>
+      <w:r>
+        <w:rPr>
+          <w:rFonts w:ascii="Times New Roman" w:hAnsi="Times New Roman" w:cs="Times New Roman"/>
+          <w:sz w:val="24"/>
+          <w:szCs w:val="24"/>
+          <w:lang w:val="ru-RU"/>
+        </w:rPr>
+        <w:t xml:space="preserve"> Юм не согласен с этим</w:t>
+      </w:r>
+      <w:r>
+        <w:rPr>
+          <w:rFonts w:ascii="Times New Roman" w:hAnsi="Times New Roman" w:cs="Times New Roman"/>
+          <w:sz w:val="24"/>
+          <w:szCs w:val="24"/>
+          <w:lang w:val="ru-RU"/>
+        </w:rPr>
+        <w:t>, ведь</w:t>
+      </w:r>
+      <w:r>
+        <w:rPr>
+          <w:rFonts w:ascii="Times New Roman" w:hAnsi="Times New Roman" w:cs="Times New Roman"/>
+          <w:sz w:val="24"/>
+          <w:szCs w:val="24"/>
+          <w:lang w:val="ru-RU"/>
+        </w:rPr>
+        <w:t xml:space="preserve"> мы никогда не наблюдаем никакой силы; в нас нет </w:t>
+      </w:r>
+      <w:r>
+        <w:rPr>
+          <w:rFonts w:ascii="Times New Roman" w:hAnsi="Times New Roman" w:cs="Times New Roman"/>
+          <w:sz w:val="24"/>
+          <w:szCs w:val="24"/>
+          <w:lang w:val="ru-RU"/>
+        </w:rPr>
+        <w:lastRenderedPageBreak/>
+        <w:t xml:space="preserve">никакого </w:t>
+      </w:r>
+      <w:r>
+        <w:rPr>
+          <w:rFonts w:ascii="Times New Roman" w:hAnsi="Times New Roman" w:cs="Times New Roman"/>
+          <w:sz w:val="24"/>
+          <w:szCs w:val="24"/>
+          <w:lang w:val="ru-RU"/>
+        </w:rPr>
+        <w:t>опыта силы</w:t>
+      </w:r>
+      <w:r>
+        <w:rPr>
+          <w:rFonts w:ascii="Times New Roman" w:hAnsi="Times New Roman" w:cs="Times New Roman"/>
+          <w:sz w:val="24"/>
+          <w:szCs w:val="24"/>
+          <w:lang w:val="ru-RU"/>
+        </w:rPr>
+        <w:t xml:space="preserve"> </w:t>
+      </w:r>
+      <w:r>
+        <w:rPr>
+          <w:rFonts w:ascii="Times New Roman" w:hAnsi="Times New Roman" w:cs="Times New Roman"/>
+          <w:sz w:val="24"/>
+          <w:szCs w:val="24"/>
+          <w:lang w:val="ru-RU"/>
+        </w:rPr>
+        <w:t>действия, трения</w:t>
+      </w:r>
+      <w:r>
+        <w:rPr>
+          <w:rFonts w:ascii="Times New Roman" w:hAnsi="Times New Roman" w:cs="Times New Roman"/>
+          <w:sz w:val="24"/>
+          <w:szCs w:val="24"/>
+          <w:lang w:val="ru-RU"/>
+        </w:rPr>
+        <w:t xml:space="preserve"> или</w:t>
+      </w:r>
+      <w:r>
+        <w:rPr>
+          <w:rFonts w:ascii="Times New Roman" w:hAnsi="Times New Roman" w:cs="Times New Roman"/>
+          <w:sz w:val="24"/>
+          <w:szCs w:val="24"/>
+          <w:lang w:val="ru-RU"/>
+        </w:rPr>
+        <w:t xml:space="preserve"> гравитации.</w:t>
+      </w:r>
+      <w:r>
+        <w:rPr>
+          <w:rFonts w:ascii="Times New Roman" w:hAnsi="Times New Roman" w:cs="Times New Roman"/>
+          <w:sz w:val="24"/>
+          <w:szCs w:val="24"/>
+          <w:lang w:val="ru-RU"/>
+        </w:rPr>
+        <w:t xml:space="preserve"> Есть лишь </w:t>
+      </w:r>
+      <w:r>
+        <w:rPr>
+          <w:rFonts w:ascii="Times New Roman" w:hAnsi="Times New Roman" w:cs="Times New Roman"/>
+          <w:i/>
+          <w:iCs/>
+          <w:sz w:val="24"/>
+          <w:szCs w:val="24"/>
+          <w:lang w:val="ru-RU"/>
+        </w:rPr>
+        <w:t>вера</w:t>
+      </w:r>
+      <w:r>
+        <w:rPr>
+          <w:rFonts w:ascii="Times New Roman" w:hAnsi="Times New Roman" w:cs="Times New Roman"/>
+          <w:sz w:val="24"/>
+          <w:szCs w:val="24"/>
+          <w:lang w:val="ru-RU"/>
+        </w:rPr>
+        <w:t>, выработанная множеством повторений</w:t>
+      </w:r>
+      <w:r>
+        <w:rPr>
+          <w:rFonts w:ascii="Times New Roman" w:hAnsi="Times New Roman" w:cs="Times New Roman"/>
+          <w:sz w:val="24"/>
+          <w:szCs w:val="24"/>
+          <w:lang w:val="ru-RU"/>
+        </w:rPr>
+        <w:t>, а сила — фиктивное понятие</w:t>
+      </w:r>
+      <w:r>
+        <w:rPr>
+          <w:rFonts w:ascii="Times New Roman" w:hAnsi="Times New Roman" w:cs="Times New Roman"/>
+          <w:sz w:val="24"/>
+          <w:szCs w:val="24"/>
+          <w:lang w:val="ru-RU"/>
+        </w:rPr>
+        <w:t>.</w:t>
+      </w:r>
+      <w:r>
+        <w:rPr>
+          <w:rFonts w:ascii="Times New Roman" w:hAnsi="Times New Roman" w:cs="Times New Roman"/>
+          <w:sz w:val="24"/>
+          <w:szCs w:val="24"/>
+          <w:lang w:val="ru-RU"/>
+        </w:rPr>
+        <w:t xml:space="preserve"> </w:t>
+      </w:r>
+      <w:r>
+        <w:rPr>
+          <w:rFonts w:ascii="Times New Roman" w:hAnsi="Times New Roman" w:cs="Times New Roman"/>
+          <w:sz w:val="24"/>
+          <w:szCs w:val="24"/>
+          <w:lang w:val="ru-RU"/>
+        </w:rPr>
+        <w:t xml:space="preserve">Конечно же, </w:t>
+      </w:r>
+      <w:r>
+        <w:rPr>
+          <w:rFonts w:ascii="Times New Roman" w:hAnsi="Times New Roman" w:cs="Times New Roman"/>
+          <w:sz w:val="24"/>
+          <w:szCs w:val="24"/>
+          <w:lang w:val="ru-RU"/>
+        </w:rPr>
+        <w:t xml:space="preserve">Ньютон бы никогда не согласился с этим </w:t>
+      </w:r>
+      <w:r>
+        <w:rPr>
+          <w:rFonts w:ascii="Times New Roman" w:hAnsi="Times New Roman" w:cs="Times New Roman"/>
+          <w:sz w:val="24"/>
+          <w:szCs w:val="24"/>
+          <w:lang w:val="ru-RU"/>
+        </w:rPr>
+        <w:t>суждением</w:t>
+      </w:r>
+      <w:r>
+        <w:rPr>
+          <w:rFonts w:ascii="Times New Roman" w:hAnsi="Times New Roman" w:cs="Times New Roman"/>
+          <w:sz w:val="24"/>
+          <w:szCs w:val="24"/>
+          <w:lang w:val="ru-RU"/>
+        </w:rPr>
+        <w:t>.</w:t>
+      </w:r>
+    </w:p>
+    <w:p>
+      <w:pPr>
+        <w:pStyle w:val="Quote"/>
+        <w:rPr>
+          <w:lang w:val="ru-RU"/>
+        </w:rPr>
+      </w:pPr>
+      <w:r>
+        <w:rPr>
+          <w:b/>
+          <w:bCs/>
+          <w:lang w:val="ru-RU"/>
+        </w:rPr>
+        <w:t>Вопрос</w:t>
+      </w:r>
+      <w:r>
+        <w:rPr>
+          <w:lang w:val="ru-RU"/>
+        </w:rPr>
+        <w:t>:</w:t>
+      </w:r>
+      <w:r>
+        <w:rPr>
+          <w:lang w:val="ru-RU"/>
+        </w:rPr>
+        <w:t xml:space="preserve"> не вижу противоречия. В конце концов всё</w:t>
+      </w:r>
+      <w:r>
+        <w:rPr>
+          <w:lang w:val="ru-RU"/>
+        </w:rPr>
+        <w:t xml:space="preserve"> будто бы</w:t>
+      </w:r>
+      <w:r>
+        <w:rPr>
+          <w:lang w:val="ru-RU"/>
+        </w:rPr>
+        <w:t xml:space="preserve"> упирается в </w:t>
+      </w:r>
+      <w:r>
+        <w:rPr>
+          <w:lang w:val="ru-RU"/>
+        </w:rPr>
+        <w:t>размеры эго</w:t>
+      </w:r>
+      <w:r>
+        <w:rPr>
+          <w:lang w:val="ru-RU"/>
+        </w:rPr>
+        <w:t xml:space="preserve"> </w:t>
+      </w:r>
+      <w:r>
+        <w:rPr>
+          <w:lang w:val="ru-RU"/>
+        </w:rPr>
+        <w:t>учёного, который либо отдает себе отчет в том, что открытый им закон может однажды не сработать, либо провозглашает его всемирным законом природы</w:t>
+      </w:r>
+      <w:r>
+        <w:rPr>
+          <w:lang w:val="ru-RU"/>
+        </w:rPr>
+        <w:t>; но зачем ему в этом мешать и с ним спросить?</w:t>
+      </w:r>
+      <w:r>
+        <w:rPr>
+          <w:lang w:val="ru-RU"/>
+        </w:rPr>
+        <w:t xml:space="preserve"> </w:t>
+      </w:r>
+      <w:r>
+        <w:rPr>
+          <w:lang w:val="ru-RU"/>
+        </w:rPr>
+        <w:t xml:space="preserve">Кажется, что люди, которые трезво оценивают свои способности, скорее в душе согласятся с формировкой «вероятностного знания», хотя </w:t>
+      </w:r>
+      <w:r>
+        <w:rPr>
+          <w:lang w:val="ru-RU"/>
+        </w:rPr>
+        <w:t>им, наверное,</w:t>
+      </w:r>
+      <w:r>
+        <w:rPr>
+          <w:lang w:val="ru-RU"/>
+        </w:rPr>
+        <w:t xml:space="preserve"> будет неприятно </w:t>
+      </w:r>
+      <w:proofErr w:type="spellStart"/>
+      <w:r>
+        <w:rPr>
+          <w:lang w:val="ru-RU"/>
+        </w:rPr>
+        <w:t>окрещивать</w:t>
+      </w:r>
+      <w:proofErr w:type="spellEnd"/>
+      <w:r>
+        <w:rPr>
+          <w:lang w:val="ru-RU"/>
+        </w:rPr>
+        <w:t xml:space="preserve"> так свои труды.</w:t>
+      </w:r>
+    </w:p>
+    <w:p>
+      <w:pPr>
+        <w:pStyle w:val="Quote"/>
+        <w:rPr>
+          <w:lang w:val="ru-RU"/>
+        </w:rPr>
+      </w:pPr>
+      <w:r>
+        <w:rPr>
+          <w:b/>
+          <w:bCs/>
+          <w:lang w:val="ru-RU"/>
+        </w:rPr>
+        <w:t>Ответ</w:t>
+      </w:r>
+      <w:r>
+        <w:rPr>
+          <w:lang w:val="ru-RU"/>
+        </w:rPr>
+        <w:t>:</w:t>
+      </w:r>
+      <w:r>
+        <w:rPr>
+          <w:lang w:val="ru-RU"/>
+        </w:rPr>
+        <w:t xml:space="preserve"> Юм заявляет, что научного закона нет и не может быть вообще; что закон —продукт веры</w:t>
+      </w:r>
+      <w:r>
+        <w:rPr>
+          <w:lang w:val="ru-RU"/>
+        </w:rPr>
+        <w:t>, а сила — фиктивное понятие.</w:t>
+      </w:r>
+      <w:r>
+        <w:rPr>
+          <w:lang w:val="ru-RU"/>
+        </w:rPr>
+        <w:t xml:space="preserve"> Вряд ли учёный с этим согласится</w:t>
+      </w:r>
+      <w:r>
+        <w:rPr>
+          <w:lang w:val="ru-RU"/>
+        </w:rPr>
+        <w:t>, тем более времён Ньютона.</w:t>
+      </w:r>
+      <w:r>
+        <w:rPr>
+          <w:lang w:val="ru-RU"/>
+        </w:rPr>
+        <w:t xml:space="preserve"> То, чем были заняты Бекон, Галилей и другие — описывание законов природы. </w:t>
+      </w:r>
+    </w:p>
+    <w:p>
+      <w:pPr>
+        <w:pStyle w:val="Heading4"/>
+        <w:rPr>
+          <w:lang w:val="ru-RU"/>
+        </w:rPr>
+      </w:pPr>
+      <w:r>
+        <w:rPr>
+          <w:lang w:val="ru-RU"/>
+        </w:rPr>
+        <w:t>Общая теория относительности (ОТО)</w:t>
+      </w:r>
+    </w:p>
+    <w:p>
+      <w:pPr>
+        <w:rPr>
+          <w:rFonts w:ascii="Times New Roman" w:hAnsi="Times New Roman" w:cs="Times New Roman"/>
+          <w:sz w:val="24"/>
+          <w:szCs w:val="24"/>
+          <w:lang w:val="ru-RU"/>
+        </w:rPr>
+      </w:pPr>
+      <w:r>
+        <w:rPr>
+          <w:rFonts w:ascii="Times New Roman" w:hAnsi="Times New Roman" w:cs="Times New Roman"/>
+          <w:sz w:val="24"/>
+          <w:szCs w:val="24"/>
+          <w:lang w:val="ru-RU"/>
+        </w:rPr>
+        <w:t>Наконец наступил такой момент, когда Эйнштейн согласился с Юмом.</w:t>
+      </w:r>
+      <w:r>
+        <w:rPr>
+          <w:rFonts w:ascii="Times New Roman" w:hAnsi="Times New Roman" w:cs="Times New Roman"/>
+          <w:sz w:val="24"/>
+          <w:szCs w:val="24"/>
+          <w:lang w:val="ru-RU"/>
+        </w:rPr>
+        <w:t xml:space="preserve"> Он написал книжку «теория относительности в доступном изложении», где был пример с поездом, в котором объяснялось, что то, что мы называем гравитацией, можно трактовать как инерциальное движение.</w:t>
+      </w:r>
+    </w:p>
+    <w:p>
+      <w:pPr>
+        <w:rPr>
+          <w:rFonts w:ascii="Times New Roman" w:hAnsi="Times New Roman" w:cs="Times New Roman"/>
+          <w:sz w:val="24"/>
+          <w:szCs w:val="24"/>
+          <w:lang w:val="ru-RU"/>
+        </w:rPr>
+      </w:pPr>
+      <w:r>
+        <w:rPr>
+          <w:rFonts w:ascii="Times New Roman" w:hAnsi="Times New Roman" w:cs="Times New Roman"/>
+          <w:sz w:val="24"/>
+          <w:szCs w:val="24"/>
+          <w:lang w:val="ru-RU"/>
+        </w:rPr>
+        <w:t xml:space="preserve">Обычно мы разделяем силу </w:t>
+      </w:r>
+      <w:r>
+        <w:rPr>
+          <w:rFonts w:ascii="Times New Roman" w:hAnsi="Times New Roman" w:cs="Times New Roman"/>
+          <w:b/>
+          <w:bCs/>
+          <w:sz w:val="24"/>
+          <w:szCs w:val="24"/>
+        </w:rPr>
+        <w:t>F</w:t>
+      </w:r>
+      <w:r>
+        <w:rPr>
+          <w:rFonts w:ascii="Times New Roman" w:hAnsi="Times New Roman" w:cs="Times New Roman"/>
+          <w:sz w:val="24"/>
+          <w:szCs w:val="24"/>
+          <w:lang w:val="ru-RU"/>
+        </w:rPr>
+        <w:t xml:space="preserve"> и массу</w:t>
+      </w:r>
+      <w:r>
+        <w:rPr>
+          <w:rFonts w:ascii="Times New Roman" w:hAnsi="Times New Roman" w:cs="Times New Roman"/>
+          <w:sz w:val="24"/>
+          <w:szCs w:val="24"/>
+          <w:lang w:val="ru-RU"/>
+        </w:rPr>
+        <w:t xml:space="preserve"> </w:t>
+      </w:r>
+      <w:r>
+        <w:rPr>
+          <w:rFonts w:ascii="Times New Roman" w:hAnsi="Times New Roman" w:cs="Times New Roman"/>
+          <w:b/>
+          <w:bCs/>
+          <w:sz w:val="24"/>
+          <w:szCs w:val="24"/>
+        </w:rPr>
+        <w:t>m</w:t>
+      </w:r>
+      <w:r>
+        <w:rPr>
+          <w:rFonts w:ascii="Times New Roman" w:hAnsi="Times New Roman" w:cs="Times New Roman"/>
+          <w:sz w:val="24"/>
+          <w:szCs w:val="24"/>
+          <w:lang w:val="ru-RU"/>
+        </w:rPr>
+        <w:t xml:space="preserve">. </w:t>
+      </w:r>
+      <w:r>
+        <w:rPr>
+          <w:rFonts w:ascii="Times New Roman" w:hAnsi="Times New Roman" w:cs="Times New Roman"/>
+          <w:sz w:val="24"/>
+          <w:szCs w:val="24"/>
+          <w:lang w:val="ru-RU"/>
+        </w:rPr>
+        <w:t xml:space="preserve">Например, </w:t>
+      </w:r>
+      <w:r>
+        <w:rPr>
+          <w:rFonts w:ascii="Times New Roman" w:hAnsi="Times New Roman" w:cs="Times New Roman"/>
+          <w:b/>
+          <w:bCs/>
+          <w:sz w:val="24"/>
+          <w:szCs w:val="24"/>
+        </w:rPr>
+        <w:t>F</w:t>
+      </w:r>
+      <w:r>
+        <w:rPr>
+          <w:rFonts w:ascii="Times New Roman" w:hAnsi="Times New Roman" w:cs="Times New Roman"/>
+          <w:sz w:val="24"/>
+          <w:szCs w:val="24"/>
+          <w:lang w:val="ru-RU"/>
+        </w:rPr>
+        <w:t xml:space="preserve"> — </w:t>
+      </w:r>
+      <w:r>
+        <w:rPr>
+          <w:rFonts w:ascii="Times New Roman" w:hAnsi="Times New Roman" w:cs="Times New Roman"/>
+          <w:sz w:val="24"/>
+          <w:szCs w:val="24"/>
+          <w:lang w:val="ru-RU"/>
+        </w:rPr>
+        <w:t xml:space="preserve">это то, что отклоняет предметы от их траектории при столкновении. Но </w:t>
+      </w:r>
+      <w:r>
+        <w:rPr>
+          <w:rFonts w:ascii="Times New Roman" w:hAnsi="Times New Roman" w:cs="Times New Roman"/>
+          <w:sz w:val="24"/>
+          <w:szCs w:val="24"/>
+          <w:lang w:val="ru-RU"/>
+        </w:rPr>
+        <w:t>из-за некоторой разницы</w:t>
+      </w:r>
+      <w:r>
+        <w:rPr>
+          <w:rFonts w:ascii="Times New Roman" w:hAnsi="Times New Roman" w:cs="Times New Roman"/>
+          <w:sz w:val="24"/>
+          <w:szCs w:val="24"/>
+          <w:lang w:val="ru-RU"/>
+        </w:rPr>
+        <w:t xml:space="preserve"> в</w:t>
+      </w:r>
+      <w:r>
+        <w:rPr>
+          <w:rFonts w:ascii="Times New Roman" w:hAnsi="Times New Roman" w:cs="Times New Roman"/>
+          <w:sz w:val="24"/>
+          <w:szCs w:val="24"/>
+          <w:lang w:val="ru-RU"/>
+        </w:rPr>
+        <w:t xml:space="preserve"> </w:t>
+      </w:r>
+      <w:r>
+        <w:rPr>
+          <w:rFonts w:ascii="Times New Roman" w:hAnsi="Times New Roman" w:cs="Times New Roman"/>
+          <w:sz w:val="24"/>
+          <w:szCs w:val="24"/>
+          <w:lang w:val="ru-RU"/>
+        </w:rPr>
+        <w:t>эти</w:t>
+      </w:r>
+      <w:r>
+        <w:rPr>
+          <w:rFonts w:ascii="Times New Roman" w:hAnsi="Times New Roman" w:cs="Times New Roman"/>
+          <w:sz w:val="24"/>
+          <w:szCs w:val="24"/>
+          <w:lang w:val="ru-RU"/>
+        </w:rPr>
+        <w:t>х</w:t>
+      </w:r>
+      <w:r>
+        <w:rPr>
+          <w:rFonts w:ascii="Times New Roman" w:hAnsi="Times New Roman" w:cs="Times New Roman"/>
+          <w:sz w:val="24"/>
+          <w:szCs w:val="24"/>
+          <w:lang w:val="ru-RU"/>
+        </w:rPr>
+        <w:t xml:space="preserve"> предмет</w:t>
+      </w:r>
+      <w:r>
+        <w:rPr>
+          <w:rFonts w:ascii="Times New Roman" w:hAnsi="Times New Roman" w:cs="Times New Roman"/>
+          <w:sz w:val="24"/>
+          <w:szCs w:val="24"/>
+          <w:lang w:val="ru-RU"/>
+        </w:rPr>
+        <w:t>ах</w:t>
+      </w:r>
+      <w:r>
+        <w:rPr>
+          <w:rFonts w:ascii="Times New Roman" w:hAnsi="Times New Roman" w:cs="Times New Roman"/>
+          <w:sz w:val="24"/>
+          <w:szCs w:val="24"/>
+          <w:lang w:val="ru-RU"/>
+        </w:rPr>
+        <w:t xml:space="preserve"> </w:t>
+      </w:r>
+      <w:r>
+        <w:rPr>
+          <w:rFonts w:ascii="Times New Roman" w:hAnsi="Times New Roman" w:cs="Times New Roman"/>
+          <w:sz w:val="24"/>
+          <w:szCs w:val="24"/>
+          <w:lang w:val="ru-RU"/>
+        </w:rPr>
+        <w:t xml:space="preserve">они отклоняются по-разному. </w:t>
+      </w:r>
+      <w:r>
+        <w:rPr>
+          <w:rFonts w:ascii="Times New Roman" w:hAnsi="Times New Roman" w:cs="Times New Roman"/>
+          <w:sz w:val="24"/>
+          <w:szCs w:val="24"/>
+          <w:lang w:val="ru-RU"/>
+        </w:rPr>
+        <w:t>Отсюда д</w:t>
+      </w:r>
+      <w:r>
+        <w:rPr>
+          <w:rFonts w:ascii="Times New Roman" w:hAnsi="Times New Roman" w:cs="Times New Roman"/>
+          <w:sz w:val="24"/>
+          <w:szCs w:val="24"/>
+          <w:lang w:val="ru-RU"/>
+        </w:rPr>
+        <w:t>елается вывод, что в предмет</w:t>
+      </w:r>
+      <w:r>
+        <w:rPr>
+          <w:rFonts w:ascii="Times New Roman" w:hAnsi="Times New Roman" w:cs="Times New Roman"/>
+          <w:sz w:val="24"/>
+          <w:szCs w:val="24"/>
+          <w:lang w:val="ru-RU"/>
+        </w:rPr>
+        <w:t>ах</w:t>
+      </w:r>
+      <w:r>
+        <w:rPr>
+          <w:rFonts w:ascii="Times New Roman" w:hAnsi="Times New Roman" w:cs="Times New Roman"/>
+          <w:sz w:val="24"/>
+          <w:szCs w:val="24"/>
+          <w:lang w:val="ru-RU"/>
+        </w:rPr>
+        <w:t xml:space="preserve"> есть нечто, что сопротивляется силе — это и есть масса </w:t>
+      </w:r>
+      <w:r>
+        <w:rPr>
+          <w:rFonts w:ascii="Times New Roman" w:hAnsi="Times New Roman" w:cs="Times New Roman"/>
+          <w:b/>
+          <w:bCs/>
+          <w:sz w:val="24"/>
+          <w:szCs w:val="24"/>
+        </w:rPr>
+        <w:t>m</w:t>
+      </w:r>
+      <w:r>
+        <w:rPr>
+          <w:rFonts w:ascii="Times New Roman" w:hAnsi="Times New Roman" w:cs="Times New Roman"/>
+          <w:sz w:val="24"/>
+          <w:szCs w:val="24"/>
+          <w:lang w:val="ru-RU"/>
+        </w:rPr>
+        <w:t>.</w:t>
+      </w:r>
+    </w:p>
+    <w:p>
+      <w:pPr>
+        <w:rPr>
+          <w:rFonts w:ascii="Times New Roman" w:hAnsi="Times New Roman" w:cs="Times New Roman"/>
+          <w:sz w:val="24"/>
+          <w:szCs w:val="24"/>
+          <w:lang w:val="ru-RU"/>
+        </w:rPr>
+      </w:pPr>
+      <w:r>
+        <w:rPr>
+          <w:rFonts w:ascii="Times New Roman" w:hAnsi="Times New Roman" w:cs="Times New Roman"/>
+          <w:sz w:val="24"/>
+          <w:szCs w:val="24"/>
+          <w:lang w:val="ru-RU"/>
+        </w:rPr>
+        <w:t xml:space="preserve">Эйнштейн же говорит, что вводить </w:t>
+      </w:r>
+      <w:r>
+        <w:rPr>
+          <w:rFonts w:ascii="Times New Roman" w:hAnsi="Times New Roman" w:cs="Times New Roman"/>
+          <w:b/>
+          <w:bCs/>
+          <w:sz w:val="24"/>
+          <w:szCs w:val="24"/>
+        </w:rPr>
+        <w:t>F</w:t>
+      </w:r>
+      <w:r>
+        <w:rPr>
+          <w:rFonts w:ascii="Times New Roman" w:hAnsi="Times New Roman" w:cs="Times New Roman"/>
+          <w:sz w:val="24"/>
+          <w:szCs w:val="24"/>
+          <w:lang w:val="ru-RU"/>
+        </w:rPr>
+        <w:t xml:space="preserve"> </w:t>
+      </w:r>
+      <w:r>
+        <w:rPr>
+          <w:rFonts w:ascii="Times New Roman" w:hAnsi="Times New Roman" w:cs="Times New Roman"/>
+          <w:sz w:val="24"/>
+          <w:szCs w:val="24"/>
+          <w:lang w:val="ru-RU"/>
+        </w:rPr>
+        <w:t xml:space="preserve">необязательно; </w:t>
+      </w:r>
+      <w:r>
+        <w:rPr>
+          <w:rFonts w:ascii="Times New Roman" w:hAnsi="Times New Roman" w:cs="Times New Roman"/>
+          <w:b/>
+          <w:bCs/>
+          <w:sz w:val="24"/>
+          <w:szCs w:val="24"/>
+        </w:rPr>
+        <w:t>F</w:t>
+      </w:r>
+      <w:r>
+        <w:rPr>
+          <w:rFonts w:ascii="Times New Roman" w:hAnsi="Times New Roman" w:cs="Times New Roman"/>
+          <w:sz w:val="24"/>
+          <w:szCs w:val="24"/>
+          <w:lang w:val="ru-RU"/>
+        </w:rPr>
+        <w:t xml:space="preserve"> проблематично и излишне потому, что гравитацию можно трактовать как действие массы</w:t>
+      </w:r>
+      <w:r>
+        <w:rPr>
+          <w:rFonts w:ascii="Times New Roman" w:hAnsi="Times New Roman" w:cs="Times New Roman"/>
+          <w:sz w:val="24"/>
+          <w:szCs w:val="24"/>
+          <w:lang w:val="ru-RU"/>
+        </w:rPr>
+        <w:t xml:space="preserve"> через инерцию.</w:t>
+      </w:r>
+      <w:r>
+        <w:rPr>
+          <w:rFonts w:ascii="Times New Roman" w:hAnsi="Times New Roman" w:cs="Times New Roman"/>
+          <w:sz w:val="24"/>
+          <w:szCs w:val="24"/>
+          <w:lang w:val="ru-RU"/>
+        </w:rPr>
+        <w:t xml:space="preserve"> Таким же образом, как ОТО убрала </w:t>
+      </w:r>
+      <w:r>
+        <w:rPr>
+          <w:rFonts w:ascii="Times New Roman" w:hAnsi="Times New Roman" w:cs="Times New Roman"/>
+          <w:sz w:val="24"/>
+          <w:szCs w:val="24"/>
+          <w:lang w:val="ru-RU"/>
+        </w:rPr>
+        <w:t>гравитацию, СТО</w:t>
+      </w:r>
+      <w:r>
+        <w:rPr>
+          <w:rFonts w:ascii="Times New Roman" w:hAnsi="Times New Roman" w:cs="Times New Roman"/>
+          <w:sz w:val="24"/>
+          <w:szCs w:val="24"/>
+          <w:lang w:val="ru-RU"/>
+        </w:rPr>
+        <w:t xml:space="preserve"> ранее убрала эфир</w:t>
+      </w:r>
+      <w:r>
+        <w:rPr>
+          <w:rFonts w:ascii="Times New Roman" w:hAnsi="Times New Roman" w:cs="Times New Roman"/>
+          <w:sz w:val="24"/>
+          <w:szCs w:val="24"/>
+          <w:lang w:val="ru-RU"/>
+        </w:rPr>
+        <w:t>, который тоже был вполне обычным физическим понятием.</w:t>
+      </w:r>
+    </w:p>
+    <w:p>
+      <w:pPr>
+        <w:pStyle w:val="Heading4"/>
+        <w:rPr>
+          <w:lang w:val="ru-RU"/>
+        </w:rPr>
+      </w:pPr>
+      <w:r>
+        <w:rPr>
+          <w:lang w:val="ru-RU"/>
+        </w:rPr>
+        <w:t>С точки зрения Юма</w:t>
+      </w:r>
+    </w:p>
+    <w:p>
+      <w:pPr>
+        <w:rPr>
+          <w:rFonts w:ascii="Times New Roman" w:hAnsi="Times New Roman" w:cs="Times New Roman"/>
+          <w:sz w:val="24"/>
+          <w:szCs w:val="24"/>
+          <w:lang w:val="ru-RU"/>
+        </w:rPr>
+      </w:pPr>
+      <w:r>
+        <w:rPr>
+          <w:rFonts w:ascii="Times New Roman" w:hAnsi="Times New Roman" w:cs="Times New Roman"/>
+          <w:sz w:val="24"/>
+          <w:szCs w:val="24"/>
+          <w:lang w:val="ru-RU"/>
+        </w:rPr>
+        <w:t>Для Юма этого, конечно, было бы недостаточно</w:t>
+      </w:r>
+      <w:r>
+        <w:rPr>
+          <w:rFonts w:ascii="Times New Roman" w:hAnsi="Times New Roman" w:cs="Times New Roman"/>
+          <w:sz w:val="24"/>
+          <w:szCs w:val="24"/>
+          <w:lang w:val="ru-RU"/>
+        </w:rPr>
+        <w:t>, потому что он бы посчитал</w:t>
+      </w:r>
+      <w:r>
+        <w:rPr>
+          <w:rFonts w:ascii="Times New Roman" w:hAnsi="Times New Roman" w:cs="Times New Roman"/>
+          <w:sz w:val="24"/>
+          <w:szCs w:val="24"/>
+          <w:lang w:val="ru-RU"/>
+        </w:rPr>
+        <w:t xml:space="preserve"> </w:t>
+      </w:r>
+      <w:r>
+        <w:rPr>
+          <w:rFonts w:ascii="Times New Roman" w:hAnsi="Times New Roman" w:cs="Times New Roman"/>
+          <w:sz w:val="24"/>
+          <w:szCs w:val="24"/>
+          <w:lang w:val="ru-RU"/>
+        </w:rPr>
+        <w:t>действие массы через инерцию</w:t>
+      </w:r>
+      <w:r>
+        <w:rPr>
+          <w:rFonts w:ascii="Times New Roman" w:hAnsi="Times New Roman" w:cs="Times New Roman"/>
+          <w:sz w:val="24"/>
+          <w:szCs w:val="24"/>
+          <w:lang w:val="ru-RU"/>
+        </w:rPr>
+        <w:t xml:space="preserve"> такой же фикцией, </w:t>
+      </w:r>
+      <w:r>
+        <w:rPr>
+          <w:rFonts w:ascii="Times New Roman" w:hAnsi="Times New Roman" w:cs="Times New Roman"/>
+          <w:sz w:val="24"/>
+          <w:szCs w:val="24"/>
+          <w:lang w:val="ru-RU"/>
+        </w:rPr>
+        <w:t>какой бы считал и</w:t>
+      </w:r>
+      <w:r>
+        <w:rPr>
+          <w:rFonts w:ascii="Times New Roman" w:hAnsi="Times New Roman" w:cs="Times New Roman"/>
+          <w:sz w:val="24"/>
+          <w:szCs w:val="24"/>
+          <w:lang w:val="ru-RU"/>
+        </w:rPr>
+        <w:t xml:space="preserve"> </w:t>
+      </w:r>
+      <w:r>
+        <w:rPr>
+          <w:rFonts w:ascii="Times New Roman" w:hAnsi="Times New Roman" w:cs="Times New Roman"/>
+          <w:sz w:val="24"/>
+          <w:szCs w:val="24"/>
+          <w:lang w:val="ru-RU"/>
+        </w:rPr>
+        <w:t xml:space="preserve">силу </w:t>
+      </w:r>
+      <w:r>
+        <w:rPr>
+          <w:rFonts w:ascii="Times New Roman" w:hAnsi="Times New Roman" w:cs="Times New Roman"/>
+          <w:b/>
+          <w:bCs/>
+          <w:sz w:val="24"/>
+          <w:szCs w:val="24"/>
+        </w:rPr>
+        <w:t>F</w:t>
+      </w:r>
+      <w:r>
+        <w:rPr>
+          <w:rFonts w:ascii="Times New Roman" w:hAnsi="Times New Roman" w:cs="Times New Roman"/>
+          <w:sz w:val="24"/>
+          <w:szCs w:val="24"/>
+          <w:lang w:val="ru-RU"/>
+        </w:rPr>
+        <w:t>.</w:t>
+      </w:r>
+      <w:r>
+        <w:rPr>
+          <w:rFonts w:ascii="Times New Roman" w:hAnsi="Times New Roman" w:cs="Times New Roman"/>
+          <w:sz w:val="24"/>
+          <w:szCs w:val="24"/>
+          <w:lang w:val="ru-RU"/>
+        </w:rPr>
+        <w:t xml:space="preserve"> </w:t>
+      </w:r>
+      <w:r>
+        <w:rPr>
+          <w:rFonts w:ascii="Times New Roman" w:hAnsi="Times New Roman" w:cs="Times New Roman"/>
+          <w:sz w:val="24"/>
+          <w:szCs w:val="24"/>
+          <w:lang w:val="ru-RU"/>
+        </w:rPr>
+        <w:t>Иными словами, для него это было бы с</w:t>
+      </w:r>
+      <w:r>
+        <w:rPr>
+          <w:rFonts w:ascii="Times New Roman" w:hAnsi="Times New Roman" w:cs="Times New Roman"/>
+          <w:sz w:val="24"/>
+          <w:szCs w:val="24"/>
+          <w:lang w:val="ru-RU"/>
+        </w:rPr>
+        <w:t>ведение</w:t>
+      </w:r>
+      <w:r>
+        <w:rPr>
+          <w:rFonts w:ascii="Times New Roman" w:hAnsi="Times New Roman" w:cs="Times New Roman"/>
+          <w:sz w:val="24"/>
+          <w:szCs w:val="24"/>
+          <w:lang w:val="ru-RU"/>
+        </w:rPr>
+        <w:t>м</w:t>
+      </w:r>
+      <w:r>
+        <w:rPr>
+          <w:rFonts w:ascii="Times New Roman" w:hAnsi="Times New Roman" w:cs="Times New Roman"/>
+          <w:sz w:val="24"/>
+          <w:szCs w:val="24"/>
+          <w:lang w:val="ru-RU"/>
+        </w:rPr>
+        <w:t xml:space="preserve"> одной веры к другой.</w:t>
+      </w:r>
+      <w:r>
+        <w:rPr>
+          <w:rFonts w:ascii="Times New Roman" w:hAnsi="Times New Roman" w:cs="Times New Roman"/>
+          <w:sz w:val="24"/>
+          <w:szCs w:val="24"/>
+          <w:lang w:val="ru-RU"/>
+        </w:rPr>
+        <w:t xml:space="preserve"> </w:t>
+      </w:r>
+      <w:r>
+        <w:rPr>
+          <w:rFonts w:ascii="Times New Roman" w:hAnsi="Times New Roman" w:cs="Times New Roman"/>
+          <w:sz w:val="24"/>
+          <w:szCs w:val="24"/>
+          <w:lang w:val="ru-RU"/>
+        </w:rPr>
+        <w:t xml:space="preserve"> </w:t>
+      </w:r>
+      <w:r>
+        <w:rPr>
+          <w:rFonts w:ascii="Times New Roman" w:hAnsi="Times New Roman" w:cs="Times New Roman"/>
+          <w:sz w:val="24"/>
+          <w:szCs w:val="24"/>
+          <w:lang w:val="ru-RU"/>
+        </w:rPr>
+        <w:t xml:space="preserve">Огромное количество </w:t>
+      </w:r>
+      <w:r>
+        <w:rPr>
+          <w:rFonts w:ascii="Times New Roman" w:hAnsi="Times New Roman" w:cs="Times New Roman"/>
+          <w:sz w:val="24"/>
+          <w:szCs w:val="24"/>
+          <w:lang w:val="ru-RU"/>
+        </w:rPr>
+        <w:t xml:space="preserve">более поздних </w:t>
+      </w:r>
+      <w:r>
+        <w:rPr>
+          <w:rFonts w:ascii="Times New Roman" w:hAnsi="Times New Roman" w:cs="Times New Roman"/>
+          <w:sz w:val="24"/>
+          <w:szCs w:val="24"/>
+          <w:lang w:val="ru-RU"/>
+        </w:rPr>
+        <w:t xml:space="preserve">философов науки, которые причисляли себя к </w:t>
+      </w:r>
+      <w:r>
+        <w:rPr>
+          <w:rFonts w:ascii="Times New Roman" w:hAnsi="Times New Roman" w:cs="Times New Roman"/>
+          <w:sz w:val="24"/>
+          <w:szCs w:val="24"/>
+          <w:lang w:val="ru-RU"/>
+        </w:rPr>
+        <w:t>«</w:t>
+      </w:r>
+      <w:proofErr w:type="spellStart"/>
+      <w:r>
+        <w:rPr>
+          <w:rFonts w:ascii="Times New Roman" w:hAnsi="Times New Roman" w:cs="Times New Roman"/>
+          <w:sz w:val="24"/>
+          <w:szCs w:val="24"/>
+          <w:lang w:val="ru-RU"/>
+        </w:rPr>
+        <w:t>Юмианству</w:t>
+      </w:r>
+      <w:proofErr w:type="spellEnd"/>
+      <w:r>
+        <w:rPr>
+          <w:rFonts w:ascii="Times New Roman" w:hAnsi="Times New Roman" w:cs="Times New Roman"/>
+          <w:sz w:val="24"/>
+          <w:szCs w:val="24"/>
+          <w:lang w:val="ru-RU"/>
+        </w:rPr>
+        <w:t>»</w:t>
+      </w:r>
+      <w:r>
+        <w:rPr>
+          <w:rFonts w:ascii="Times New Roman" w:hAnsi="Times New Roman" w:cs="Times New Roman"/>
+          <w:sz w:val="24"/>
+          <w:szCs w:val="24"/>
+          <w:lang w:val="ru-RU"/>
+        </w:rPr>
+        <w:t xml:space="preserve"> считают, что каждое поняти</w:t>
+      </w:r>
+      <w:r>
+        <w:rPr>
+          <w:rFonts w:ascii="Times New Roman" w:hAnsi="Times New Roman" w:cs="Times New Roman"/>
+          <w:sz w:val="24"/>
+          <w:szCs w:val="24"/>
+          <w:lang w:val="ru-RU"/>
+        </w:rPr>
+        <w:t>е</w:t>
+      </w:r>
+      <w:r>
+        <w:rPr>
+          <w:rFonts w:ascii="Times New Roman" w:hAnsi="Times New Roman" w:cs="Times New Roman"/>
+          <w:sz w:val="24"/>
+          <w:szCs w:val="24"/>
+          <w:lang w:val="ru-RU"/>
+        </w:rPr>
+        <w:t xml:space="preserve"> физики — такая же фикция</w:t>
+      </w:r>
+      <w:r>
+        <w:rPr>
+          <w:rFonts w:ascii="Times New Roman" w:hAnsi="Times New Roman" w:cs="Times New Roman"/>
+          <w:sz w:val="24"/>
+          <w:szCs w:val="24"/>
+          <w:lang w:val="ru-RU"/>
+        </w:rPr>
+        <w:t>; что нет</w:t>
+      </w:r>
+      <w:r>
+        <w:rPr>
+          <w:rFonts w:ascii="Times New Roman" w:hAnsi="Times New Roman" w:cs="Times New Roman"/>
+          <w:sz w:val="24"/>
+          <w:szCs w:val="24"/>
+          <w:lang w:val="ru-RU"/>
+        </w:rPr>
+        <w:t xml:space="preserve"> оснований полагать, что это реальные физические сущности, а не слова</w:t>
+      </w:r>
+      <w:r>
+        <w:rPr>
+          <w:rFonts w:ascii="Times New Roman" w:hAnsi="Times New Roman" w:cs="Times New Roman"/>
+          <w:sz w:val="24"/>
+          <w:szCs w:val="24"/>
+          <w:lang w:val="ru-RU"/>
+        </w:rPr>
+        <w:t xml:space="preserve"> веры</w:t>
+      </w:r>
+      <w:r>
+        <w:rPr>
+          <w:rFonts w:ascii="Times New Roman" w:hAnsi="Times New Roman" w:cs="Times New Roman"/>
+          <w:sz w:val="24"/>
+          <w:szCs w:val="24"/>
+          <w:lang w:val="ru-RU"/>
+        </w:rPr>
+        <w:t xml:space="preserve">, которыми </w:t>
+      </w:r>
+      <w:r>
+        <w:rPr>
+          <w:rFonts w:ascii="Times New Roman" w:hAnsi="Times New Roman" w:cs="Times New Roman"/>
+          <w:sz w:val="24"/>
+          <w:szCs w:val="24"/>
+          <w:lang w:val="ru-RU"/>
+        </w:rPr>
+        <w:t>оперируют</w:t>
+      </w:r>
+      <w:r>
+        <w:rPr>
+          <w:rFonts w:ascii="Times New Roman" w:hAnsi="Times New Roman" w:cs="Times New Roman"/>
+          <w:sz w:val="24"/>
+          <w:szCs w:val="24"/>
+          <w:lang w:val="ru-RU"/>
+        </w:rPr>
+        <w:t xml:space="preserve"> </w:t>
+      </w:r>
+      <w:r>
+        <w:rPr>
+          <w:rFonts w:ascii="Times New Roman" w:hAnsi="Times New Roman" w:cs="Times New Roman"/>
+          <w:sz w:val="24"/>
+          <w:szCs w:val="24"/>
+          <w:lang w:val="ru-RU"/>
+        </w:rPr>
+        <w:t>ученые</w:t>
+      </w:r>
+      <w:r>
+        <w:rPr>
+          <w:rFonts w:ascii="Times New Roman" w:hAnsi="Times New Roman" w:cs="Times New Roman"/>
+          <w:sz w:val="24"/>
+          <w:szCs w:val="24"/>
+          <w:lang w:val="ru-RU"/>
+        </w:rPr>
+        <w:t>.</w:t>
+      </w:r>
+      <w:r>
+        <w:rPr>
+          <w:rFonts w:ascii="Times New Roman" w:hAnsi="Times New Roman" w:cs="Times New Roman"/>
+          <w:sz w:val="24"/>
+          <w:szCs w:val="24"/>
+          <w:lang w:val="ru-RU"/>
+        </w:rPr>
+        <w:t xml:space="preserve"> </w:t>
+      </w:r>
+      <w:r>
+        <w:rPr>
+          <w:rFonts w:ascii="Times New Roman" w:hAnsi="Times New Roman" w:cs="Times New Roman"/>
+          <w:sz w:val="24"/>
+          <w:szCs w:val="24"/>
+          <w:lang w:val="ru-RU"/>
+        </w:rPr>
+        <w:t xml:space="preserve">Тем не менее сам прецедент выхода </w:t>
+      </w:r>
+      <w:r>
+        <w:rPr>
+          <w:rFonts w:ascii="Times New Roman" w:hAnsi="Times New Roman" w:cs="Times New Roman"/>
+          <w:sz w:val="24"/>
+          <w:szCs w:val="24"/>
+          <w:lang w:val="ru-RU"/>
+        </w:rPr>
+        <w:t xml:space="preserve">науки </w:t>
+      </w:r>
+      <w:r>
+        <w:rPr>
+          <w:rFonts w:ascii="Times New Roman" w:hAnsi="Times New Roman" w:cs="Times New Roman"/>
+          <w:sz w:val="24"/>
+          <w:szCs w:val="24"/>
+          <w:lang w:val="ru-RU"/>
+        </w:rPr>
+        <w:t>за рамки был</w:t>
+      </w:r>
+      <w:r>
+        <w:rPr>
+          <w:rFonts w:ascii="Times New Roman" w:hAnsi="Times New Roman" w:cs="Times New Roman"/>
+          <w:sz w:val="24"/>
+          <w:szCs w:val="24"/>
+          <w:lang w:val="ru-RU"/>
+        </w:rPr>
+        <w:t>, несомненно,</w:t>
+      </w:r>
+      <w:r>
+        <w:rPr>
+          <w:rFonts w:ascii="Times New Roman" w:hAnsi="Times New Roman" w:cs="Times New Roman"/>
+          <w:sz w:val="24"/>
+          <w:szCs w:val="24"/>
+          <w:lang w:val="ru-RU"/>
+        </w:rPr>
+        <w:t xml:space="preserve"> важен.</w:t>
+      </w:r>
+    </w:p>
+    <w:p>
+      <w:pPr>
+        <w:pStyle w:val="Heading3"/>
+        <w:rPr>
+          <w:lang w:val="ru-RU"/>
+        </w:rPr>
+      </w:pPr>
+      <w:r>
+        <w:rPr>
+          <w:lang w:val="ru-RU"/>
+        </w:rPr>
+        <w:t>Второй случай.</w:t>
+      </w:r>
+      <w:r>
+        <w:rPr>
+          <w:lang w:val="ru-RU"/>
+        </w:rPr>
+        <w:t xml:space="preserve"> Пуанкаре</w:t>
+      </w:r>
+    </w:p>
+    <w:p>
+      <w:pPr>
+        <w:rPr>
+          <w:rFonts w:ascii="Times New Roman" w:hAnsi="Times New Roman" w:cs="Times New Roman"/>
+          <w:sz w:val="24"/>
+          <w:szCs w:val="24"/>
+          <w:lang w:val="ru-RU"/>
+        </w:rPr>
+      </w:pPr>
+      <w:r>
+        <w:rPr>
+          <w:rFonts w:ascii="Times New Roman" w:hAnsi="Times New Roman" w:cs="Times New Roman"/>
+          <w:sz w:val="24"/>
+          <w:szCs w:val="24"/>
+          <w:lang w:val="ru-RU"/>
+        </w:rPr>
+        <w:t>Ещё один философствующий физик</w:t>
+      </w:r>
+      <w:r>
+        <w:rPr>
+          <w:rFonts w:ascii="Times New Roman" w:hAnsi="Times New Roman" w:cs="Times New Roman"/>
+          <w:sz w:val="24"/>
+          <w:szCs w:val="24"/>
+          <w:lang w:val="ru-RU"/>
+        </w:rPr>
+        <w:t>, у которого нашёлся аргумент против фиктивности науки.</w:t>
+      </w:r>
+    </w:p>
+    <w:p>
+      <w:pPr>
+        <w:pStyle w:val="Heading4"/>
+        <w:rPr>
+          <w:lang w:val="ru-RU"/>
+        </w:rPr>
+      </w:pPr>
+      <w:r>
+        <w:rPr>
+          <w:lang w:val="ru-RU"/>
+        </w:rPr>
+        <w:t>Что такое закон</w:t>
+      </w:r>
+    </w:p>
+    <w:p>
+      <w:pPr>
+        <w:rPr>
+          <w:rFonts w:ascii="Times New Roman" w:hAnsi="Times New Roman" w:cs="Times New Roman"/>
+          <w:sz w:val="24"/>
+          <w:szCs w:val="24"/>
+          <w:lang w:val="ru-RU"/>
+        </w:rPr>
+      </w:pPr>
+      <w:r>
+        <w:rPr>
+          <w:rFonts w:ascii="Times New Roman" w:hAnsi="Times New Roman" w:cs="Times New Roman"/>
+          <w:sz w:val="24"/>
+          <w:szCs w:val="24"/>
+          <w:highlight w:val="green"/>
+          <w:lang w:val="ru-RU"/>
+        </w:rPr>
+        <w:t>Вопрос Пуанкаре: к</w:t>
+      </w:r>
+      <w:r>
+        <w:rPr>
+          <w:rFonts w:ascii="Times New Roman" w:hAnsi="Times New Roman" w:cs="Times New Roman"/>
+          <w:sz w:val="24"/>
+          <w:szCs w:val="24"/>
+          <w:highlight w:val="green"/>
+          <w:lang w:val="ru-RU"/>
+        </w:rPr>
+        <w:t>огда вы пытаетесь опровергнуть физическое знание, вы не обращаете внимание на саму форму, в которой выражаются физические законы; как вы вообще мыслите физический закон? Что это такое?</w:t>
+      </w:r>
+      <w:r>
+        <w:rPr>
+          <w:rFonts w:ascii="Times New Roman" w:hAnsi="Times New Roman" w:cs="Times New Roman"/>
+          <w:sz w:val="24"/>
+          <w:szCs w:val="24"/>
+          <w:lang w:val="ru-RU"/>
+        </w:rPr>
+        <w:t xml:space="preserve"> Эмпирическая регулярность в виде постоянно восходящего солнца? Вообще-то нет, это не закон. С одной стороны в физике есть полностью опровергнутый эфир; с другой стороны есть математический способ описания </w:t>
+      </w:r>
+      <w:r>
+        <w:rPr>
+          <w:rFonts w:ascii="Times New Roman" w:hAnsi="Times New Roman" w:cs="Times New Roman"/>
+          <w:sz w:val="24"/>
+          <w:szCs w:val="24"/>
+          <w:lang w:val="ru-RU"/>
+        </w:rPr>
+        <w:lastRenderedPageBreak/>
+        <w:t>эфира</w:t>
+      </w:r>
+      <w:r>
+        <w:rPr>
+          <w:rFonts w:ascii="Times New Roman" w:hAnsi="Times New Roman" w:cs="Times New Roman"/>
+          <w:sz w:val="24"/>
+          <w:szCs w:val="24"/>
+          <w:lang w:val="ru-RU"/>
+        </w:rPr>
+        <w:t xml:space="preserve"> </w:t>
+      </w:r>
+      <w:r>
+        <w:rPr>
+          <w:rFonts w:ascii="Times New Roman" w:hAnsi="Times New Roman" w:cs="Times New Roman"/>
+          <w:sz w:val="24"/>
+          <w:szCs w:val="24"/>
+          <w:lang w:val="ru-RU"/>
+        </w:rPr>
+        <w:t>в виде</w:t>
+      </w:r>
+      <w:r>
+        <w:rPr>
+          <w:rFonts w:ascii="Times New Roman" w:hAnsi="Times New Roman" w:cs="Times New Roman"/>
+          <w:sz w:val="24"/>
+          <w:szCs w:val="24"/>
+          <w:lang w:val="ru-RU"/>
+        </w:rPr>
+        <w:t xml:space="preserve"> систем</w:t>
+      </w:r>
+      <w:r>
+        <w:rPr>
+          <w:rFonts w:ascii="Times New Roman" w:hAnsi="Times New Roman" w:cs="Times New Roman"/>
+          <w:sz w:val="24"/>
+          <w:szCs w:val="24"/>
+          <w:lang w:val="ru-RU"/>
+        </w:rPr>
+        <w:t xml:space="preserve">ы </w:t>
+      </w:r>
+      <w:r>
+        <w:rPr>
+          <w:rFonts w:ascii="Times New Roman" w:hAnsi="Times New Roman" w:cs="Times New Roman"/>
+          <w:sz w:val="24"/>
+          <w:szCs w:val="24"/>
+          <w:lang w:val="ru-RU"/>
+        </w:rPr>
+        <w:t>дифференциальных уравнений</w:t>
+      </w:r>
+      <w:r>
+        <w:rPr>
+          <w:rFonts w:ascii="Times New Roman" w:hAnsi="Times New Roman" w:cs="Times New Roman"/>
+          <w:sz w:val="24"/>
+          <w:szCs w:val="24"/>
+          <w:lang w:val="ru-RU"/>
+        </w:rPr>
+        <w:t xml:space="preserve">, </w:t>
+      </w:r>
+      <w:r>
+        <w:rPr>
+          <w:rFonts w:ascii="Times New Roman" w:hAnsi="Times New Roman" w:cs="Times New Roman"/>
+          <w:b/>
+          <w:bCs/>
+          <w:sz w:val="24"/>
+          <w:szCs w:val="24"/>
+          <w:lang w:val="ru-RU"/>
+        </w:rPr>
+        <w:t xml:space="preserve">которые </w:t>
+      </w:r>
+      <w:r>
+        <w:rPr>
+          <w:rFonts w:ascii="Times New Roman" w:hAnsi="Times New Roman" w:cs="Times New Roman"/>
+          <w:b/>
+          <w:bCs/>
+          <w:sz w:val="24"/>
+          <w:szCs w:val="24"/>
+          <w:lang w:val="ru-RU"/>
+        </w:rPr>
+        <w:t xml:space="preserve">позже </w:t>
+      </w:r>
+      <w:r>
+        <w:rPr>
+          <w:rFonts w:ascii="Times New Roman" w:hAnsi="Times New Roman" w:cs="Times New Roman"/>
+          <w:b/>
+          <w:bCs/>
+          <w:sz w:val="24"/>
+          <w:szCs w:val="24"/>
+          <w:lang w:val="ru-RU"/>
+        </w:rPr>
+        <w:t>вошли в уравнение Максвелла</w:t>
+      </w:r>
+      <w:r>
+        <w:rPr>
+          <w:rFonts w:ascii="Times New Roman" w:hAnsi="Times New Roman" w:cs="Times New Roman"/>
+          <w:sz w:val="24"/>
+          <w:szCs w:val="24"/>
+          <w:lang w:val="ru-RU"/>
+        </w:rPr>
+        <w:t>.</w:t>
+      </w:r>
+      <w:r>
+        <w:rPr>
+          <w:rFonts w:ascii="Times New Roman" w:hAnsi="Times New Roman" w:cs="Times New Roman"/>
+          <w:sz w:val="24"/>
+          <w:szCs w:val="24"/>
+          <w:lang w:val="ru-RU"/>
+        </w:rPr>
+        <w:t xml:space="preserve"> </w:t>
+      </w:r>
+      <w:r>
+        <w:rPr>
+          <w:rFonts w:ascii="Times New Roman" w:hAnsi="Times New Roman" w:cs="Times New Roman"/>
+          <w:sz w:val="24"/>
+          <w:szCs w:val="24"/>
+          <w:lang w:val="ru-RU"/>
+        </w:rPr>
+        <w:t>Тезис Пуанкаре состоит в том</w:t>
+      </w:r>
+      <w:r>
+        <w:rPr>
+          <w:rFonts w:ascii="Times New Roman" w:hAnsi="Times New Roman" w:cs="Times New Roman"/>
+          <w:sz w:val="24"/>
+          <w:szCs w:val="24"/>
+          <w:lang w:val="ru-RU"/>
+        </w:rPr>
+        <w:t>, что реальное физическое знание выражается в инвариантной математической форме</w:t>
+      </w:r>
+      <w:r>
+        <w:rPr>
+          <w:rFonts w:ascii="Times New Roman" w:hAnsi="Times New Roman" w:cs="Times New Roman"/>
+          <w:sz w:val="24"/>
+          <w:szCs w:val="24"/>
+          <w:lang w:val="ru-RU"/>
+        </w:rPr>
+        <w:t xml:space="preserve"> (</w:t>
+      </w:r>
+      <w:r>
+        <w:rPr>
+          <w:rFonts w:ascii="Times New Roman" w:hAnsi="Times New Roman" w:cs="Times New Roman"/>
+          <w:i/>
+          <w:iCs/>
+          <w:sz w:val="24"/>
+          <w:szCs w:val="24"/>
+        </w:rPr>
+        <w:t>demonstration</w:t>
+      </w:r>
+      <w:r>
+        <w:rPr>
+          <w:rFonts w:ascii="Times New Roman" w:hAnsi="Times New Roman" w:cs="Times New Roman"/>
+          <w:sz w:val="24"/>
+          <w:szCs w:val="24"/>
+          <w:lang w:val="ru-RU"/>
+        </w:rPr>
+        <w:t xml:space="preserve"> </w:t>
+      </w:r>
+      <w:r>
+        <w:rPr>
+          <w:rFonts w:ascii="Times New Roman" w:hAnsi="Times New Roman" w:cs="Times New Roman"/>
+          <w:sz w:val="24"/>
+          <w:szCs w:val="24"/>
+          <w:lang w:val="ru-RU"/>
+        </w:rPr>
+        <w:t>Юма)</w:t>
+      </w:r>
+      <w:r>
+        <w:rPr>
+          <w:rFonts w:ascii="Times New Roman" w:hAnsi="Times New Roman" w:cs="Times New Roman"/>
+          <w:sz w:val="24"/>
+          <w:szCs w:val="24"/>
+          <w:lang w:val="ru-RU"/>
+        </w:rPr>
+        <w:t>.</w:t>
+      </w:r>
+      <w:r>
+        <w:rPr>
+          <w:rFonts w:ascii="Times New Roman" w:hAnsi="Times New Roman" w:cs="Times New Roman"/>
+          <w:sz w:val="24"/>
+          <w:szCs w:val="24"/>
+          <w:lang w:val="ru-RU"/>
+        </w:rPr>
+        <w:t xml:space="preserve"> Таким образом</w:t>
+      </w:r>
+      <w:r>
+        <w:rPr>
+          <w:rFonts w:ascii="Times New Roman" w:hAnsi="Times New Roman" w:cs="Times New Roman"/>
+          <w:sz w:val="24"/>
+          <w:szCs w:val="24"/>
+          <w:lang w:val="ru-RU"/>
+        </w:rPr>
+        <w:t xml:space="preserve"> для него</w:t>
+      </w:r>
+      <w:r>
+        <w:rPr>
+          <w:rFonts w:ascii="Times New Roman" w:hAnsi="Times New Roman" w:cs="Times New Roman"/>
+          <w:sz w:val="24"/>
+          <w:szCs w:val="24"/>
+          <w:lang w:val="ru-RU"/>
+        </w:rPr>
+        <w:t xml:space="preserve"> физической закон — это дифференциальное уравнение.</w:t>
+      </w:r>
+    </w:p>
+    <w:p>
+      <w:pPr>
+        <w:rPr>
+          <w:rFonts w:ascii="Times New Roman" w:hAnsi="Times New Roman" w:cs="Times New Roman"/>
+          <w:sz w:val="24"/>
+          <w:szCs w:val="24"/>
+        </w:rPr>
+      </w:pPr>
+      <w:r>
+        <w:rPr>
+          <w:rFonts w:ascii="Times New Roman" w:hAnsi="Times New Roman" w:cs="Times New Roman"/>
+          <w:sz w:val="24"/>
+          <w:szCs w:val="24"/>
+          <w:lang w:val="ru-RU"/>
+        </w:rPr>
+        <w:t>Ещё раз: п</w:t>
+      </w:r>
+      <w:r>
+        <w:rPr>
+          <w:rFonts w:ascii="Times New Roman" w:hAnsi="Times New Roman" w:cs="Times New Roman"/>
+          <w:sz w:val="24"/>
+          <w:szCs w:val="24"/>
+          <w:lang w:val="ru-RU"/>
+        </w:rPr>
+        <w:t>роблема индукции</w:t>
+      </w:r>
+      <w:r>
+        <w:rPr>
+          <w:rFonts w:ascii="Times New Roman" w:hAnsi="Times New Roman" w:cs="Times New Roman"/>
+          <w:sz w:val="24"/>
+          <w:szCs w:val="24"/>
+          <w:lang w:val="ru-RU"/>
+        </w:rPr>
+        <w:t xml:space="preserve"> Юма</w:t>
+      </w:r>
+      <w:r>
+        <w:rPr>
+          <w:rFonts w:ascii="Times New Roman" w:hAnsi="Times New Roman" w:cs="Times New Roman"/>
+          <w:sz w:val="24"/>
+          <w:szCs w:val="24"/>
+          <w:lang w:val="ru-RU"/>
+        </w:rPr>
+        <w:t xml:space="preserve"> связана именно с тем, что закон выводится с помощью многочисленных повторений.</w:t>
+      </w:r>
+      <w:r>
+        <w:rPr>
+          <w:rFonts w:ascii="Times New Roman" w:hAnsi="Times New Roman" w:cs="Times New Roman"/>
+          <w:sz w:val="24"/>
+          <w:szCs w:val="24"/>
+          <w:lang w:val="ru-RU"/>
+        </w:rPr>
+        <w:t xml:space="preserve"> По </w:t>
+      </w:r>
+      <w:r>
+        <w:rPr>
+          <w:rFonts w:ascii="Times New Roman" w:hAnsi="Times New Roman" w:cs="Times New Roman"/>
+          <w:sz w:val="24"/>
+          <w:szCs w:val="24"/>
+          <w:lang w:val="ru-RU"/>
+        </w:rPr>
+        <w:t xml:space="preserve">Пуанкаре </w:t>
+      </w:r>
+      <w:r>
+        <w:rPr>
+          <w:rFonts w:ascii="Times New Roman" w:hAnsi="Times New Roman" w:cs="Times New Roman"/>
+          <w:sz w:val="24"/>
+          <w:szCs w:val="24"/>
+          <w:lang w:val="ru-RU"/>
+        </w:rPr>
+        <w:t xml:space="preserve">же закон — это строгая аналитическая формула, не зависящая от неожиданностей будущего опыта </w:t>
+      </w:r>
+      <w:r>
+        <w:rPr>
+          <w:rFonts w:ascii="Times New Roman" w:hAnsi="Times New Roman" w:cs="Times New Roman"/>
+          <w:b/>
+          <w:bCs/>
+          <w:sz w:val="24"/>
+          <w:szCs w:val="24"/>
+        </w:rPr>
+        <w:t>chance</w:t>
+      </w:r>
+      <w:r>
+        <w:rPr>
+          <w:rFonts w:ascii="Times New Roman" w:hAnsi="Times New Roman" w:cs="Times New Roman"/>
+          <w:sz w:val="24"/>
+          <w:szCs w:val="24"/>
+          <w:lang w:val="ru-RU"/>
+        </w:rPr>
+        <w:t>.</w:t>
+      </w:r>
+    </w:p>
+    <w:p>
+      <w:pPr>
+        <w:pStyle w:val="Heading4"/>
+        <w:rPr>
+          <w:lang w:val="ru-RU"/>
+        </w:rPr>
+      </w:pPr>
+      <w:r>
+        <w:rPr>
+          <w:lang w:val="ru-RU"/>
+        </w:rPr>
+        <w:t>Как на основе физического закона Пуанкаре сделать предсказание</w:t>
+      </w:r>
+    </w:p>
+    <w:p>
+      <w:pPr>
+        <w:rPr>
+          <w:rFonts w:ascii="Times New Roman" w:hAnsi="Times New Roman" w:cs="Times New Roman"/>
+          <w:sz w:val="24"/>
+          <w:szCs w:val="24"/>
+          <w:lang w:val="ru-RU"/>
+        </w:rPr>
+      </w:pPr>
+      <w:r>
+        <w:rPr>
+          <w:rFonts w:ascii="Times New Roman" w:hAnsi="Times New Roman" w:cs="Times New Roman"/>
+          <w:sz w:val="24"/>
+          <w:szCs w:val="24"/>
+          <w:lang w:val="ru-RU"/>
+        </w:rPr>
+        <w:t xml:space="preserve">Есть физическая система, которая описывается дифференциальным уравнением. Чтобы получить предсказание, </w:t>
+      </w:r>
+      <w:r>
+        <w:rPr>
+          <w:rFonts w:ascii="Times New Roman" w:hAnsi="Times New Roman" w:cs="Times New Roman"/>
+          <w:sz w:val="24"/>
+          <w:szCs w:val="24"/>
+          <w:lang w:val="ru-RU"/>
+        </w:rPr>
+        <w:t xml:space="preserve">сначала </w:t>
+      </w:r>
+      <w:r>
+        <w:rPr>
+          <w:rFonts w:ascii="Times New Roman" w:hAnsi="Times New Roman" w:cs="Times New Roman"/>
+          <w:sz w:val="24"/>
+          <w:szCs w:val="24"/>
+          <w:lang w:val="ru-RU"/>
+        </w:rPr>
+        <w:t>нужно его решить</w:t>
+      </w:r>
+      <w:r>
+        <w:rPr>
+          <w:rFonts w:ascii="Times New Roman" w:hAnsi="Times New Roman" w:cs="Times New Roman"/>
+          <w:sz w:val="24"/>
+          <w:szCs w:val="24"/>
+          <w:lang w:val="ru-RU"/>
+        </w:rPr>
+        <w:t>. В результате получается</w:t>
+      </w:r>
+      <w:r>
+        <w:rPr>
+          <w:rFonts w:ascii="Times New Roman" w:hAnsi="Times New Roman" w:cs="Times New Roman"/>
+          <w:sz w:val="24"/>
+          <w:szCs w:val="24"/>
+          <w:lang w:val="ru-RU"/>
+        </w:rPr>
+        <w:t xml:space="preserve"> решение в общем виде, или</w:t>
+      </w:r>
+      <w:r>
+        <w:rPr>
+          <w:rFonts w:ascii="Times New Roman" w:hAnsi="Times New Roman" w:cs="Times New Roman"/>
+          <w:sz w:val="24"/>
+          <w:szCs w:val="24"/>
+          <w:lang w:val="ru-RU"/>
+        </w:rPr>
+        <w:t xml:space="preserve"> семейство решений. </w:t>
+      </w:r>
+      <w:r>
+        <w:rPr>
+          <w:rFonts w:ascii="Times New Roman" w:hAnsi="Times New Roman" w:cs="Times New Roman"/>
+          <w:sz w:val="24"/>
+          <w:szCs w:val="24"/>
+          <w:lang w:val="ru-RU"/>
+        </w:rPr>
+        <w:t>Конкретное п</w:t>
+      </w:r>
+      <w:r>
+        <w:rPr>
+          <w:rFonts w:ascii="Times New Roman" w:hAnsi="Times New Roman" w:cs="Times New Roman"/>
+          <w:sz w:val="24"/>
+          <w:szCs w:val="24"/>
+          <w:lang w:val="ru-RU"/>
+        </w:rPr>
+        <w:t xml:space="preserve">редсказание </w:t>
+      </w:r>
+      <w:r>
+        <w:rPr>
+          <w:rFonts w:ascii="Times New Roman" w:hAnsi="Times New Roman" w:cs="Times New Roman"/>
+          <w:sz w:val="24"/>
+          <w:szCs w:val="24"/>
+          <w:lang w:val="ru-RU"/>
+        </w:rPr>
+        <w:t>находится при вводе начальных условий физической системы.</w:t>
+      </w:r>
+      <w:r>
+        <w:rPr>
+          <w:rFonts w:ascii="Times New Roman" w:hAnsi="Times New Roman" w:cs="Times New Roman"/>
+          <w:sz w:val="24"/>
+          <w:szCs w:val="24"/>
+          <w:lang w:val="ru-RU"/>
+        </w:rPr>
+        <w:t xml:space="preserve"> </w:t>
+      </w:r>
+      <w:r>
+        <w:rPr>
+          <w:rFonts w:ascii="Times New Roman" w:hAnsi="Times New Roman" w:cs="Times New Roman"/>
+          <w:sz w:val="24"/>
+          <w:szCs w:val="24"/>
+          <w:lang w:val="ru-RU"/>
+        </w:rPr>
+        <w:t>Только т</w:t>
+      </w:r>
+      <w:r>
+        <w:rPr>
+          <w:rFonts w:ascii="Times New Roman" w:hAnsi="Times New Roman" w:cs="Times New Roman"/>
+          <w:sz w:val="24"/>
+          <w:szCs w:val="24"/>
+          <w:lang w:val="ru-RU"/>
+        </w:rPr>
+        <w:t>огда получится эмпирическое проявление физического закона.</w:t>
+      </w:r>
+    </w:p>
+    <w:p>
+      <w:pPr>
+        <w:pStyle w:val="Quote"/>
+        <w:rPr>
+          <w:lang w:val="ru-RU"/>
+        </w:rPr>
+      </w:pPr>
+      <w:r>
+        <w:rPr>
+          <w:b/>
+          <w:bCs/>
+          <w:lang w:val="ru-RU"/>
+        </w:rPr>
+        <w:t>Вопрос</w:t>
+      </w:r>
+      <w:r>
+        <w:rPr>
+          <w:lang w:val="ru-RU"/>
+        </w:rPr>
+        <w:t>: но само дифференциальное уравнение ведь тоже выводится на основе каких-то повторений данных в опыте?</w:t>
+      </w:r>
+    </w:p>
+    <w:p>
+      <w:pPr>
+        <w:pStyle w:val="Quote"/>
+        <w:rPr>
+          <w:lang w:val="ru-RU"/>
+        </w:rPr>
+      </w:pPr>
+      <w:r>
+        <w:rPr>
+          <w:b/>
+          <w:bCs/>
+          <w:lang w:val="ru-RU"/>
+        </w:rPr>
+        <w:t>Короткий ответ</w:t>
+      </w:r>
+      <w:r>
+        <w:rPr>
+          <w:lang w:val="ru-RU"/>
+        </w:rPr>
+        <w:t>: не совсем так. Когда выводится диффур, скорее ищется какая-то симметрия, или свойство, чтобы диффур его удовлетворил.</w:t>
+      </w:r>
+      <w:r>
+        <w:rPr>
+          <w:lang w:val="ru-RU"/>
+        </w:rPr>
+        <w:t xml:space="preserve"> Как будто это более фундаментальные вещи, чем простое повторение</w:t>
+      </w:r>
+      <w:r>
+        <w:rPr>
+          <w:lang w:val="ru-RU"/>
+        </w:rPr>
+        <w:t>, хотя повторяемость может навести на некоторые важные признаки.</w:t>
+      </w:r>
+      <w:r>
+        <w:rPr>
+          <w:lang w:val="ru-RU"/>
+        </w:rPr>
+        <w:t xml:space="preserve"> Вообще-то в мире очень мало каких-либо пособий о том, как составляются диффуры</w:t>
+      </w:r>
+      <w:r>
+        <w:rPr>
+          <w:lang w:val="ru-RU"/>
+        </w:rPr>
+        <w:t>, хотя есть масса пособий о том, как их решать.</w:t>
+      </w:r>
+      <w:r>
+        <w:rPr>
+          <w:lang w:val="ru-RU"/>
+        </w:rPr>
+        <w:t xml:space="preserve"> Это</w:t>
+      </w:r>
+      <w:r>
+        <w:rPr>
+          <w:lang w:val="ru-RU"/>
+        </w:rPr>
+        <w:t xml:space="preserve"> до сих </w:t>
+      </w:r>
+      <w:r>
+        <w:rPr>
+          <w:lang w:val="ru-RU"/>
+        </w:rPr>
+        <w:t>пор некоторое</w:t>
+      </w:r>
+      <w:r>
+        <w:rPr>
+          <w:lang w:val="ru-RU"/>
+        </w:rPr>
+        <w:t xml:space="preserve"> слепое пятно.</w:t>
+      </w:r>
+    </w:p>
+    <w:p>
+      <w:pPr>
+        <w:rPr>
+          <w:rFonts w:ascii="Times New Roman" w:hAnsi="Times New Roman" w:cs="Times New Roman"/>
+          <w:sz w:val="24"/>
+          <w:szCs w:val="24"/>
+          <w:lang w:val="ru-RU"/>
+        </w:rPr>
+      </w:pPr>
+    </w:p>
+    <w:p>
+      <w:pPr>
+        <w:pStyle w:val="Quote"/>
+        <w:rPr>
+          <w:lang w:val="ru-RU"/>
+        </w:rPr>
+      </w:pPr>
+      <w:r>
+        <w:rPr>
+          <w:b/>
+          <w:bCs/>
+          <w:lang w:val="ru-RU"/>
+        </w:rPr>
+        <w:t>Вопрос</w:t>
+      </w:r>
+      <w:r>
+        <w:rPr>
+          <w:lang w:val="ru-RU"/>
+        </w:rPr>
+        <w:t>: все ли законы имеют математическое описание и все ли описания являются дифференциальными?</w:t>
+      </w:r>
+    </w:p>
+    <w:p>
+      <w:pPr>
+        <w:pStyle w:val="Quote"/>
+        <w:rPr>
+          <w:lang w:val="ru-RU"/>
+        </w:rPr>
+      </w:pPr>
+      <w:r>
+        <w:rPr>
+          <w:b/>
+          <w:bCs/>
+          <w:lang w:val="ru-RU"/>
+        </w:rPr>
+        <w:t>Ответ</w:t>
+      </w:r>
+      <w:r>
+        <w:rPr>
+          <w:lang w:val="ru-RU"/>
+        </w:rPr>
+        <w:t>: да и да. Судя по всему диффуры — это ядро физических законов</w:t>
+      </w:r>
+      <w:r>
+        <w:rPr>
+          <w:lang w:val="ru-RU"/>
+        </w:rPr>
+        <w:t xml:space="preserve">, </w:t>
+      </w:r>
+      <w:r>
+        <w:rPr>
+          <w:lang w:val="ru-RU"/>
+        </w:rPr>
+        <w:t xml:space="preserve">и стало оно таковым </w:t>
+      </w:r>
+      <w:r>
+        <w:rPr>
+          <w:lang w:val="ru-RU"/>
+        </w:rPr>
+        <w:t xml:space="preserve">после </w:t>
+      </w:r>
+      <w:r>
+        <w:rPr>
+          <w:lang w:val="ru-RU"/>
+        </w:rPr>
+        <w:t>того,</w:t>
+      </w:r>
+      <w:r>
+        <w:rPr>
+          <w:lang w:val="ru-RU"/>
+        </w:rPr>
+        <w:t xml:space="preserve"> как </w:t>
+      </w:r>
+      <w:r>
+        <w:rPr>
+          <w:lang w:val="ru-RU"/>
+        </w:rPr>
+        <w:t xml:space="preserve">физики </w:t>
+      </w:r>
+      <w:r>
+        <w:rPr>
+          <w:lang w:val="ru-RU"/>
+        </w:rPr>
+        <w:t>отказались от геометрических интуиций</w:t>
+      </w:r>
+      <w:r>
+        <w:rPr>
+          <w:lang w:val="ru-RU"/>
+        </w:rPr>
+        <w:t>, изложенных</w:t>
+      </w:r>
+      <w:r>
+        <w:rPr>
+          <w:lang w:val="ru-RU"/>
+        </w:rPr>
+        <w:t xml:space="preserve"> в исходных текстах Ньютона.</w:t>
+      </w:r>
+      <w:r>
+        <w:rPr>
+          <w:lang w:val="ru-RU"/>
+        </w:rPr>
+        <w:t xml:space="preserve"> </w:t>
+      </w:r>
+      <w:r>
+        <w:rPr>
+          <w:b/>
+          <w:bCs/>
+        </w:rPr>
+        <w:t>F</w:t>
+      </w:r>
+      <w:r>
+        <w:rPr>
+          <w:b/>
+          <w:bCs/>
+          <w:lang w:val="ru-RU"/>
+        </w:rPr>
+        <w:t>=</w:t>
+      </w:r>
+      <w:r>
+        <w:rPr>
+          <w:b/>
+          <w:bCs/>
+        </w:rPr>
+        <w:t>ma</w:t>
+      </w:r>
+      <w:r>
+        <w:rPr>
+          <w:lang w:val="ru-RU"/>
+        </w:rPr>
+        <w:t xml:space="preserve"> </w:t>
+      </w:r>
+      <w:r>
+        <w:rPr>
+          <w:lang w:val="ru-RU"/>
+        </w:rPr>
+        <w:t>это диффур, в котором ускорение является второй производной от координат.</w:t>
+      </w:r>
+    </w:p>
+    <w:p>
+      <w:pPr>
+        <w:rPr>
+          <w:rFonts w:ascii="Times New Roman" w:hAnsi="Times New Roman" w:cs="Times New Roman"/>
+          <w:sz w:val="24"/>
+          <w:szCs w:val="24"/>
+          <w:lang w:val="ru-RU"/>
+        </w:rPr>
+      </w:pPr>
+      <w:r>
+        <w:rPr>
+          <w:rFonts w:ascii="Times New Roman" w:hAnsi="Times New Roman" w:cs="Times New Roman"/>
+          <w:sz w:val="24"/>
+          <w:szCs w:val="24"/>
+          <w:lang w:val="ru-RU"/>
+        </w:rPr>
+        <w:t xml:space="preserve">Объяснение Пуанкаре — это защита от скепсиса Юма, но есть одно </w:t>
+      </w:r>
+      <w:r>
+        <w:rPr>
+          <w:rFonts w:ascii="Times New Roman" w:hAnsi="Times New Roman" w:cs="Times New Roman"/>
+          <w:sz w:val="24"/>
+          <w:szCs w:val="24"/>
+          <w:lang w:val="ru-RU"/>
+        </w:rPr>
+        <w:t>«</w:t>
+      </w:r>
+      <w:r>
+        <w:rPr>
+          <w:rFonts w:ascii="Times New Roman" w:hAnsi="Times New Roman" w:cs="Times New Roman"/>
+          <w:sz w:val="24"/>
+          <w:szCs w:val="24"/>
+          <w:lang w:val="ru-RU"/>
+        </w:rPr>
+        <w:t>но</w:t>
+      </w:r>
+      <w:r>
+        <w:rPr>
+          <w:rFonts w:ascii="Times New Roman" w:hAnsi="Times New Roman" w:cs="Times New Roman"/>
+          <w:sz w:val="24"/>
+          <w:szCs w:val="24"/>
+          <w:lang w:val="ru-RU"/>
+        </w:rPr>
+        <w:t>»</w:t>
+      </w:r>
+      <w:r>
+        <w:rPr>
+          <w:rFonts w:ascii="Times New Roman" w:hAnsi="Times New Roman" w:cs="Times New Roman"/>
+          <w:sz w:val="24"/>
+          <w:szCs w:val="24"/>
+          <w:lang w:val="ru-RU"/>
+        </w:rPr>
+        <w:t>, с которым столкнулся сам Пуанкаре.</w:t>
+      </w:r>
+    </w:p>
+    <w:p>
+      <w:pPr>
+        <w:pStyle w:val="Heading4"/>
+        <w:rPr>
+          <w:lang w:val="ru-RU"/>
+        </w:rPr>
+      </w:pPr>
+      <w:r>
+        <w:rPr>
+          <w:lang w:val="ru-RU"/>
+        </w:rPr>
+        <w:t xml:space="preserve">Задача </w:t>
+      </w:r>
+      <w:r>
+        <w:t xml:space="preserve">N </w:t>
+      </w:r>
+      <w:r>
+        <w:rPr>
+          <w:lang w:val="ru-RU"/>
+        </w:rPr>
+        <w:t>тел</w:t>
+      </w:r>
+    </w:p>
+    <w:p>
+      <w:pPr>
+        <w:rPr>
+          <w:rFonts w:ascii="Times New Roman" w:hAnsi="Times New Roman" w:cs="Times New Roman"/>
+          <w:sz w:val="24"/>
+          <w:szCs w:val="24"/>
+          <w:lang w:val="ru-RU"/>
+        </w:rPr>
+      </w:pPr>
+      <w:r>
+        <w:rPr>
+          <w:rFonts w:ascii="Times New Roman" w:hAnsi="Times New Roman" w:cs="Times New Roman"/>
+          <w:sz w:val="24"/>
+          <w:szCs w:val="24"/>
+          <w:lang w:val="ru-RU"/>
+        </w:rPr>
+        <w:t>Ещё со времен Бернулли существует</w:t>
+      </w:r>
+      <w:r>
+        <w:rPr>
+          <w:rFonts w:ascii="Times New Roman" w:hAnsi="Times New Roman" w:cs="Times New Roman"/>
+          <w:sz w:val="24"/>
+          <w:szCs w:val="24"/>
+          <w:lang w:val="ru-RU"/>
+        </w:rPr>
+        <w:t xml:space="preserve"> </w:t>
+      </w:r>
+      <w:r>
+        <w:rPr>
+          <w:rFonts w:ascii="Times New Roman" w:hAnsi="Times New Roman" w:cs="Times New Roman"/>
+          <w:sz w:val="24"/>
+          <w:szCs w:val="24"/>
+          <w:lang w:val="ru-RU"/>
+        </w:rPr>
+        <w:t>решение</w:t>
+      </w:r>
+      <w:r>
+        <w:rPr>
+          <w:rFonts w:ascii="Times New Roman" w:hAnsi="Times New Roman" w:cs="Times New Roman"/>
+          <w:sz w:val="24"/>
+          <w:szCs w:val="24"/>
+          <w:lang w:val="ru-RU"/>
+        </w:rPr>
+        <w:t xml:space="preserve"> </w:t>
+      </w:r>
+      <w:r>
+        <w:rPr>
+          <w:rFonts w:ascii="Times New Roman" w:hAnsi="Times New Roman" w:cs="Times New Roman"/>
+          <w:sz w:val="24"/>
+          <w:szCs w:val="24"/>
+          <w:lang w:val="ru-RU"/>
+        </w:rPr>
+        <w:t>в общем виде</w:t>
+      </w:r>
+      <w:r>
+        <w:rPr>
+          <w:rFonts w:ascii="Times New Roman" w:hAnsi="Times New Roman" w:cs="Times New Roman"/>
+          <w:sz w:val="24"/>
+          <w:szCs w:val="24"/>
+          <w:lang w:val="ru-RU"/>
+        </w:rPr>
+        <w:t xml:space="preserve"> </w:t>
+      </w:r>
+      <w:proofErr w:type="spellStart"/>
+      <w:r>
+        <w:rPr>
+          <w:rFonts w:ascii="Times New Roman" w:hAnsi="Times New Roman" w:cs="Times New Roman"/>
+          <w:sz w:val="24"/>
+          <w:szCs w:val="24"/>
+          <w:lang w:val="ru-RU"/>
+        </w:rPr>
+        <w:t>диффуров</w:t>
+      </w:r>
+      <w:proofErr w:type="spellEnd"/>
+      <w:r>
+        <w:rPr>
+          <w:rFonts w:ascii="Times New Roman" w:hAnsi="Times New Roman" w:cs="Times New Roman"/>
+          <w:sz w:val="24"/>
+          <w:szCs w:val="24"/>
+          <w:lang w:val="ru-RU"/>
+        </w:rPr>
+        <w:t xml:space="preserve"> </w:t>
+      </w:r>
+      <w:r>
+        <w:rPr>
+          <w:rFonts w:ascii="Times New Roman" w:hAnsi="Times New Roman" w:cs="Times New Roman"/>
+          <w:sz w:val="24"/>
+          <w:szCs w:val="24"/>
+          <w:lang w:val="ru-RU"/>
+        </w:rPr>
+        <w:t>для системы</w:t>
+      </w:r>
+      <w:r>
+        <w:rPr>
+          <w:rFonts w:ascii="Times New Roman" w:hAnsi="Times New Roman" w:cs="Times New Roman"/>
+          <w:sz w:val="24"/>
+          <w:szCs w:val="24"/>
+          <w:lang w:val="ru-RU"/>
+        </w:rPr>
+        <w:t xml:space="preserve"> из </w:t>
+      </w:r>
+      <w:r>
+        <w:rPr>
+          <w:rFonts w:ascii="Times New Roman" w:hAnsi="Times New Roman" w:cs="Times New Roman"/>
+          <w:sz w:val="24"/>
+          <w:szCs w:val="24"/>
+          <w:lang w:val="ru-RU"/>
+        </w:rPr>
+        <w:t>двух тел</w:t>
+      </w:r>
+      <w:r>
+        <w:rPr>
+          <w:rFonts w:ascii="Times New Roman" w:hAnsi="Times New Roman" w:cs="Times New Roman"/>
+          <w:sz w:val="24"/>
+          <w:szCs w:val="24"/>
+          <w:lang w:val="ru-RU"/>
+        </w:rPr>
+        <w:t xml:space="preserve">. Это значит, что </w:t>
+      </w:r>
+      <w:r>
+        <w:rPr>
+          <w:rFonts w:ascii="Times New Roman" w:hAnsi="Times New Roman" w:cs="Times New Roman"/>
+          <w:sz w:val="24"/>
+          <w:szCs w:val="24"/>
+          <w:lang w:val="ru-RU"/>
+        </w:rPr>
+        <w:t>возможно предсказать, как себя поведут тела в систем</w:t>
+      </w:r>
+      <w:r>
+        <w:rPr>
+          <w:rFonts w:ascii="Times New Roman" w:hAnsi="Times New Roman" w:cs="Times New Roman"/>
+          <w:sz w:val="24"/>
+          <w:szCs w:val="24"/>
+          <w:lang w:val="ru-RU"/>
+        </w:rPr>
+        <w:t>е из двух тел</w:t>
+      </w:r>
+      <w:r>
+        <w:rPr>
+          <w:rFonts w:ascii="Times New Roman" w:hAnsi="Times New Roman" w:cs="Times New Roman"/>
+          <w:sz w:val="24"/>
+          <w:szCs w:val="24"/>
+          <w:lang w:val="ru-RU"/>
+        </w:rPr>
+        <w:t xml:space="preserve"> в любой момент </w:t>
+      </w:r>
+      <w:r>
+        <w:rPr>
+          <w:rFonts w:ascii="Times New Roman" w:hAnsi="Times New Roman" w:cs="Times New Roman"/>
+          <w:sz w:val="24"/>
+          <w:szCs w:val="24"/>
+          <w:lang w:val="ru-RU"/>
+        </w:rPr>
+        <w:t>будущего</w:t>
+      </w:r>
+      <w:r>
+        <w:rPr>
+          <w:rFonts w:ascii="Times New Roman" w:hAnsi="Times New Roman" w:cs="Times New Roman"/>
+          <w:sz w:val="24"/>
+          <w:szCs w:val="24"/>
+          <w:lang w:val="ru-RU"/>
+        </w:rPr>
+        <w:t>.</w:t>
+      </w:r>
+      <w:r>
+        <w:rPr>
+          <w:rFonts w:ascii="Times New Roman" w:hAnsi="Times New Roman" w:cs="Times New Roman"/>
+          <w:sz w:val="24"/>
+          <w:szCs w:val="24"/>
+          <w:lang w:val="ru-RU"/>
+        </w:rPr>
+        <w:t xml:space="preserve"> Датский король </w:t>
+      </w:r>
+      <w:r>
+        <w:rPr>
+          <w:rFonts w:ascii="Times New Roman" w:hAnsi="Times New Roman" w:cs="Times New Roman"/>
+          <w:sz w:val="24"/>
+          <w:szCs w:val="24"/>
+          <w:lang w:val="ru-RU"/>
+        </w:rPr>
+        <w:t>Оскар II в 1885 году</w:t>
+      </w:r>
+      <w:r>
+        <w:rPr>
+          <w:rFonts w:ascii="Times New Roman" w:hAnsi="Times New Roman" w:cs="Times New Roman"/>
+          <w:sz w:val="24"/>
+          <w:szCs w:val="24"/>
+          <w:lang w:val="ru-RU"/>
+        </w:rPr>
+        <w:t xml:space="preserve"> </w:t>
+      </w:r>
+      <w:r>
+        <w:rPr>
+          <w:rFonts w:ascii="Times New Roman" w:hAnsi="Times New Roman" w:cs="Times New Roman"/>
+          <w:sz w:val="24"/>
+          <w:szCs w:val="24"/>
+          <w:lang w:val="ru-RU"/>
+        </w:rPr>
+        <w:t xml:space="preserve">объявил премию за решение </w:t>
+      </w:r>
+      <w:r>
+        <w:rPr>
+          <w:rFonts w:ascii="Times New Roman" w:hAnsi="Times New Roman" w:cs="Times New Roman"/>
+          <w:sz w:val="24"/>
+          <w:szCs w:val="24"/>
+          <w:lang w:val="ru-RU"/>
+        </w:rPr>
+        <w:t>уравнения для системы более чем из двух тел.</w:t>
+      </w:r>
+    </w:p>
+    <w:p>
+      <w:pPr>
+        <w:rPr>
+          <w:rFonts w:ascii="Times New Roman" w:hAnsi="Times New Roman" w:cs="Times New Roman"/>
+          <w:sz w:val="24"/>
+          <w:szCs w:val="24"/>
+          <w:lang w:val="ru-RU"/>
+        </w:rPr>
+      </w:pPr>
+      <w:r>
+        <w:rPr>
+          <w:rFonts w:ascii="Times New Roman" w:hAnsi="Times New Roman" w:cs="Times New Roman"/>
+          <w:sz w:val="24"/>
+          <w:szCs w:val="24"/>
+          <w:lang w:val="ru-RU"/>
+        </w:rPr>
+        <w:t>В результате в</w:t>
+      </w:r>
+      <w:r>
+        <w:rPr>
+          <w:rFonts w:ascii="Times New Roman" w:hAnsi="Times New Roman" w:cs="Times New Roman"/>
+          <w:sz w:val="24"/>
+          <w:szCs w:val="24"/>
+          <w:lang w:val="ru-RU"/>
+        </w:rPr>
+        <w:t xml:space="preserve"> процессе исследований оказалось, что при вводе в систему третьего тела появляется </w:t>
+      </w:r>
+      <w:r>
+        <w:rPr>
+          <w:rFonts w:ascii="Times New Roman" w:hAnsi="Times New Roman" w:cs="Times New Roman"/>
+          <w:b/>
+          <w:bCs/>
+          <w:sz w:val="24"/>
+          <w:szCs w:val="24"/>
+          <w:lang w:val="ru-RU"/>
+        </w:rPr>
+        <w:t>чувствительная зависимость от начальных условий</w:t>
+      </w:r>
+      <w:r>
+        <w:rPr>
+          <w:rFonts w:ascii="Times New Roman" w:hAnsi="Times New Roman" w:cs="Times New Roman"/>
+          <w:sz w:val="24"/>
+          <w:szCs w:val="24"/>
+          <w:lang w:val="ru-RU"/>
+        </w:rPr>
+        <w:t>, или</w:t>
+      </w:r>
+      <w:r>
+        <w:rPr>
+          <w:rFonts w:ascii="Times New Roman" w:hAnsi="Times New Roman" w:cs="Times New Roman"/>
+          <w:sz w:val="24"/>
+          <w:szCs w:val="24"/>
+          <w:lang w:val="ru-RU"/>
+        </w:rPr>
+        <w:t xml:space="preserve"> </w:t>
+      </w:r>
+      <w:r>
+        <w:rPr>
+          <w:rFonts w:ascii="Times New Roman" w:hAnsi="Times New Roman" w:cs="Times New Roman"/>
+          <w:sz w:val="24"/>
+          <w:szCs w:val="24"/>
+          <w:lang w:val="ru-RU"/>
+        </w:rPr>
+        <w:t>хаос</w:t>
+      </w:r>
+      <w:r>
+        <w:rPr>
+          <w:rFonts w:ascii="Times New Roman" w:hAnsi="Times New Roman" w:cs="Times New Roman"/>
+          <w:sz w:val="24"/>
+          <w:szCs w:val="24"/>
+          <w:lang w:val="ru-RU"/>
+        </w:rPr>
+        <w:t>; п</w:t>
+      </w:r>
+      <w:r>
+        <w:rPr>
+          <w:rFonts w:ascii="Times New Roman" w:hAnsi="Times New Roman" w:cs="Times New Roman"/>
+          <w:sz w:val="24"/>
+          <w:szCs w:val="24"/>
+          <w:lang w:val="ru-RU"/>
+        </w:rPr>
+        <w:t>оявляются такие сценарии, при которых предсказание поведения системы становится невозможным.</w:t>
+      </w:r>
+      <w:r>
+        <w:rPr>
+          <w:rFonts w:ascii="Times New Roman" w:hAnsi="Times New Roman" w:cs="Times New Roman"/>
+          <w:sz w:val="24"/>
+          <w:szCs w:val="24"/>
+          <w:lang w:val="ru-RU"/>
+        </w:rPr>
+        <w:t xml:space="preserve"> Любая, даже самая ничтожная погрешность при вводе начальных данных породит абсолютно неверный прогноз; проблема в том,</w:t>
+      </w:r>
+      <w:r>
+        <w:rPr>
+          <w:rFonts w:ascii="Times New Roman" w:hAnsi="Times New Roman" w:cs="Times New Roman"/>
+          <w:sz w:val="24"/>
+          <w:szCs w:val="24"/>
+          <w:lang w:val="ru-RU"/>
+        </w:rPr>
+        <w:t xml:space="preserve"> что</w:t>
+      </w:r>
+      <w:r>
+        <w:rPr>
+          <w:rFonts w:ascii="Times New Roman" w:hAnsi="Times New Roman" w:cs="Times New Roman"/>
+          <w:sz w:val="24"/>
+          <w:szCs w:val="24"/>
+          <w:lang w:val="ru-RU"/>
+        </w:rPr>
+        <w:t xml:space="preserve"> невозможно измерить начальные состояния </w:t>
+      </w:r>
+      <w:r>
+        <w:rPr>
+          <w:rFonts w:ascii="Times New Roman" w:hAnsi="Times New Roman" w:cs="Times New Roman"/>
+          <w:sz w:val="24"/>
+          <w:szCs w:val="24"/>
+          <w:lang w:val="ru-RU"/>
+        </w:rPr>
+        <w:t>полностью</w:t>
+      </w:r>
+      <w:r>
+        <w:rPr>
+          <w:rFonts w:ascii="Times New Roman" w:hAnsi="Times New Roman" w:cs="Times New Roman"/>
+          <w:sz w:val="24"/>
+          <w:szCs w:val="24"/>
+          <w:lang w:val="ru-RU"/>
+        </w:rPr>
+        <w:t xml:space="preserve"> без погрешностей и это не зависит от качества используемой </w:t>
+      </w:r>
+      <w:r>
+        <w:rPr>
+          <w:rFonts w:ascii="Times New Roman" w:hAnsi="Times New Roman" w:cs="Times New Roman"/>
+          <w:sz w:val="24"/>
+          <w:szCs w:val="24"/>
+          <w:lang w:val="ru-RU"/>
+        </w:rPr>
+        <w:lastRenderedPageBreak/>
+        <w:t>техники</w:t>
+      </w:r>
+      <w:r>
+        <w:rPr>
+          <w:rFonts w:ascii="Times New Roman" w:hAnsi="Times New Roman" w:cs="Times New Roman"/>
+          <w:sz w:val="24"/>
+          <w:szCs w:val="24"/>
+          <w:lang w:val="ru-RU"/>
+        </w:rPr>
+        <w:t>; более того, хаос — это точный, детерминированный системой уравнений прогноз.</w:t>
+      </w:r>
+    </w:p>
+    <w:p>
+      <w:pPr>
+        <w:rPr>
+          <w:rFonts w:ascii="Times New Roman" w:hAnsi="Times New Roman" w:cs="Times New Roman"/>
+          <w:sz w:val="24"/>
+          <w:szCs w:val="24"/>
+          <w:lang w:val="ru-RU"/>
+        </w:rPr>
+      </w:pPr>
+      <w:r>
+        <w:rPr>
+          <w:rFonts w:ascii="Times New Roman" w:hAnsi="Times New Roman" w:cs="Times New Roman"/>
+          <w:b/>
+          <w:bCs/>
+          <w:sz w:val="24"/>
+          <w:szCs w:val="24"/>
+          <w:lang w:val="ru-RU"/>
+        </w:rPr>
+        <w:t>Детерминированный</w:t>
+      </w:r>
+      <w:r>
+        <w:rPr>
+          <w:rFonts w:ascii="Times New Roman" w:hAnsi="Times New Roman" w:cs="Times New Roman"/>
+          <w:sz w:val="24"/>
+          <w:szCs w:val="24"/>
+          <w:lang w:val="ru-RU"/>
+        </w:rPr>
+        <w:t xml:space="preserve">, или </w:t>
+      </w:r>
+      <w:r>
+        <w:rPr>
+          <w:rFonts w:ascii="Times New Roman" w:hAnsi="Times New Roman" w:cs="Times New Roman"/>
+          <w:b/>
+          <w:bCs/>
+          <w:sz w:val="24"/>
+          <w:szCs w:val="24"/>
+          <w:lang w:val="ru-RU"/>
+        </w:rPr>
+        <w:t>динамический</w:t>
+      </w:r>
+      <w:r>
+        <w:rPr>
+          <w:rFonts w:ascii="Times New Roman" w:hAnsi="Times New Roman" w:cs="Times New Roman"/>
+          <w:b/>
+          <w:bCs/>
+          <w:sz w:val="24"/>
+          <w:szCs w:val="24"/>
+          <w:lang w:val="ru-RU"/>
+        </w:rPr>
+        <w:t xml:space="preserve"> хаос</w:t>
+      </w:r>
+      <w:r>
+        <w:rPr>
+          <w:rFonts w:ascii="Times New Roman" w:hAnsi="Times New Roman" w:cs="Times New Roman"/>
+          <w:sz w:val="24"/>
+          <w:szCs w:val="24"/>
+          <w:lang w:val="ru-RU"/>
+        </w:rPr>
+        <w:t xml:space="preserve"> — </w:t>
+      </w:r>
+      <w:r>
+        <w:rPr>
+          <w:rFonts w:ascii="Times New Roman" w:hAnsi="Times New Roman" w:cs="Times New Roman"/>
+          <w:sz w:val="24"/>
+          <w:szCs w:val="24"/>
+          <w:lang w:val="ru-RU"/>
+        </w:rPr>
+        <w:t xml:space="preserve">это </w:t>
+      </w:r>
+      <w:r>
+        <w:rPr>
+          <w:rFonts w:ascii="Times New Roman" w:hAnsi="Times New Roman" w:cs="Times New Roman"/>
+          <w:sz w:val="24"/>
+          <w:szCs w:val="24"/>
+          <w:lang w:val="ru-RU"/>
+        </w:rPr>
+        <w:t>парадокс</w:t>
+      </w:r>
+      <w:r>
+        <w:rPr>
+          <w:rFonts w:ascii="Times New Roman" w:hAnsi="Times New Roman" w:cs="Times New Roman"/>
+          <w:sz w:val="24"/>
+          <w:szCs w:val="24"/>
+          <w:lang w:val="ru-RU"/>
+        </w:rPr>
+        <w:t>, выведенный математикой</w:t>
+      </w:r>
+      <w:r>
+        <w:rPr>
+          <w:rFonts w:ascii="Times New Roman" w:hAnsi="Times New Roman" w:cs="Times New Roman"/>
+          <w:sz w:val="24"/>
+          <w:szCs w:val="24"/>
+          <w:lang w:val="ru-RU"/>
+        </w:rPr>
+        <w:t>.</w:t>
+      </w:r>
+      <w:r>
+        <w:rPr>
+          <w:rFonts w:ascii="Times New Roman" w:hAnsi="Times New Roman" w:cs="Times New Roman"/>
+          <w:sz w:val="24"/>
+          <w:szCs w:val="24"/>
+          <w:lang w:val="ru-RU"/>
+        </w:rPr>
+        <w:t xml:space="preserve"> </w:t>
+      </w:r>
+      <w:r>
+        <w:rPr>
+          <w:rFonts w:ascii="Times New Roman" w:hAnsi="Times New Roman" w:cs="Times New Roman"/>
+          <w:sz w:val="24"/>
+          <w:szCs w:val="24"/>
+          <w:lang w:val="ru-RU"/>
+        </w:rPr>
+        <w:t>Как пример, п</w:t>
+      </w:r>
+      <w:r>
+        <w:rPr>
+          <w:rFonts w:ascii="Times New Roman" w:hAnsi="Times New Roman" w:cs="Times New Roman"/>
+          <w:sz w:val="24"/>
+          <w:szCs w:val="24"/>
+          <w:lang w:val="ru-RU"/>
+        </w:rPr>
+        <w:t xml:space="preserve">оведение трёх тел детерминировано с помощью всем известного закона </w:t>
+      </w:r>
+      <w:r>
+        <w:rPr>
+          <w:rFonts w:ascii="Times New Roman" w:hAnsi="Times New Roman" w:cs="Times New Roman"/>
+          <w:sz w:val="24"/>
+          <w:szCs w:val="24"/>
+          <w:lang w:val="ru-RU"/>
+        </w:rPr>
+        <w:t xml:space="preserve">всемирного </w:t>
+      </w:r>
+      <w:r>
+        <w:rPr>
+          <w:rFonts w:ascii="Times New Roman" w:hAnsi="Times New Roman" w:cs="Times New Roman"/>
+          <w:sz w:val="24"/>
+          <w:szCs w:val="24"/>
+          <w:lang w:val="ru-RU"/>
+        </w:rPr>
+        <w:t>тяготения</w:t>
+      </w:r>
+      <w:r>
+        <w:rPr>
+          <w:rFonts w:ascii="Times New Roman" w:hAnsi="Times New Roman" w:cs="Times New Roman"/>
+          <w:sz w:val="24"/>
+          <w:szCs w:val="24"/>
+          <w:lang w:val="ru-RU"/>
+        </w:rPr>
+        <w:t xml:space="preserve"> и подчиняется ему</w:t>
+      </w:r>
+      <w:r>
+        <w:rPr>
+          <w:rFonts w:ascii="Times New Roman" w:hAnsi="Times New Roman" w:cs="Times New Roman"/>
+          <w:sz w:val="24"/>
+          <w:szCs w:val="24"/>
+          <w:lang w:val="ru-RU"/>
+        </w:rPr>
+        <w:t>:</w:t>
+      </w:r>
+    </w:p>
+    <w:p>
+      <w:pPr>
+        <w:rPr>
+          <w:rFonts w:ascii="Times New Roman" w:hAnsi="Times New Roman" w:cs="Times New Roman"/>
+          <w:sz w:val="24"/>
+          <w:szCs w:val="24"/>
+          <w:lang w:val="ru-RU"/>
+        </w:rPr>
+      </w:pPr>
+      <w:r>
+        <w:rPr>
+          <w:rFonts w:ascii="Times New Roman" w:hAnsi="Times New Roman" w:cs="Times New Roman"/>
+          <w:sz w:val="24"/>
+          <w:szCs w:val="24"/>
+          <w:lang w:val="ru-RU"/>
+        </w:rPr>
+        <w:t xml:space="preserve"> </w:t>
+      </w:r>
+      <w:r>
+        <w:rPr>
+          <w:rFonts w:ascii="Times New Roman" w:hAnsi="Times New Roman" w:cs="Times New Roman"/>
+          <w:noProof/>
+          <w:sz w:val="24"/>
+          <w:szCs w:val="24"/>
+          <w:lang w:val="ru-RU"/>
+        </w:rPr>
+        <w:drawing>
+          <wp:inline distT="0" distB="0" distL="0" distR="0">
+            <wp:extent cx="996337" cy="488271"/>
+            <wp:effectExtent l="0" t="0" r="0" b="0"/>
+            <wp:docPr id="1908323269" name="Picture 1"/>
+            <wp:cNvGraphicFramePr>
+              <a:graphicFrameLocks xmlns:a="http://schemas.openxmlformats.org/drawingml/2006/main" noChangeAspect="1"/>
+            </wp:cNvGraphicFramePr>
+            <a:graphic xmlns:a="http://schemas.openxmlformats.org/drawingml/2006/main">
+              <a:graphicData uri="http://schemas.openxmlformats.org/drawingml/2006/picture">
+                <pic:pic xmlns:pic="http://schemas.openxmlformats.org/drawingml/2006/picture">
+                  <pic:nvPicPr>
+                    <pic:cNvPr id="1908323269" name="Picture 1908323269"/>
+                    <pic:cNvPicPr/>
+                  </pic:nvPicPr>
+                  <pic:blipFill>
+                    <a:blip r:embed="rId7" cstate="print">
+                      <a:extLst>
+                        <a:ext uri="{28A0092B-C50C-407E-A947-70E740481C1C}">
+                          <a14:useLocalDpi xmlns:a14="http://schemas.microsoft.com/office/drawing/2010/main" val="0"/>
+                        </a:ext>
+                      </a:extLst>
+                    </a:blip>
+                    <a:stretch>
+                      <a:fillRect/>
+                    </a:stretch>
+                  </pic:blipFill>
+                  <pic:spPr>
+                    <a:xfrm>
+                      <a:off x="0" y="0"/>
+                      <a:ext cx="1042775" cy="511029"/>
+                    </a:xfrm>
+                    <a:prstGeom prst="rect">
+                      <a:avLst/>
+                    </a:prstGeom>
+                  </pic:spPr>
+                </pic:pic>
+              </a:graphicData>
+            </a:graphic>
+          </wp:inline>
+        </w:drawing>
+      </w:r>
+    </w:p>
+    <w:p>
+      <w:pPr>
+        <w:rPr>
+          <w:rFonts w:ascii="Times New Roman" w:hAnsi="Times New Roman" w:cs="Times New Roman"/>
+          <w:sz w:val="24"/>
+          <w:szCs w:val="24"/>
+          <w:lang w:val="ru-RU"/>
+        </w:rPr>
+      </w:pPr>
+      <w:r>
+        <w:rPr>
+          <w:rFonts w:ascii="Times New Roman" w:hAnsi="Times New Roman" w:cs="Times New Roman"/>
+          <w:sz w:val="24"/>
+          <w:szCs w:val="24"/>
+          <w:lang w:val="ru-RU"/>
+        </w:rPr>
+        <w:t xml:space="preserve">И сделать </w:t>
+      </w:r>
+      <w:r>
+        <w:rPr>
+          <w:rFonts w:ascii="Times New Roman" w:hAnsi="Times New Roman" w:cs="Times New Roman"/>
+          <w:sz w:val="24"/>
+          <w:szCs w:val="24"/>
+          <w:lang w:val="ru-RU"/>
+        </w:rPr>
+        <w:t>с помощью него предсказание (что есть изначальная цель), становится крайней проблематичным.</w:t>
+      </w:r>
+    </w:p>
+    <w:p>
+      <w:pPr>
+        <w:rPr>
+          <w:rFonts w:ascii="Times New Roman" w:hAnsi="Times New Roman" w:cs="Times New Roman"/>
+          <w:sz w:val="24"/>
+          <w:szCs w:val="24"/>
+          <w:lang w:val="ru-RU"/>
+        </w:rPr>
+      </w:pPr>
+      <w:r>
+        <w:rPr>
+          <w:rFonts w:ascii="Times New Roman" w:hAnsi="Times New Roman" w:cs="Times New Roman"/>
+          <w:sz w:val="24"/>
+          <w:szCs w:val="24"/>
+          <w:lang w:val="ru-RU"/>
+        </w:rPr>
+        <w:t xml:space="preserve">До Пуанкаре считалось, что проблема в отсутствии нужного метода решения, но сам Пуанкаре, столкнувшись с задачей </w:t>
+      </w:r>
+      <w:r>
+        <w:rPr>
+          <w:rFonts w:ascii="Times New Roman" w:hAnsi="Times New Roman" w:cs="Times New Roman"/>
+          <w:sz w:val="24"/>
+          <w:szCs w:val="24"/>
+        </w:rPr>
+        <w:t>n</w:t>
+      </w:r>
+      <w:r>
+        <w:rPr>
+          <w:rFonts w:ascii="Times New Roman" w:hAnsi="Times New Roman" w:cs="Times New Roman"/>
+          <w:sz w:val="24"/>
+          <w:szCs w:val="24"/>
+          <w:lang w:val="ru-RU"/>
+        </w:rPr>
+        <w:t xml:space="preserve"> </w:t>
+      </w:r>
+      <w:r>
+        <w:rPr>
+          <w:rFonts w:ascii="Times New Roman" w:hAnsi="Times New Roman" w:cs="Times New Roman"/>
+          <w:sz w:val="24"/>
+          <w:szCs w:val="24"/>
+          <w:lang w:val="ru-RU"/>
+        </w:rPr>
+        <w:t>тел сделал вывод, что, судя по всему, проблема не в методе, но в самой физической системе.</w:t>
+      </w:r>
+    </w:p>
+    <w:p>
+      <w:pPr>
+        <w:rPr>
+          <w:rFonts w:ascii="Times New Roman" w:hAnsi="Times New Roman" w:cs="Times New Roman"/>
+          <w:sz w:val="24"/>
+          <w:szCs w:val="24"/>
+          <w:lang w:val="ru-RU"/>
+        </w:rPr>
+      </w:pPr>
+      <w:r>
+        <w:rPr>
+          <w:rFonts w:ascii="Times New Roman" w:hAnsi="Times New Roman" w:cs="Times New Roman"/>
+          <w:sz w:val="24"/>
+          <w:szCs w:val="24"/>
+          <w:u w:val="single"/>
+          <w:lang w:val="ru-RU"/>
+        </w:rPr>
+        <w:t>Законосообразность и предсказуемость это не одно и тоже</w:t>
+      </w:r>
+      <w:r>
+        <w:rPr>
+          <w:rFonts w:ascii="Times New Roman" w:hAnsi="Times New Roman" w:cs="Times New Roman"/>
+          <w:sz w:val="24"/>
+          <w:szCs w:val="24"/>
+          <w:lang w:val="ru-RU"/>
+        </w:rPr>
+        <w:t>.</w:t>
+      </w:r>
+    </w:p>
+    <w:p>
+      <w:pPr>
+        <w:pStyle w:val="Heading4"/>
+        <w:rPr>
+          <w:lang w:val="ru-RU"/>
+        </w:rPr>
+      </w:pPr>
+      <w:r>
+        <w:rPr>
+          <w:lang w:val="ru-RU"/>
+        </w:rPr>
+        <w:t>С точки зрения Юма</w:t>
+      </w:r>
+      <w:r>
+        <w:rPr>
+          <w:lang w:val="ru-RU"/>
+        </w:rPr>
+        <w:t>-2</w:t>
+      </w:r>
+    </w:p>
+    <w:p>
+      <w:pPr>
+        <w:rPr>
+          <w:rFonts w:ascii="Times New Roman" w:hAnsi="Times New Roman" w:cs="Times New Roman"/>
+          <w:sz w:val="24"/>
+          <w:szCs w:val="24"/>
+          <w:lang w:val="ru-RU"/>
+        </w:rPr>
+      </w:pPr>
+      <w:r>
+        <w:rPr>
+          <w:rFonts w:ascii="Times New Roman" w:hAnsi="Times New Roman" w:cs="Times New Roman"/>
+          <w:sz w:val="24"/>
+          <w:szCs w:val="24"/>
+          <w:lang w:val="ru-RU"/>
+        </w:rPr>
+        <w:t>Итого: несмотря на то, что математический закон Пуанкаре есть, из него не следует определённое физическое его проявление.</w:t>
+      </w:r>
+      <w:r>
+        <w:rPr>
+          <w:rFonts w:ascii="Times New Roman" w:hAnsi="Times New Roman" w:cs="Times New Roman"/>
+          <w:sz w:val="24"/>
+          <w:szCs w:val="24"/>
+          <w:lang w:val="ru-RU"/>
+        </w:rPr>
+        <w:t xml:space="preserve"> Нельзя точно предсказать будущее поведение системы (читай мира) — и это именно то, о чем говорит Юм, называя закон вероятностным знанием.</w:t>
+      </w:r>
+    </w:p>
+    <w:p>
+      <w:pPr>
+        <w:rPr>
+          <w:rFonts w:ascii="Times New Roman" w:hAnsi="Times New Roman" w:cs="Times New Roman"/>
+          <w:sz w:val="24"/>
+          <w:szCs w:val="24"/>
+          <w:lang w:val="ru-RU"/>
+        </w:rPr>
+      </w:pPr>
+      <w:r>
+        <w:rPr>
+          <w:rFonts w:ascii="Times New Roman" w:hAnsi="Times New Roman" w:cs="Times New Roman"/>
+          <w:sz w:val="24"/>
+          <w:szCs w:val="24"/>
+          <w:lang w:val="ru-RU"/>
+        </w:rPr>
+        <w:t>С точки зрения Юма объяснение Пуанкаре это использование одного из трёх режимов воображения</w:t>
+      </w:r>
+      <w:r>
+        <w:rPr>
+          <w:rFonts w:ascii="Times New Roman" w:hAnsi="Times New Roman" w:cs="Times New Roman"/>
+          <w:sz w:val="24"/>
+          <w:szCs w:val="24"/>
+          <w:lang w:val="ru-RU"/>
+        </w:rPr>
+        <w:t xml:space="preserve"> </w:t>
+      </w:r>
+      <w:r>
+        <w:rPr>
+          <w:rFonts w:ascii="Times New Roman" w:hAnsi="Times New Roman" w:cs="Times New Roman"/>
+          <w:i/>
+          <w:iCs/>
+          <w:sz w:val="24"/>
+          <w:szCs w:val="24"/>
+        </w:rPr>
+        <w:t>demonstration</w:t>
+      </w:r>
+      <w:r>
+        <w:rPr>
+          <w:rFonts w:ascii="Times New Roman" w:hAnsi="Times New Roman" w:cs="Times New Roman"/>
+          <w:i/>
+          <w:iCs/>
+          <w:sz w:val="24"/>
+          <w:szCs w:val="24"/>
+          <w:lang w:val="ru-RU"/>
+        </w:rPr>
+        <w:t>.</w:t>
+      </w:r>
+      <w:r>
+        <w:rPr>
+          <w:rFonts w:ascii="Times New Roman" w:hAnsi="Times New Roman" w:cs="Times New Roman"/>
+          <w:i/>
+          <w:iCs/>
+          <w:sz w:val="24"/>
+          <w:szCs w:val="24"/>
+          <w:lang w:val="ru-RU"/>
+        </w:rPr>
+        <w:t xml:space="preserve"> </w:t>
+      </w:r>
+      <w:r>
+        <w:rPr>
+          <w:rFonts w:ascii="Times New Roman" w:hAnsi="Times New Roman" w:cs="Times New Roman"/>
+          <w:sz w:val="24"/>
+          <w:szCs w:val="24"/>
+          <w:lang w:val="ru-RU"/>
+        </w:rPr>
+        <w:t xml:space="preserve">Этот режим </w:t>
+      </w:r>
+      <w:r>
+        <w:rPr>
+          <w:rFonts w:ascii="Times New Roman" w:hAnsi="Times New Roman" w:cs="Times New Roman"/>
+          <w:sz w:val="24"/>
+          <w:szCs w:val="24"/>
+          <w:lang w:val="ru-RU"/>
+        </w:rPr>
+        <w:t>не зависит</w:t>
+      </w:r>
+      <w:r>
+        <w:rPr>
+          <w:rFonts w:ascii="Times New Roman" w:hAnsi="Times New Roman" w:cs="Times New Roman"/>
+          <w:sz w:val="24"/>
+          <w:szCs w:val="24"/>
+          <w:lang w:val="ru-RU"/>
+        </w:rPr>
+        <w:t xml:space="preserve"> от</w:t>
+      </w:r>
+      <w:r>
+        <w:rPr>
+          <w:rFonts w:ascii="Times New Roman" w:hAnsi="Times New Roman" w:cs="Times New Roman"/>
+          <w:sz w:val="24"/>
+          <w:szCs w:val="24"/>
+          <w:lang w:val="ru-RU"/>
+        </w:rPr>
+        <w:t>о</w:t>
+      </w:r>
+      <w:r>
+        <w:rPr>
+          <w:rFonts w:ascii="Times New Roman" w:hAnsi="Times New Roman" w:cs="Times New Roman"/>
+          <w:sz w:val="24"/>
+          <w:szCs w:val="24"/>
+          <w:lang w:val="ru-RU"/>
+        </w:rPr>
+        <w:t xml:space="preserve"> всякой нестабильности и радикальной новизны</w:t>
+      </w:r>
+      <w:r>
+        <w:rPr>
+          <w:rFonts w:ascii="Times New Roman" w:hAnsi="Times New Roman" w:cs="Times New Roman"/>
+          <w:sz w:val="24"/>
+          <w:szCs w:val="24"/>
+          <w:lang w:val="ru-RU"/>
+        </w:rPr>
+        <w:t xml:space="preserve"> </w:t>
+      </w:r>
+      <w:r>
+        <w:rPr>
+          <w:rFonts w:ascii="Times New Roman" w:hAnsi="Times New Roman" w:cs="Times New Roman"/>
+          <w:i/>
+          <w:iCs/>
+          <w:sz w:val="24"/>
+          <w:szCs w:val="24"/>
+          <w:lang w:val="ru-RU"/>
+        </w:rPr>
+        <w:t>поля</w:t>
+      </w:r>
+      <w:r>
+        <w:rPr>
+          <w:rFonts w:ascii="Times New Roman" w:hAnsi="Times New Roman" w:cs="Times New Roman"/>
+          <w:i/>
+          <w:iCs/>
+          <w:sz w:val="24"/>
+          <w:szCs w:val="24"/>
+          <w:lang w:val="ru-RU"/>
+        </w:rPr>
+        <w:t xml:space="preserve"> опыта</w:t>
+      </w:r>
+      <w:r>
+        <w:rPr>
+          <w:rFonts w:ascii="Times New Roman" w:hAnsi="Times New Roman" w:cs="Times New Roman"/>
+          <w:sz w:val="24"/>
+          <w:szCs w:val="24"/>
+          <w:lang w:val="ru-RU"/>
+        </w:rPr>
+        <w:t xml:space="preserve">; извлечение из массива </w:t>
+      </w:r>
+      <w:r>
+        <w:rPr>
+          <w:rFonts w:ascii="Times New Roman" w:hAnsi="Times New Roman" w:cs="Times New Roman"/>
+          <w:i/>
+          <w:iCs/>
+          <w:sz w:val="24"/>
+          <w:szCs w:val="24"/>
+          <w:lang w:val="ru-RU"/>
+        </w:rPr>
+        <w:t>идей</w:t>
+      </w:r>
+      <w:r>
+        <w:rPr>
+          <w:rFonts w:ascii="Times New Roman" w:hAnsi="Times New Roman" w:cs="Times New Roman"/>
+          <w:sz w:val="24"/>
+          <w:szCs w:val="24"/>
+          <w:lang w:val="ru-RU"/>
+        </w:rPr>
+        <w:t xml:space="preserve"> только тех </w:t>
+      </w:r>
+      <w:r>
+        <w:rPr>
+          <w:rFonts w:ascii="Times New Roman" w:hAnsi="Times New Roman" w:cs="Times New Roman"/>
+          <w:i/>
+          <w:iCs/>
+          <w:sz w:val="24"/>
+          <w:szCs w:val="24"/>
+          <w:lang w:val="ru-RU"/>
+        </w:rPr>
+        <w:t>идей</w:t>
+      </w:r>
+      <w:r>
+        <w:rPr>
+          <w:rFonts w:ascii="Times New Roman" w:hAnsi="Times New Roman" w:cs="Times New Roman"/>
+          <w:sz w:val="24"/>
+          <w:szCs w:val="24"/>
+          <w:lang w:val="ru-RU"/>
+        </w:rPr>
+        <w:t>, которые могут строго друг с другом согласовываться.</w:t>
+      </w:r>
+      <w:r>
+        <w:rPr>
+          <w:rFonts w:ascii="Times New Roman" w:hAnsi="Times New Roman" w:cs="Times New Roman"/>
+          <w:sz w:val="24"/>
+          <w:szCs w:val="24"/>
+          <w:lang w:val="ru-RU"/>
+        </w:rPr>
+        <w:t xml:space="preserve"> В таком режиме можно вывести закон, но все эмпирические проявления такого закона будут нести </w:t>
+      </w:r>
+      <w:r>
+        <w:rPr>
+          <w:rFonts w:ascii="Times New Roman" w:hAnsi="Times New Roman" w:cs="Times New Roman"/>
+          <w:sz w:val="24"/>
+          <w:szCs w:val="24"/>
+          <w:lang w:val="ru-RU"/>
+        </w:rPr>
+        <w:t>вероятностный</w:t>
+      </w:r>
+      <w:r>
+        <w:rPr>
+          <w:rFonts w:ascii="Times New Roman" w:hAnsi="Times New Roman" w:cs="Times New Roman"/>
+          <w:sz w:val="24"/>
+          <w:szCs w:val="24"/>
+          <w:lang w:val="ru-RU"/>
+        </w:rPr>
+        <w:t xml:space="preserve"> характер</w:t>
+      </w:r>
+      <w:r>
+        <w:rPr>
+          <w:rFonts w:ascii="Times New Roman" w:hAnsi="Times New Roman" w:cs="Times New Roman"/>
+          <w:sz w:val="24"/>
+          <w:szCs w:val="24"/>
+          <w:lang w:val="ru-RU"/>
+        </w:rPr>
+        <w:t>.</w:t>
+      </w:r>
+    </w:p>
+    <w:p>
+      <w:pPr>
+        <w:pStyle w:val="Heading3"/>
+        <w:rPr>
+          <w:lang w:val="ru-RU"/>
+        </w:rPr>
+      </w:pPr>
+      <w:r>
+        <w:rPr>
+          <w:lang w:val="ru-RU"/>
+        </w:rPr>
+        <w:t>Заключение</w:t>
+      </w:r>
+    </w:p>
+    <w:p>
+      <w:pPr>
+        <w:rPr>
+          <w:rFonts w:ascii="Times New Roman" w:hAnsi="Times New Roman" w:cs="Times New Roman"/>
+          <w:sz w:val="24"/>
+          <w:szCs w:val="24"/>
+          <w:lang w:val="ru-RU"/>
+        </w:rPr>
+      </w:pPr>
+      <w:r>
+        <w:rPr>
+          <w:rFonts w:ascii="Times New Roman" w:hAnsi="Times New Roman" w:cs="Times New Roman"/>
+          <w:sz w:val="24"/>
+          <w:szCs w:val="24"/>
+          <w:lang w:val="ru-RU"/>
+        </w:rPr>
+        <w:t>Экспериментальная наука — это не аргумент против Юма.</w:t>
+      </w:r>
+      <w:r>
+        <w:rPr>
+          <w:rFonts w:ascii="Times New Roman" w:hAnsi="Times New Roman" w:cs="Times New Roman"/>
+          <w:sz w:val="24"/>
+          <w:szCs w:val="24"/>
+          <w:lang w:val="ru-RU"/>
+        </w:rPr>
+        <w:t xml:space="preserve"> Это не значит, что Юм прав, </w:t>
+      </w:r>
+      <w:r>
+        <w:rPr>
+          <w:rFonts w:ascii="Times New Roman" w:hAnsi="Times New Roman" w:cs="Times New Roman"/>
+          <w:sz w:val="24"/>
+          <w:szCs w:val="24"/>
+          <w:lang w:val="ru-RU"/>
+        </w:rPr>
+        <w:t>но,</w:t>
+      </w:r>
+      <w:r>
+        <w:rPr>
+          <w:rFonts w:ascii="Times New Roman" w:hAnsi="Times New Roman" w:cs="Times New Roman"/>
+          <w:sz w:val="24"/>
+          <w:szCs w:val="24"/>
+          <w:lang w:val="ru-RU"/>
+        </w:rPr>
+        <w:t xml:space="preserve"> чтобы победить его теорию, нужен другой набор аргументов.</w:t>
+      </w:r>
+      <w:r>
+        <w:rPr>
+          <w:rFonts w:ascii="Times New Roman" w:hAnsi="Times New Roman" w:cs="Times New Roman"/>
+          <w:sz w:val="24"/>
+          <w:szCs w:val="24"/>
+          <w:lang w:val="ru-RU"/>
+        </w:rPr>
+        <w:t xml:space="preserve"> Впереди предстоит изучить самы</w:t>
+      </w:r>
+      <w:r>
+        <w:rPr>
+          <w:rFonts w:ascii="Times New Roman" w:hAnsi="Times New Roman" w:cs="Times New Roman"/>
+          <w:sz w:val="24"/>
+          <w:szCs w:val="24"/>
+          <w:lang w:val="ru-RU"/>
+        </w:rPr>
+        <w:t>е</w:t>
+      </w:r>
+      <w:r>
+        <w:rPr>
+          <w:rFonts w:ascii="Times New Roman" w:hAnsi="Times New Roman" w:cs="Times New Roman"/>
+          <w:sz w:val="24"/>
+          <w:szCs w:val="24"/>
+          <w:lang w:val="ru-RU"/>
+        </w:rPr>
+        <w:t xml:space="preserve"> главны</w:t>
+      </w:r>
+      <w:r>
+        <w:rPr>
+          <w:rFonts w:ascii="Times New Roman" w:hAnsi="Times New Roman" w:cs="Times New Roman"/>
+          <w:sz w:val="24"/>
+          <w:szCs w:val="24"/>
+          <w:lang w:val="ru-RU"/>
+        </w:rPr>
+        <w:t xml:space="preserve">е для </w:t>
+      </w:r>
+      <w:r>
+        <w:rPr>
+          <w:rFonts w:ascii="Times New Roman" w:hAnsi="Times New Roman" w:cs="Times New Roman"/>
+          <w:sz w:val="24"/>
+          <w:szCs w:val="24"/>
+          <w:lang w:val="ru-RU"/>
+        </w:rPr>
+        <w:t>Юма</w:t>
+      </w:r>
+      <w:r>
+        <w:rPr>
+          <w:rFonts w:ascii="Times New Roman" w:hAnsi="Times New Roman" w:cs="Times New Roman"/>
+          <w:sz w:val="24"/>
+          <w:szCs w:val="24"/>
+          <w:lang w:val="ru-RU"/>
+        </w:rPr>
+        <w:t xml:space="preserve"> вопрос</w:t>
+      </w:r>
+      <w:r>
+        <w:rPr>
+          <w:rFonts w:ascii="Times New Roman" w:hAnsi="Times New Roman" w:cs="Times New Roman"/>
+          <w:sz w:val="24"/>
+          <w:szCs w:val="24"/>
+          <w:lang w:val="ru-RU"/>
+        </w:rPr>
+        <w:t>ы</w:t>
+      </w:r>
+      <w:r>
+        <w:rPr>
+          <w:rFonts w:ascii="Times New Roman" w:hAnsi="Times New Roman" w:cs="Times New Roman"/>
+          <w:sz w:val="24"/>
+          <w:szCs w:val="24"/>
+          <w:lang w:val="ru-RU"/>
+        </w:rPr>
+        <w:t>, например, о</w:t>
+      </w:r>
+      <w:r>
+        <w:rPr>
+          <w:rFonts w:ascii="Times New Roman" w:hAnsi="Times New Roman" w:cs="Times New Roman"/>
+          <w:sz w:val="24"/>
+          <w:szCs w:val="24"/>
+          <w:lang w:val="ru-RU"/>
+        </w:rPr>
+        <w:t xml:space="preserve">ткуда берутся другие люди? Ведь пока было показано только существования субъекта как </w:t>
+      </w:r>
+      <w:r>
+        <w:rPr>
+          <w:rFonts w:ascii="Times New Roman" w:hAnsi="Times New Roman" w:cs="Times New Roman"/>
+          <w:sz w:val="24"/>
+          <w:szCs w:val="24"/>
+          <w:lang w:val="ru-RU"/>
+        </w:rPr>
+        <w:t xml:space="preserve">одного единственного </w:t>
+      </w:r>
+      <w:r>
+        <w:rPr>
+          <w:rFonts w:ascii="Times New Roman" w:hAnsi="Times New Roman" w:cs="Times New Roman"/>
+          <w:sz w:val="24"/>
+          <w:szCs w:val="24"/>
+          <w:lang w:val="ru-RU"/>
+        </w:rPr>
+        <w:t>«я».</w:t>
       </w:r>
     </w:p>
     <w:sectPr>
@@ -3855,6 +8261,28 @@
       <w:szCs w:val="26"/>
     </w:rPr>
   </w:style>
+  <w:style w:type="paragraph" w:styleId="Heading4">
+    <w:name w:val="heading 4"/>
+    <w:basedOn w:val="Normal"/>
+    <w:next w:val="Normal"/>
+    <w:link w:val="Heading4Char"/>
+    <w:uiPriority w:val="9"/>
+    <w:unhideWhenUsed/>
+    <w:qFormat/>
+    <w:rsid w:val="006028FD"/>
+    <w:pPr>
+      <w:keepNext/>
+      <w:keepLines/>
+      <w:spacing w:before="40" w:after="0"/>
+      <w:outlineLvl w:val="3"/>
+    </w:pPr>
+    <w:rPr>
+      <w:rFonts w:asciiTheme="majorHAnsi" w:eastAsiaTheme="majorEastAsia" w:hAnsiTheme="majorHAnsi" w:cstheme="majorBidi"/>
+      <w:i/>
+      <w:iCs/>
+      <w:color w:val="365F91" w:themeColor="accent1" w:themeShade="BF"/>
+    </w:rPr>
+  </w:style>
   <w:style w:type="character" w:default="1" w:styleId="DefaultParagraphFont">
     <w:name w:val="Default Paragraph Font"/>
     <w:uiPriority w:val="1"/>
@@ -3947,6 +8375,19 @@
       <w:color w:val="365F91" w:themeColor="accent1" w:themeShade="BF"/>
       <w:sz w:val="32"/>
       <w:szCs w:val="32"/>
+    </w:rPr>
+  </w:style>
+  <w:style w:type="character" w:customStyle="1" w:styleId="Heading4Char">
+    <w:name w:val="Heading 4 Char"/>
+    <w:basedOn w:val="DefaultParagraphFont"/>
+    <w:link w:val="Heading4"/>
+    <w:uiPriority w:val="9"/>
+    <w:rsid w:val="006028FD"/>
+    <w:rPr>
+      <w:rFonts w:asciiTheme="majorHAnsi" w:eastAsiaTheme="majorEastAsia" w:hAnsiTheme="majorHAnsi" w:cstheme="majorBidi"/>
+      <w:i/>
+      <w:iCs/>
+      <w:color w:val="365F91" w:themeColor="accent1" w:themeShade="BF"/>
     </w:rPr>
   </w:style>
 </w:styles>

--- a/lesson-34.docx
+++ b/lesson-34.docx
@@ -8608,16 +8608,7 @@
           <w:szCs w:val="24"/>
           <w:lang w:val="ru-RU"/>
         </w:rPr>
-        <w:t>Объяснение Пуанкаре — это защита от скепсиса Юма, но есть одно «но», с которым столкнулся сам Пуанкаре.</w:t>
-      </w:r>
-      <w:r>
-        <w:rPr>
-          <w:rFonts w:ascii="Times New Roman" w:hAnsi="Times New Roman" w:cs="Times New Roman"/>
-          <w:sz w:val="24"/>
-          <w:szCs w:val="24"/>
-          <w:lang w:val="ru-RU"/>
-        </w:rPr>
-        <w:t xml:space="preserve"> </w:t>
+        <w:t xml:space="preserve">Объяснение Пуанкаре — это защита от скепсиса Юма, но есть одно «но», с которым столкнулся сам Пуанкаре. </w:t>
       </w:r>
       <w:r>
         <w:rPr>
@@ -8973,25 +8964,7 @@
           <w:szCs w:val="24"/>
           <w:lang w:val="ru-RU"/>
         </w:rPr>
-        <w:t xml:space="preserve"> </w:t>
-      </w:r>
-      <w:r>
-        <w:rPr>
-          <w:rFonts w:ascii="Times New Roman" w:hAnsi="Times New Roman" w:cs="Times New Roman"/>
-          <w:sz w:val="24"/>
-          <w:szCs w:val="24"/>
-          <w:lang w:val="ru-RU"/>
-        </w:rPr>
-        <w:t>невозможн</w:t>
-      </w:r>
-      <w:r>
-        <w:rPr>
-          <w:rFonts w:ascii="Times New Roman" w:hAnsi="Times New Roman" w:cs="Times New Roman"/>
-          <w:sz w:val="24"/>
-          <w:szCs w:val="24"/>
-          <w:lang w:val="ru-RU"/>
-        </w:rPr>
-        <w:t>о</w:t>
+        <w:t xml:space="preserve"> невозможно</w:t>
       </w:r>
       <w:r>
         <w:rPr>
@@ -9948,7 +9921,7 @@
     </w:p>
     <w:p>
       <w:pPr>
-        <w:pStyle w:val="Heading3"/>
+        <w:pStyle w:val="Heading2"/>
         <w:rPr>
           <w:lang w:val="ru-RU"/>
         </w:rPr>
